--- a/docs/Gait_Analysis_Methods.docx
+++ b/docs/Gait_Analysis_Methods.docx
@@ -351,7 +351,7 @@
               <w:tab/>
             </w:r>
             <w:r>
-              <w:t>12</w:t>
+              <w:t>13</w:t>
             </w:r>
           </w:hyperlink>
         </w:p>
@@ -383,7 +383,7 @@
               <w:tab/>
             </w:r>
             <w:r>
-              <w:t>14</w:t>
+              <w:t>15</w:t>
             </w:r>
           </w:hyperlink>
         </w:p>
@@ -399,7 +399,7 @@
               <w:tab/>
             </w:r>
             <w:r>
-              <w:t>14</w:t>
+              <w:t>15</w:t>
             </w:r>
           </w:hyperlink>
         </w:p>
@@ -415,7 +415,7 @@
               <w:tab/>
             </w:r>
             <w:r>
-              <w:t>15</w:t>
+              <w:t>16</w:t>
             </w:r>
           </w:hyperlink>
         </w:p>
@@ -431,7 +431,7 @@
               <w:tab/>
             </w:r>
             <w:r>
-              <w:t>16</w:t>
+              <w:t>17</w:t>
             </w:r>
           </w:hyperlink>
         </w:p>
@@ -447,7 +447,7 @@
               <w:tab/>
             </w:r>
             <w:r>
-              <w:t>17</w:t>
+              <w:t>18</w:t>
             </w:r>
           </w:hyperlink>
         </w:p>
@@ -463,7 +463,7 @@
               <w:tab/>
             </w:r>
             <w:r>
-              <w:t>18</w:t>
+              <w:t>19</w:t>
             </w:r>
           </w:hyperlink>
         </w:p>
@@ -479,7 +479,7 @@
               <w:tab/>
             </w:r>
             <w:r>
-              <w:t>19</w:t>
+              <w:t>20</w:t>
             </w:r>
           </w:hyperlink>
         </w:p>
@@ -495,7 +495,7 @@
               <w:tab/>
             </w:r>
             <w:r>
-              <w:t>19</w:t>
+              <w:t>20</w:t>
             </w:r>
           </w:hyperlink>
         </w:p>
@@ -511,7 +511,7 @@
               <w:tab/>
             </w:r>
             <w:r>
-              <w:t>20</w:t>
+              <w:t>21</w:t>
             </w:r>
           </w:hyperlink>
         </w:p>
@@ -527,7 +527,7 @@
               <w:tab/>
             </w:r>
             <w:r>
-              <w:t>21</w:t>
+              <w:t>22</w:t>
             </w:r>
           </w:hyperlink>
         </w:p>
@@ -543,7 +543,7 @@
               <w:tab/>
             </w:r>
             <w:r>
-              <w:t>21</w:t>
+              <w:t>22</w:t>
             </w:r>
           </w:hyperlink>
         </w:p>
@@ -559,7 +559,7 @@
               <w:tab/>
             </w:r>
             <w:r>
-              <w:t>22</w:t>
+              <w:t>23</w:t>
             </w:r>
           </w:hyperlink>
         </w:p>
@@ -575,7 +575,7 @@
               <w:tab/>
             </w:r>
             <w:r>
-              <w:t>23</w:t>
+              <w:t>24</w:t>
             </w:r>
           </w:hyperlink>
         </w:p>
@@ -591,7 +591,7 @@
               <w:tab/>
             </w:r>
             <w:r>
-              <w:t>24</w:t>
+              <w:t>25</w:t>
             </w:r>
           </w:hyperlink>
         </w:p>
@@ -607,7 +607,7 @@
               <w:tab/>
             </w:r>
             <w:r>
-              <w:t>27</w:t>
+              <w:t>28</w:t>
             </w:r>
           </w:hyperlink>
         </w:p>
@@ -623,7 +623,7 @@
               <w:tab/>
             </w:r>
             <w:r>
-              <w:t>27</w:t>
+              <w:t>28</w:t>
             </w:r>
           </w:hyperlink>
         </w:p>
@@ -639,7 +639,7 @@
               <w:tab/>
             </w:r>
             <w:r>
-              <w:t>27</w:t>
+              <w:t>28</w:t>
             </w:r>
           </w:hyperlink>
         </w:p>
@@ -655,7 +655,7 @@
               <w:tab/>
             </w:r>
             <w:r>
-              <w:t>28</w:t>
+              <w:t>29</w:t>
             </w:r>
           </w:hyperlink>
         </w:p>
@@ -671,7 +671,7 @@
               <w:tab/>
             </w:r>
             <w:r>
-              <w:t>30</w:t>
+              <w:t>31</w:t>
             </w:r>
           </w:hyperlink>
         </w:p>
@@ -687,7 +687,7 @@
               <w:tab/>
             </w:r>
             <w:r>
-              <w:t>32</w:t>
+              <w:t>33</w:t>
             </w:r>
           </w:hyperlink>
         </w:p>
@@ -703,7 +703,7 @@
               <w:tab/>
             </w:r>
             <w:r>
-              <w:t>32</w:t>
+              <w:t>33</w:t>
             </w:r>
           </w:hyperlink>
         </w:p>
@@ -719,7 +719,7 @@
               <w:tab/>
             </w:r>
             <w:r>
-              <w:t>32</w:t>
+              <w:t>33</w:t>
             </w:r>
           </w:hyperlink>
         </w:p>
@@ -735,7 +735,7 @@
               <w:tab/>
             </w:r>
             <w:r>
-              <w:t>32</w:t>
+              <w:t>33</w:t>
             </w:r>
           </w:hyperlink>
         </w:p>
@@ -751,7 +751,7 @@
               <w:tab/>
             </w:r>
             <w:r>
-              <w:t>32</w:t>
+              <w:t>33</w:t>
             </w:r>
           </w:hyperlink>
         </w:p>
@@ -767,7 +767,7 @@
               <w:tab/>
             </w:r>
             <w:r>
-              <w:t>32</w:t>
+              <w:t>33</w:t>
             </w:r>
           </w:hyperlink>
         </w:p>
@@ -783,7 +783,7 @@
               <w:tab/>
             </w:r>
             <w:r>
-              <w:t>35</w:t>
+              <w:t>36</w:t>
             </w:r>
           </w:hyperlink>
         </w:p>
@@ -799,7 +799,7 @@
               <w:tab/>
             </w:r>
             <w:r>
-              <w:t>37</w:t>
+              <w:t>38</w:t>
             </w:r>
           </w:hyperlink>
         </w:p>
@@ -815,7 +815,7 @@
               <w:tab/>
             </w:r>
             <w:r>
-              <w:t>40</w:t>
+              <w:t>41</w:t>
             </w:r>
           </w:hyperlink>
         </w:p>
@@ -831,7 +831,7 @@
               <w:tab/>
             </w:r>
             <w:r>
-              <w:t>40</w:t>
+              <w:t>41</w:t>
             </w:r>
           </w:hyperlink>
         </w:p>
@@ -847,7 +847,7 @@
               <w:tab/>
             </w:r>
             <w:r>
-              <w:t>40</w:t>
+              <w:t>41</w:t>
             </w:r>
           </w:hyperlink>
         </w:p>
@@ -863,7 +863,7 @@
               <w:tab/>
             </w:r>
             <w:r>
-              <w:t>43</w:t>
+              <w:t>44</w:t>
             </w:r>
           </w:hyperlink>
         </w:p>
@@ -879,7 +879,7 @@
               <w:tab/>
             </w:r>
             <w:r>
-              <w:t>43</w:t>
+              <w:t>44</w:t>
             </w:r>
           </w:hyperlink>
         </w:p>
@@ -895,7 +895,7 @@
               <w:tab/>
             </w:r>
             <w:r>
-              <w:t>43</w:t>
+              <w:t>44</w:t>
             </w:r>
           </w:hyperlink>
         </w:p>
@@ -911,7 +911,7 @@
               <w:tab/>
             </w:r>
             <w:r>
-              <w:t>44</w:t>
+              <w:t>45</w:t>
             </w:r>
           </w:hyperlink>
         </w:p>
@@ -927,7 +927,7 @@
               <w:tab/>
             </w:r>
             <w:r>
-              <w:t>44</w:t>
+              <w:t>45</w:t>
             </w:r>
           </w:hyperlink>
         </w:p>
@@ -943,7 +943,7 @@
               <w:tab/>
             </w:r>
             <w:r>
-              <w:t>45</w:t>
+              <w:t>46</w:t>
             </w:r>
           </w:hyperlink>
         </w:p>
@@ -959,7 +959,7 @@
               <w:tab/>
             </w:r>
             <w:r>
-              <w:t>45</w:t>
+              <w:t>46</w:t>
             </w:r>
           </w:hyperlink>
         </w:p>
@@ -975,7 +975,7 @@
               <w:tab/>
             </w:r>
             <w:r>
-              <w:t>46</w:t>
+              <w:t>47</w:t>
             </w:r>
           </w:hyperlink>
         </w:p>
@@ -991,7 +991,7 @@
               <w:tab/>
             </w:r>
             <w:r>
-              <w:t>46</w:t>
+              <w:t>47</w:t>
             </w:r>
           </w:hyperlink>
         </w:p>
@@ -1007,7 +1007,7 @@
               <w:tab/>
             </w:r>
             <w:r>
-              <w:t>46</w:t>
+              <w:t>47</w:t>
             </w:r>
           </w:hyperlink>
         </w:p>
@@ -1023,7 +1023,7 @@
               <w:tab/>
             </w:r>
             <w:r>
-              <w:t>46</w:t>
+              <w:t>47</w:t>
             </w:r>
           </w:hyperlink>
         </w:p>
@@ -1039,7 +1039,7 @@
               <w:tab/>
             </w:r>
             <w:r>
-              <w:t>47</w:t>
+              <w:t>48</w:t>
             </w:r>
           </w:hyperlink>
         </w:p>
@@ -1055,7 +1055,7 @@
               <w:tab/>
             </w:r>
             <w:r>
-              <w:t>48</w:t>
+              <w:t>49</w:t>
             </w:r>
           </w:hyperlink>
         </w:p>
@@ -1071,7 +1071,7 @@
               <w:tab/>
             </w:r>
             <w:r>
-              <w:t>51</w:t>
+              <w:t>52</w:t>
             </w:r>
           </w:hyperlink>
         </w:p>
@@ -1087,7 +1087,7 @@
               <w:tab/>
             </w:r>
             <w:r>
-              <w:t>51</w:t>
+              <w:t>52</w:t>
             </w:r>
           </w:hyperlink>
         </w:p>
@@ -1103,7 +1103,7 @@
               <w:tab/>
             </w:r>
             <w:r>
-              <w:t>51</w:t>
+              <w:t>52</w:t>
             </w:r>
           </w:hyperlink>
         </w:p>
@@ -1119,7 +1119,7 @@
               <w:tab/>
             </w:r>
             <w:r>
-              <w:t>53</w:t>
+              <w:t>54</w:t>
             </w:r>
           </w:hyperlink>
         </w:p>
@@ -1135,7 +1135,7 @@
               <w:tab/>
             </w:r>
             <w:r>
-              <w:t>53</w:t>
+              <w:t>54</w:t>
             </w:r>
           </w:hyperlink>
         </w:p>
@@ -1151,7 +1151,7 @@
               <w:tab/>
             </w:r>
             <w:r>
-              <w:t>53</w:t>
+              <w:t>54</w:t>
             </w:r>
           </w:hyperlink>
         </w:p>
@@ -1167,7 +1167,7 @@
               <w:tab/>
             </w:r>
             <w:r>
-              <w:t>53</w:t>
+              <w:t>54</w:t>
             </w:r>
           </w:hyperlink>
         </w:p>
@@ -1183,7 +1183,7 @@
               <w:tab/>
             </w:r>
             <w:r>
-              <w:t>56</w:t>
+              <w:t>57</w:t>
             </w:r>
           </w:hyperlink>
         </w:p>
@@ -1199,7 +1199,7 @@
               <w:tab/>
             </w:r>
             <w:r>
-              <w:t>56</w:t>
+              <w:t>57</w:t>
             </w:r>
           </w:hyperlink>
         </w:p>
@@ -1215,7 +1215,7 @@
               <w:tab/>
             </w:r>
             <w:r>
-              <w:t>56</w:t>
+              <w:t>57</w:t>
             </w:r>
           </w:hyperlink>
         </w:p>
@@ -1231,7 +1231,7 @@
               <w:tab/>
             </w:r>
             <w:r>
-              <w:t>59</w:t>
+              <w:t>60</w:t>
             </w:r>
           </w:hyperlink>
         </w:p>
@@ -1247,7 +1247,7 @@
               <w:tab/>
             </w:r>
             <w:r>
-              <w:t>61</w:t>
+              <w:t>62</w:t>
             </w:r>
           </w:hyperlink>
         </w:p>
@@ -1263,7 +1263,7 @@
               <w:tab/>
             </w:r>
             <w:r>
-              <w:t>61</w:t>
+              <w:t>62</w:t>
             </w:r>
           </w:hyperlink>
         </w:p>
@@ -1279,7 +1279,7 @@
               <w:tab/>
             </w:r>
             <w:r>
-              <w:t>62</w:t>
+              <w:t>63</w:t>
             </w:r>
           </w:hyperlink>
         </w:p>
@@ -1295,7 +1295,7 @@
               <w:tab/>
             </w:r>
             <w:r>
-              <w:t>66</w:t>
+              <w:t>67</w:t>
             </w:r>
           </w:hyperlink>
         </w:p>
@@ -1311,7 +1311,7 @@
               <w:tab/>
             </w:r>
             <w:r>
-              <w:t>68</w:t>
+              <w:t>69</w:t>
             </w:r>
           </w:hyperlink>
         </w:p>
@@ -1327,7 +1327,7 @@
               <w:tab/>
             </w:r>
             <w:r>
-              <w:t>68</w:t>
+              <w:t>69</w:t>
             </w:r>
           </w:hyperlink>
         </w:p>
@@ -1343,7 +1343,7 @@
               <w:tab/>
             </w:r>
             <w:r>
-              <w:t>68</w:t>
+              <w:t>69</w:t>
             </w:r>
           </w:hyperlink>
         </w:p>
@@ -1359,7 +1359,7 @@
               <w:tab/>
             </w:r>
             <w:r>
-              <w:t>68</w:t>
+              <w:t>69</w:t>
             </w:r>
           </w:hyperlink>
         </w:p>
@@ -1375,7 +1375,7 @@
               <w:tab/>
             </w:r>
             <w:r>
-              <w:t>69</w:t>
+              <w:t>70</w:t>
             </w:r>
           </w:hyperlink>
         </w:p>
@@ -1391,7 +1391,7 @@
               <w:tab/>
             </w:r>
             <w:r>
-              <w:t>69</w:t>
+              <w:t>71</w:t>
             </w:r>
           </w:hyperlink>
         </w:p>
@@ -1407,7 +1407,7 @@
               <w:tab/>
             </w:r>
             <w:r>
-              <w:t>71</w:t>
+              <w:t>72</w:t>
             </w:r>
           </w:hyperlink>
         </w:p>
@@ -1423,7 +1423,7 @@
               <w:tab/>
             </w:r>
             <w:r>
-              <w:t>71</w:t>
+              <w:t>72</w:t>
             </w:r>
           </w:hyperlink>
         </w:p>
@@ -1439,7 +1439,7 @@
               <w:tab/>
             </w:r>
             <w:r>
-              <w:t>73</w:t>
+              <w:t>74</w:t>
             </w:r>
           </w:hyperlink>
         </w:p>
@@ -1455,7 +1455,7 @@
               <w:tab/>
             </w:r>
             <w:r>
-              <w:t>76</w:t>
+              <w:t>77</w:t>
             </w:r>
           </w:hyperlink>
         </w:p>
@@ -1471,7 +1471,7 @@
               <w:tab/>
             </w:r>
             <w:r>
-              <w:t>77</w:t>
+              <w:t>78</w:t>
             </w:r>
           </w:hyperlink>
         </w:p>
@@ -1487,7 +1487,7 @@
               <w:tab/>
             </w:r>
             <w:r>
-              <w:t>79</w:t>
+              <w:t>80</w:t>
             </w:r>
           </w:hyperlink>
           <w:r>
@@ -4960,9 +4960,9 @@
       <w:r>
         <w:drawing>
           <wp:inline>
-            <wp:extent cx="5943600" cy="2058109"/>
+            <wp:extent cx="5943600" cy="1943435"/>
             <wp:effectExtent b="0" l="0" r="0" t="0"/>
-            <wp:docPr descr="Figure 2. A: the scanned boot (grey), its sole points under the foot (orange) and under the toe cap (green). B: at push-off the heel is raised 30°. If the boot were rigid, the toe cap would pass 17 mm through the belt (grey points). Bending the toe cap about the MTP by Theia’s toe angle keeps it on the belt (orange and green)." title="" id="37" name="Picture"/>
+            <wp:docPr descr="Figure 2. A: the scanned boot (grey), its sole points under the foot (orange) and under the toe cap (green). B: at push-off the heel is raised 30°. If the boot were rigid, the toe cap would pass 17 mm through the belt (grey points). Bending the toe cap about the MTP, just as far as the belt requires, keeps it on the belt (orange and green)." title="" id="37" name="Picture"/>
             <a:graphic>
               <a:graphicData uri="http://schemas.openxmlformats.org/drawingml/2006/picture">
                 <pic:pic>
@@ -4981,7 +4981,7 @@
                   <pic:spPr bwMode="auto">
                     <a:xfrm>
                       <a:off x="0" y="0"/>
-                      <a:ext cx="5943600" cy="2058109"/>
+                      <a:ext cx="5943600" cy="1943435"/>
                     </a:xfrm>
                     <a:prstGeom prst="rect">
                       <a:avLst/>
@@ -5005,7 +5005,7 @@
         <w:pStyle w:val="ImageCaption"/>
       </w:pPr>
       <w:r>
-        <w:t xml:space="preserve">Figure 2. A: the scanned boot (grey), its sole points under the foot (orange) and under the toe cap (green). B: at push-off the heel is raised 30°. If the boot were rigid, the toe cap would pass 17 mm through the belt (grey points). Bending the toe cap about the MTP by Theia’s toe angle keeps it on the belt (orange and green).</w:t>
+        <w:t xml:space="preserve">Figure 2. A: the scanned boot (grey), its sole points under the foot (orange) and under the toe cap (green). B: at push-off the heel is raised 30°. If the boot were rigid, the toe cap would pass 17 mm through the belt (grey points). Bending the toe cap about the MTP, just as far as the belt requires, keeps it on the belt (orange and green).</w:t>
       </w:r>
     </w:p>
     <w:p>
@@ -5051,7 +5051,7 @@
         <w:t xml:space="preserve"> </w:t>
       </w:r>
       <w:r>
-        <w:t xml:space="preserve">The toe cap bends about the metatarsophalangeal (MTP) joint, following Theia’s toe angle.</w:t>
+        <w:t xml:space="preserve">The toe cap bends about the metatarsophalangeal (MTP) joint. A boot’s toe cap is stiff: it bends when the belt pushes it up at push-off, and springs back once it is off the belt.</w:t>
       </w:r>
     </w:p>
     <w:p>
@@ -5094,24 +5094,9 @@
         <w:t xml:space="preserve"> </w:t>
       </w:r>
       <m:oMath>
-        <m:sSub>
-          <m:e>
-            <m:r>
-              <m:t>θ</m:t>
-            </m:r>
-          </m:e>
-          <m:sub>
-            <m:r>
-              <m:t>t</m:t>
-            </m:r>
-            <m:r>
-              <m:t>o</m:t>
-            </m:r>
-            <m:r>
-              <m:t>e</m:t>
-            </m:r>
-          </m:sub>
-        </m:sSub>
+        <m:r>
+          <m:t>θ</m:t>
+        </m:r>
         <m:r>
           <m:rPr>
             <m:sty m:val="p"/>
@@ -5132,7 +5117,7 @@
         <w:t xml:space="preserve"> </w:t>
       </w:r>
       <w:r>
-        <w:t xml:space="preserve">Theia’s toe angle, and</w:t>
+        <w:t xml:space="preserve">the bend, and</w:t>
       </w:r>
       <w:r>
         <w:t xml:space="preserve"> </w:t>
@@ -5282,24 +5267,9 @@
                   <m:grow/>
                 </m:dPr>
                 <m:e>
-                  <m:sSub>
-                    <m:e>
-                      <m:r>
-                        <m:t>θ</m:t>
-                      </m:r>
-                    </m:e>
-                    <m:sub>
-                      <m:r>
-                        <m:t>t</m:t>
-                      </m:r>
-                      <m:r>
-                        <m:t>o</m:t>
-                      </m:r>
-                      <m:r>
-                        <m:t>e</m:t>
-                      </m:r>
-                    </m:sub>
-                  </m:sSub>
+                  <m:r>
+                    <m:t>θ</m:t>
+                  </m:r>
                   <m:r>
                     <m:rPr>
                       <m:sty m:val="p"/>
@@ -5315,33 +5285,6 @@
                     </m:rPr>
                     <m:t>)</m:t>
                   </m:r>
-                  <m:r>
-                    <m:rPr>
-                      <m:sty m:val="p"/>
-                    </m:rPr>
-                    <m:t>−</m:t>
-                  </m:r>
-                  <m:sSub>
-                    <m:e>
-                      <m:r>
-                        <m:t>θ</m:t>
-                      </m:r>
-                    </m:e>
-                    <m:sub>
-                      <m:r>
-                        <m:t>s</m:t>
-                      </m:r>
-                      <m:r>
-                        <m:t>c</m:t>
-                      </m:r>
-                      <m:r>
-                        <m:t>a</m:t>
-                      </m:r>
-                      <m:r>
-                        <m:t>n</m:t>
-                      </m:r>
-                    </m:sub>
-                  </m:sSub>
                 </m:e>
               </m:d>
               <m:r>
@@ -5401,7 +5344,7 @@
             <m:rPr>
               <m:sty m:val="p"/>
             </m:rPr>
-            <m:t>,</m:t>
+            <m:t>.</m:t>
           </m:r>
         </m:oMath>
       </m:oMathPara>
@@ -5411,7 +5354,251 @@
         <w:pStyle w:val="FirstParagraph"/>
       </w:pPr>
       <w:r>
-        <w:t xml:space="preserve">where</w:t>
+        <w:t xml:space="preserve">The</w:t>
+      </w:r>
+      <w:r>
+        <w:t xml:space="preserve"> </w:t>
+      </w:r>
+      <w:r>
+        <w:rPr>
+          <w:b/>
+          <w:bCs/>
+        </w:rPr>
+        <w:t xml:space="preserve">analysis</w:t>
+      </w:r>
+      <w:r>
+        <w:t xml:space="preserve"> </w:t>
+      </w:r>
+      <w:r>
+        <w:t xml:space="preserve">(gait_analysis.py §5.3) takes</w:t>
+      </w:r>
+      <w:r>
+        <w:t xml:space="preserve"> </w:t>
+      </w:r>
+      <m:oMath>
+        <m:r>
+          <m:t>θ</m:t>
+        </m:r>
+        <m:r>
+          <m:rPr>
+            <m:sty m:val="p"/>
+          </m:rPr>
+          <m:t>(</m:t>
+        </m:r>
+        <m:r>
+          <m:t>t</m:t>
+        </m:r>
+        <m:r>
+          <m:rPr>
+            <m:sty m:val="p"/>
+          </m:rPr>
+          <m:t>)</m:t>
+        </m:r>
+      </m:oMath>
+      <w:r>
+        <w:t xml:space="preserve"> </w:t>
+      </w:r>
+      <w:r>
+        <w:t xml:space="preserve">as the</w:t>
+      </w:r>
+      <w:r>
+        <w:t xml:space="preserve"> </w:t>
+      </w:r>
+      <w:r>
+        <w:rPr>
+          <w:b/>
+          <w:bCs/>
+        </w:rPr>
+        <w:t xml:space="preserve">smallest</w:t>
+      </w:r>
+      <w:r>
+        <w:t xml:space="preserve"> </w:t>
+      </w:r>
+      <w:r>
+        <w:t xml:space="preserve">bend, from 0 to 60° in 0.5° steps (</w:t>
+      </w:r>
+      <w:r>
+        <w:rPr>
+          <w:rStyle w:val="VerbatimChar"/>
+        </w:rPr>
+        <w:t xml:space="preserve">TOE_MAX_BEND_DEG</w:t>
+      </w:r>
+      <w:r>
+        <w:t xml:space="preserve">,</w:t>
+      </w:r>
+      <w:r>
+        <w:t xml:space="preserve"> </w:t>
+      </w:r>
+      <w:r>
+        <w:rPr>
+          <w:rStyle w:val="VerbatimChar"/>
+        </w:rPr>
+        <w:t xml:space="preserve">TOE_BEND_STEP_DEG</w:t>
+      </w:r>
+      <w:r>
+        <w:t xml:space="preserve">), that keeps every point of the toe cap on or above the belt (§3.4). In the air it is zero; at push-off it is just enough. The</w:t>
+      </w:r>
+      <w:r>
+        <w:t xml:space="preserve"> </w:t>
+      </w:r>
+      <w:r>
+        <w:rPr>
+          <w:b/>
+          <w:bCs/>
+        </w:rPr>
+        <w:t xml:space="preserve">event detection</w:t>
+      </w:r>
+      <w:r>
+        <w:t xml:space="preserve"> </w:t>
+      </w:r>
+      <w:r>
+        <w:t xml:space="preserve">(detect_gait_events.py) bends the toe cap by Theia’s toe angle</w:t>
+      </w:r>
+      <w:r>
+        <w:t xml:space="preserve"> </w:t>
+      </w:r>
+      <m:oMath>
+        <m:sSub>
+          <m:e>
+            <m:r>
+              <m:t>θ</m:t>
+            </m:r>
+          </m:e>
+          <m:sub>
+            <m:r>
+              <m:t>t</m:t>
+            </m:r>
+            <m:r>
+              <m:t>o</m:t>
+            </m:r>
+            <m:r>
+              <m:t>e</m:t>
+            </m:r>
+          </m:sub>
+        </m:sSub>
+      </m:oMath>
+      <w:r>
+        <w:t xml:space="preserve">, extension only:</w:t>
+      </w:r>
+      <w:r>
+        <w:t xml:space="preserve"> </w:t>
+      </w:r>
+      <m:oMath>
+        <m:r>
+          <m:t>θ</m:t>
+        </m:r>
+        <m:r>
+          <m:rPr>
+            <m:sty m:val="p"/>
+          </m:rPr>
+          <m:t>(</m:t>
+        </m:r>
+        <m:r>
+          <m:t>t</m:t>
+        </m:r>
+        <m:r>
+          <m:rPr>
+            <m:sty m:val="p"/>
+          </m:rPr>
+          <m:t>)</m:t>
+        </m:r>
+        <m:r>
+          <m:rPr>
+            <m:sty m:val="p"/>
+          </m:rPr>
+          <m:t>=</m:t>
+        </m:r>
+        <m:r>
+          <m:rPr>
+            <m:sty m:val="p"/>
+          </m:rPr>
+          <m:t>max</m:t>
+        </m:r>
+        <m:d>
+          <m:dPr>
+            <m:begChr m:val="("/>
+            <m:sepChr m:val=""/>
+            <m:endChr m:val=")"/>
+            <m:grow/>
+          </m:dPr>
+          <m:e>
+            <m:sSub>
+              <m:e>
+                <m:r>
+                  <m:t>θ</m:t>
+                </m:r>
+              </m:e>
+              <m:sub>
+                <m:r>
+                  <m:t>t</m:t>
+                </m:r>
+                <m:r>
+                  <m:t>o</m:t>
+                </m:r>
+                <m:r>
+                  <m:t>e</m:t>
+                </m:r>
+              </m:sub>
+            </m:sSub>
+            <m:r>
+              <m:rPr>
+                <m:sty m:val="p"/>
+              </m:rPr>
+              <m:t>(</m:t>
+            </m:r>
+            <m:r>
+              <m:t>t</m:t>
+            </m:r>
+            <m:r>
+              <m:rPr>
+                <m:sty m:val="p"/>
+              </m:rPr>
+              <m:t>)</m:t>
+            </m:r>
+            <m:r>
+              <m:rPr>
+                <m:sty m:val="p"/>
+              </m:rPr>
+              <m:t>−</m:t>
+            </m:r>
+            <m:sSub>
+              <m:e>
+                <m:r>
+                  <m:t>θ</m:t>
+                </m:r>
+              </m:e>
+              <m:sub>
+                <m:r>
+                  <m:t>s</m:t>
+                </m:r>
+                <m:r>
+                  <m:t>c</m:t>
+                </m:r>
+                <m:r>
+                  <m:t>a</m:t>
+                </m:r>
+                <m:r>
+                  <m:t>n</m:t>
+                </m:r>
+              </m:sub>
+            </m:sSub>
+            <m:r>
+              <m:rPr>
+                <m:sty m:val="p"/>
+              </m:rPr>
+              <m:t>,</m:t>
+            </m:r>
+            <m:r>
+              <m:t> </m:t>
+            </m:r>
+            <m:r>
+              <m:t>0</m:t>
+            </m:r>
+          </m:e>
+        </m:d>
+      </m:oMath>
+      <w:r>
+        <w:t xml:space="preserve">, with</w:t>
       </w:r>
       <w:r>
         <w:t xml:space="preserve"> </w:t>
@@ -5443,7 +5630,7 @@
         <w:t xml:space="preserve"> </w:t>
       </w:r>
       <w:r>
-        <w:t xml:space="preserve">is the toe angle during the scan (</w:t>
+        <w:t xml:space="preserve">the toe angle during the scan (</w:t>
       </w:r>
       <w:r>
         <w:rPr>
@@ -5452,7 +5639,19 @@
         <w:t xml:space="preserve">TOE_REFERENCE_DEG</w:t>
       </w:r>
       <w:r>
-        <w:t xml:space="preserve">). If the export has the toes’ own 4 × 4 pose, that pose is used directly.</w:t>
+        <w:t xml:space="preserve">,</w:t>
+      </w:r>
+      <w:r>
+        <w:t xml:space="preserve"> </w:t>
+      </w:r>
+      <w:r>
+        <w:rPr>
+          <w:rStyle w:val="VerbatimChar"/>
+        </w:rPr>
+        <w:t xml:space="preserve">TOE_EXTENSION_ONLY</w:t>
+      </w:r>
+      <w:r>
+        <w:t xml:space="preserve">).</w:t>
       </w:r>
     </w:p>
     <w:p>
@@ -5471,6 +5670,69 @@
       </w:r>
       <w:r>
         <w:t xml:space="preserve">— a rigid boot pitched heel-up at push-off drives its toe cap 30–40 mm through the belt (Fig. 2B). That would wreck the contact test in §4.3 (the boot would look as if it touched the wrong belt). It would also wreck the clearance just after toe-off, because the lowest point would be below the belt.</w:t>
+      </w:r>
+      <w:r>
+        <w:t xml:space="preserve"> </w:t>
+      </w:r>
+      <w:r>
+        <w:rPr>
+          <w:b/>
+          <w:bCs/>
+        </w:rPr>
+        <w:t xml:space="preserve">Why not follow Theia’s toe angle both ways</w:t>
+      </w:r>
+      <w:r>
+        <w:t xml:space="preserve"> </w:t>
+      </w:r>
+      <w:r>
+        <w:t xml:space="preserve">— Theia’s toe segment is fitted to a foot inside a stiff boot. In swing it can report toe</w:t>
+      </w:r>
+      <w:r>
+        <w:t xml:space="preserve"> </w:t>
+      </w:r>
+      <w:r>
+        <w:rPr>
+          <w:i/>
+          <w:iCs/>
+        </w:rPr>
+        <w:t xml:space="preserve">flexion</w:t>
+      </w:r>
+      <w:r>
+        <w:t xml:space="preserve">, and a hinge that follows it turns the toe cap</w:t>
+      </w:r>
+      <w:r>
+        <w:t xml:space="preserve"> </w:t>
+      </w:r>
+      <w:r>
+        <w:rPr>
+          <w:i/>
+          <w:iCs/>
+        </w:rPr>
+        <w:t xml:space="preserve">down</w:t>
+      </w:r>
+      <w:r>
+        <w:t xml:space="preserve"> </w:t>
+      </w:r>
+      <w:r>
+        <w:t xml:space="preserve">through the belt. On a synthetic trial, 25° of false flexion moved the mid-swing clearance from about 19 mm to about 5 mm, with some swings below the belt (</w:t>
+      </w:r>
+      <w:r>
+        <w:rPr>
+          <w:rStyle w:val="VerbatimChar"/>
+        </w:rPr>
+        <w:t xml:space="preserve">test_gait_analysis_all_metrics.py</w:t>
+      </w:r>
+      <w:r>
+        <w:t xml:space="preserve">). A bend driven by contact cannot put the boot through the belt. Any part of the boot that is still below the belt is then a pose error of the foot itself, and it is reported (</w:t>
+      </w:r>
+      <w:r>
+        <w:rPr>
+          <w:rStyle w:val="VerbatimChar"/>
+        </w:rPr>
+        <w:t xml:space="preserve">mfc_below_belt_pct</w:t>
+      </w:r>
+      <w:r>
+        <w:t xml:space="preserve">).</w:t>
       </w:r>
     </w:p>
     <w:bookmarkEnd w:id="40"/>
@@ -10958,7 +11220,7 @@
         <w:t xml:space="preserve">world()</w:t>
       </w:r>
       <w:r>
-        <w:t xml:space="preserve">), which uses</w:t>
+        <w:t xml:space="preserve">) and</w:t>
       </w:r>
       <w:r>
         <w:t xml:space="preserve"> </w:t>
@@ -10967,6 +11229,21 @@
         <w:rPr>
           <w:rStyle w:val="VerbatimChar"/>
         </w:rPr>
+        <w:t xml:space="preserve">contact_toe_pose()</w:t>
+      </w:r>
+      <w:r>
+        <w:t xml:space="preserve"> </w:t>
+      </w:r>
+      <w:r>
+        <w:t xml:space="preserve">(the toe cap, §3.3), which use</w:t>
+      </w:r>
+      <w:r>
+        <w:t xml:space="preserve"> </w:t>
+      </w:r>
+      <w:r>
+        <w:rPr>
+          <w:rStyle w:val="VerbatimChar"/>
+        </w:rPr>
         <w:t xml:space="preserve">dge.boot_sole()</w:t>
       </w:r>
       <w:r>
@@ -10982,6 +11259,48 @@
         <w:t xml:space="preserve">dge.toe_hinge()</w:t>
       </w:r>
       <w:r>
+        <w:t xml:space="preserve"> </w:t>
+      </w:r>
+      <w:r>
+        <w:t xml:space="preserve">(for the MTP),</w:t>
+      </w:r>
+      <w:r>
+        <w:t xml:space="preserve"> </w:t>
+      </w:r>
+      <w:r>
+        <w:rPr>
+          <w:rStyle w:val="VerbatimChar"/>
+        </w:rPr>
+        <w:t xml:space="preserve">dge.fit_belt_surface()</w:t>
+      </w:r>
+      <w:r>
+        <w:t xml:space="preserve"> </w:t>
+      </w:r>
+      <w:r>
+        <w:t xml:space="preserve">and</w:t>
+      </w:r>
+      <w:r>
+        <w:t xml:space="preserve"> </w:t>
+      </w:r>
+      <w:r>
+        <w:rPr>
+          <w:rStyle w:val="VerbatimChar"/>
+        </w:rPr>
+        <w:t xml:space="preserve">dge.above_belt()</w:t>
+      </w:r>
+      <w:r>
+        <w:t xml:space="preserve">. Settings:</w:t>
+      </w:r>
+      <w:r>
+        <w:t xml:space="preserve"> </w:t>
+      </w:r>
+      <w:r>
+        <w:rPr>
+          <w:rStyle w:val="VerbatimChar"/>
+        </w:rPr>
+        <w:t xml:space="preserve">TOE_MAX_BEND_DEG = 60</w:t>
+      </w:r>
+      <w:r>
         <w:t xml:space="preserve">,</w:t>
       </w:r>
       <w:r>
@@ -10991,22 +11310,7 @@
         <w:rPr>
           <w:rStyle w:val="VerbatimChar"/>
         </w:rPr>
-        <w:t xml:space="preserve">dge.fit_belt_surface()</w:t>
-      </w:r>
-      <w:r>
-        <w:t xml:space="preserve"> </w:t>
-      </w:r>
-      <w:r>
-        <w:t xml:space="preserve">and</w:t>
-      </w:r>
-      <w:r>
-        <w:t xml:space="preserve"> </w:t>
-      </w:r>
-      <w:r>
-        <w:rPr>
-          <w:rStyle w:val="VerbatimChar"/>
-        </w:rPr>
-        <w:t xml:space="preserve">dge.above_belt()</w:t>
+        <w:t xml:space="preserve">TOE_BEND_STEP_DEG = 0.5</w:t>
       </w:r>
       <w:r>
         <w:t xml:space="preserve">.</w:t>
@@ -21027,10 +21331,146 @@
         <w:pStyle w:val="FirstParagraph"/>
       </w:pPr>
       <w:r>
-        <w:t xml:space="preserve">The CoP (low-passed at 15 Hz,</w:t>
-      </w:r>
-      <w:r>
-        <w:t xml:space="preserve"> </w:t>
+        <w:t xml:space="preserve">The CoP is a point on the plate, and the boot on it rides the belt backwards about 0.9 m per stance. Its path</w:t>
+      </w:r>
+      <w:r>
+        <w:t xml:space="preserve"> </w:t>
+      </w:r>
+      <w:r>
+        <w:rPr>
+          <w:b/>
+          <w:bCs/>
+        </w:rPr>
+        <w:t xml:space="preserve">over the belt</w:t>
+      </w:r>
+      <w:r>
+        <w:t xml:space="preserve"> </w:t>
+      </w:r>
+      <w:r>
+        <w:t xml:space="preserve">is the plate CoP plus the belt’s travel since heel strike,</w:t>
+      </w:r>
+      <w:r>
+        <w:t xml:space="preserve"> </w:t>
+      </w:r>
+      <m:oMath>
+        <m:sSub>
+          <m:e>
+            <m:r>
+              <m:rPr>
+                <m:sty m:val="bi"/>
+              </m:rPr>
+              <m:t>p</m:t>
+            </m:r>
+          </m:e>
+          <m:sub>
+            <m:r>
+              <m:t>C</m:t>
+            </m:r>
+            <m:r>
+              <m:t>o</m:t>
+            </m:r>
+            <m:r>
+              <m:t>P</m:t>
+            </m:r>
+          </m:sub>
+        </m:sSub>
+        <m:r>
+          <m:rPr>
+            <m:sty m:val="p"/>
+          </m:rPr>
+          <m:t>(</m:t>
+        </m:r>
+        <m:r>
+          <m:t>t</m:t>
+        </m:r>
+        <m:r>
+          <m:rPr>
+            <m:sty m:val="p"/>
+          </m:rPr>
+          <m:t>)</m:t>
+        </m:r>
+        <m:r>
+          <m:rPr>
+            <m:sty m:val="p"/>
+          </m:rPr>
+          <m:t>+</m:t>
+        </m:r>
+        <m:sSub>
+          <m:e>
+            <m:r>
+              <m:t>v</m:t>
+            </m:r>
+          </m:e>
+          <m:sub>
+            <m:r>
+              <m:t>b</m:t>
+            </m:r>
+            <m:r>
+              <m:t>e</m:t>
+            </m:r>
+            <m:r>
+              <m:t>l</m:t>
+            </m:r>
+            <m:r>
+              <m:t>t</m:t>
+            </m:r>
+          </m:sub>
+        </m:sSub>
+        <m:r>
+          <m:t> </m:t>
+        </m:r>
+        <m:r>
+          <m:rPr>
+            <m:sty m:val="p"/>
+          </m:rPr>
+          <m:t>(</m:t>
+        </m:r>
+        <m:r>
+          <m:t>t</m:t>
+        </m:r>
+        <m:r>
+          <m:rPr>
+            <m:sty m:val="p"/>
+          </m:rPr>
+          <m:t>−</m:t>
+        </m:r>
+        <m:sSub>
+          <m:e>
+            <m:r>
+              <m:t>t</m:t>
+            </m:r>
+          </m:e>
+          <m:sub>
+            <m:r>
+              <m:t>H</m:t>
+            </m:r>
+            <m:r>
+              <m:t>S</m:t>
+            </m:r>
+          </m:sub>
+        </m:sSub>
+        <m:r>
+          <m:rPr>
+            <m:sty m:val="p"/>
+          </m:rPr>
+          <m:t>)</m:t>
+        </m:r>
+        <m:r>
+          <m:t> </m:t>
+        </m:r>
+        <m:acc>
+          <m:accPr>
+            <m:chr m:val="̂"/>
+          </m:accPr>
+          <m:e>
+            <m:r>
+              <m:t>f</m:t>
+            </m:r>
+          </m:e>
+        </m:acc>
+      </m:oMath>
+      <w:r>
+        <w:t xml:space="preserve">. That path runs along the foot, as it would over ground. Low-passed at 15 Hz (</w:t>
       </w:r>
       <w:r>
         <w:rPr>
@@ -21039,7 +21479,7 @@
         <w:t xml:space="preserve">COP_FILTER_HZ</w:t>
       </w:r>
       <w:r>
-        <w:t xml:space="preserve">) gives its range along and across the belt within the stance (</w:t>
+        <w:t xml:space="preserve">), it gives the CoP’s range along and across the belt within the stance (</w:t>
       </w:r>
       <w:r>
         <w:rPr>
@@ -26069,7 +26509,7 @@
         </w:numPr>
       </w:pPr>
       <w:r>
-        <w:t xml:space="preserve">the foot is in the</w:t>
+        <w:t xml:space="preserve">the front of the boot is in the</w:t>
       </w:r>
       <w:r>
         <w:t xml:space="preserve"> </w:t>
@@ -26094,7 +26534,7 @@
         <w:t xml:space="preserve">MFC_SPEED_QUANTILE</w:t>
       </w:r>
       <w:r>
-        <w:t xml:space="preserve">), which rules out the dip just after toe-off;</w:t>
+        <w:t xml:space="preserve">), with the speed measured over the belt, which rules out the dip just after toe-off;</w:t>
       </w:r>
     </w:p>
     <w:p>
@@ -26253,7 +26693,7 @@
         </w:numPr>
       </w:pPr>
       <w:r>
-        <w:t xml:space="preserve">Pose every sole point in every frame (§3), with the toe hinge, and compute each point’s height above the belt.</w:t>
+        <w:t xml:space="preserve">Pose every sole point in every frame (§3), with the toe cap bent only as far as the belt requires (§3.3), and compute each point’s height above the belt.</w:t>
       </w:r>
     </w:p>
     <w:p>
@@ -26797,7 +27237,7 @@
         <w:pStyle w:val="FirstParagraph"/>
       </w:pPr>
       <w:r>
-        <w:t xml:space="preserve">Here</w:t>
+        <w:t xml:space="preserve">The point of MFC is the lowest sole point in each frame. Its speed over the belt peaks in mid-swing. Its resultant acceleration has two peaks: one as the foot is accelerated after lift-off, before the speed peak, and one as it is slowed before landing, after it.</w:t>
       </w:r>
       <w:r>
         <w:t xml:space="preserve"> </w:t>
@@ -26843,16 +27283,28 @@
         <w:t xml:space="preserve"> </w:t>
       </w:r>
       <w:r>
-        <w:t xml:space="preserve">are the moments of peak acceleration and peak deceleration of the MFC point’s speed. The 1 mm floor (</w:t>
+        <w:t xml:space="preserve">are those two peaks (Schulz 2017, Fig. 2). Speed and acceleration are Savitzky–Golay derivatives (7 frames, order 3,</w:t>
+      </w:r>
+      <w:r>
+        <w:t xml:space="preserve"> </w:t>
       </w:r>
       <w:r>
         <w:rPr>
           <w:rStyle w:val="VerbatimChar"/>
         </w:rPr>
+        <w:t xml:space="preserve">TRI_DERIV_WINDOW</w:t>
+      </w:r>
+      <w:r>
+        <w:t xml:space="preserve">) of each sole point’s path over the swing plus 3 frames either side. A one-sided difference at the swing’s first frame, where the boot is still on the belt, would otherwise produce a false peak that lets the lift-off spike into the integral. The 1 mm floor (</w:t>
+      </w:r>
+      <w:r>
+        <w:rPr>
+          <w:rStyle w:val="VerbatimChar"/>
+        </w:rPr>
         <w:t xml:space="preserve">MIN_CLEARANCE_MM</w:t>
       </w:r>
       <w:r>
-        <w:t xml:space="preserve">) keeps the ratio finite.</w:t>
+        <w:t xml:space="preserve">) keeps the ratio finite. TRI is computed for every swing, including those without an MTC event, because it integrates the whole clearance trajectory.</w:t>
       </w:r>
     </w:p>
     <w:p>
@@ -27075,6 +27527,18 @@
         <w:t xml:space="preserve">MIN_CLEARANCE_MM</w:t>
       </w:r>
       <w:r>
+        <w:t xml:space="preserve">,</w:t>
+      </w:r>
+      <w:r>
+        <w:t xml:space="preserve"> </w:t>
+      </w:r>
+      <w:r>
+        <w:rPr>
+          <w:rStyle w:val="VerbatimChar"/>
+        </w:rPr>
+        <w:t xml:space="preserve">TRI_DERIV_WINDOW</w:t>
+      </w:r>
+      <w:r>
         <w:t xml:space="preserve">. Results:</w:t>
       </w:r>
       <w:r>
@@ -27185,7 +27649,36 @@
         <w:pStyle w:val="TableCaption"/>
       </w:pPr>
       <w:r>
-        <w:t xml:space="preserve">Table 11.1. Healthy ranges for minimum foot clearance. MoI and TRI are recent measures without established healthy ranges: compare them between conditions.</w:t>
+        <w:t xml:space="preserve">Table 11.1. Healthy ranges for minimum foot clearance. MoI and TRI are recent measures without established healthy ranges: compare them between conditions. Schulz’s (2017, Fig. 4) regressions on level floor give the order of magnitude to expect: MTC ≈ 3.15 v + 7.51 mm and TRI ≈ 3.18 v − 2.02 s, with v the speed in leg lengths per second. MoI grows with</w:t>
+      </w:r>
+      <w:r>
+        <w:t xml:space="preserve"> </w:t>
+      </w:r>
+      <m:oMath>
+        <m:r>
+          <m:t>v</m:t>
+        </m:r>
+        <m:r>
+          <m:rPr>
+            <m:sty m:val="p"/>
+          </m:rPr>
+          <m:t>/</m:t>
+        </m:r>
+        <m:sSub>
+          <m:e>
+            <m:r>
+              <m:t>ω</m:t>
+            </m:r>
+          </m:e>
+          <m:sub>
+            <m:r>
+              <m:t>0</m:t>
+            </m:r>
+          </m:sub>
+        </m:sSub>
+      </m:oMath>
+      <w:r>
+        <w:t xml:space="preserve">, so a fast walk (as in his Fig. 2) shows a larger MoI than 1.3 m/s.</w:t>
       </w:r>
     </w:p>
     <w:tbl>
@@ -27194,7 +27687,7 @@
         <w:tblW w:type="pct" w:w="5000"/>
         <w:tblLayout w:type="fixed"/>
         <w:tblLook w:firstRow="1" w:lastRow="0" w:firstColumn="0" w:lastColumn="0" w:noHBand="0" w:noVBand="0" w:val="0020"/>
-        <w:tblCaption w:val="Table 11.1. Healthy ranges for minimum foot clearance. MoI and TRI are recent measures without established healthy ranges: compare them between conditions."/>
+        <w:tblCaption w:val="Table 11.1. Healthy ranges for minimum foot clearance. MoI and TRI are recent measures without established healthy ranges: compare them between conditions. Schulz’s (2017, Fig. 4) regressions on level floor give the order of magnitude to expect: MTC ≈ 3.15 v + 7.51 mm and TRI ≈ 3.18 v − 2.02 s, with v the speed in leg lengths per second. MoI grows with v/\omega_0, so a fast walk (as in his Fig. 2) shows a larger MoI than 1.3 m/s."/>
       </w:tblPr>
       <w:tblGrid>
         <w:gridCol w:w="1867"/>
@@ -50977,6 +51470,41 @@
         </w:tc>
       </w:tr>
     </w:tbl>
+    <w:p>
+      <w:pPr>
+        <w:pStyle w:val="BodyText"/>
+      </w:pPr>
+      <w:r>
+        <w:t xml:space="preserve">The cell-by-cell script</w:t>
+      </w:r>
+      <w:r>
+        <w:t xml:space="preserve"> </w:t>
+      </w:r>
+      <w:r>
+        <w:rPr>
+          <w:rStyle w:val="VerbatimChar"/>
+        </w:rPr>
+        <w:t xml:space="preserve">Gait_analysis_all_metrics.py</w:t>
+      </w:r>
+      <w:r>
+        <w:t xml:space="preserve"> </w:t>
+      </w:r>
+      <w:r>
+        <w:t xml:space="preserve">(version 4) is checked the same way by</w:t>
+      </w:r>
+      <w:r>
+        <w:t xml:space="preserve"> </w:t>
+      </w:r>
+      <w:r>
+        <w:rPr>
+          <w:rStyle w:val="VerbatimChar"/>
+        </w:rPr>
+        <w:t xml:space="preserve">test_gait_analysis_all_metrics.py</w:t>
+      </w:r>
+      <w:r>
+        <w:t xml:space="preserve">, on a 5-minute synthetic trial laid out as the Box folders. Theia’s toe angle is corrupted with 25° of toe flexion through every swing, while the boot itself stays rigid. The toe-angle hinge of version 3 then puts swings through the belt, and its mid-swing clearance falls from about 19 mm to about 5 mm. The contact-constrained toe cap ignores the corruption: no swing goes through the belt, and the MFC stays within 2 mm of the built-in clearance. The same test checks the belt speed, load, stride and stance times, step width, the vertical impulse (50% of the weight over a stride), and a trip-risk window in every swing. It also checks that TRI agrees with Schulz’s (2017) regression at this speed, and that the outputs are written.</w:t>
+      </w:r>
+    </w:p>
     <w:bookmarkEnd w:id="173"/>
     <w:bookmarkStart w:id="174" w:name="Xfec7fec259a0752aaa683c2774e1f512b5ee992"/>
     <w:p>
@@ -51201,22 +51729,22 @@
               <w:rPr>
                 <w:sz w:val="18"/>
               </w:rPr>
-              <w:t xml:space="preserve">built swing</w:t>
-            </w:r>
-          </w:p>
-        </w:tc>
-        <w:tc>
-          <w:tcPr/>
-          <w:p>
-            <w:pPr>
-              <w:pStyle w:val="Compact"/>
-              <w:jc w:val="left"/>
-            </w:pPr>
-            <w:r>
-              <w:rPr>
-                <w:sz w:val="18"/>
-              </w:rPr>
-              <w:t xml:space="preserve">exact; a swing without a minimum gives missing</w:t>
+              <w:t xml:space="preserve">built swing with analytic speed and acceleration</w:t>
+            </w:r>
+          </w:p>
+        </w:tc>
+        <w:tc>
+          <w:tcPr/>
+          <w:p>
+            <w:pPr>
+              <w:pStyle w:val="Compact"/>
+              <w:jc w:val="left"/>
+            </w:pPr>
+            <w:r>
+              <w:rPr>
+                <w:sz w:val="18"/>
+              </w:rPr>
+              <w:t xml:space="preserve">MFC and MoI exact; TRI window on the analytic acceleration peaks either side of the speed peak, TRI exact; a swing without a minimum gives missing</w:t>
             </w:r>
           </w:p>
         </w:tc>
@@ -53050,7 +53578,7 @@
               <w:rPr>
                 <w:sz w:val="18"/>
               </w:rPr>
-              <w:t xml:space="preserve">_Toes_Position). Without it the rigid toe cap swings 30-40 mm through the belt at every push-off. A positive angle is extension with TOE_SIGN = 1 (checked on D05: the toes then lie flat on the floor).</w:t>
+              <w:t xml:space="preserve">_Toes_Position). Without it the rigid toe cap swings 30-40 mm through the belt at every push-off. A positive angle is extension with TOE_SIGN = 1 (checked on D05: the toes then lie flat on the floor). Only EXTENSION is applied: the belt can lift a boot’s toe cap, nothing pushes it down through the belt. A toe flexion Theia reports in swing (its toe segment is fitted to a foot inside a stiff boot) would otherwise put the toe cap under the belt and count as a contact.</w:t>
             </w:r>
           </w:p>
         </w:tc>
@@ -53155,6 +53683,58 @@
                 <w:sz w:val="18"/>
               </w:rPr>
               <w:t xml:space="preserve">toe angle in the static scan (D05: +0.4/-1.4)</w:t>
+            </w:r>
+          </w:p>
+        </w:tc>
+      </w:tr>
+      <w:tr>
+        <w:trPr>
+          <w:cantSplit/>
+        </w:trPr>
+        <w:tc>
+          <w:tcPr/>
+          <w:p>
+            <w:pPr>
+              <w:pStyle w:val="Compact"/>
+              <w:jc w:val="left"/>
+            </w:pPr>
+            <w:r>
+              <w:rPr>
+                <w:rStyle w:val="VerbatimChar"/>
+                <w:sz w:val="18"/>
+              </w:rPr>
+              <w:t xml:space="preserve">TOE_EXTENSION_ONLY</w:t>
+            </w:r>
+          </w:p>
+        </w:tc>
+        <w:tc>
+          <w:tcPr/>
+          <w:p>
+            <w:pPr>
+              <w:pStyle w:val="Compact"/>
+              <w:jc w:val="left"/>
+            </w:pPr>
+            <w:r>
+              <w:rPr>
+                <w:rStyle w:val="VerbatimChar"/>
+                <w:sz w:val="18"/>
+              </w:rPr>
+              <w:t xml:space="preserve">True</w:t>
+            </w:r>
+          </w:p>
+        </w:tc>
+        <w:tc>
+          <w:tcPr/>
+          <w:p>
+            <w:pPr>
+              <w:pStyle w:val="Compact"/>
+              <w:jc w:val="left"/>
+            </w:pPr>
+            <w:r>
+              <w:rPr>
+                <w:sz w:val="18"/>
+              </w:rPr>
+              <w:t xml:space="preserve">apply only extension of Theia’s toe angle: the belt can lift the toe cap, a flexion never turns it down through the belt (§3.3)</w:t>
             </w:r>
           </w:p>
         </w:tc>
@@ -55520,6 +56100,162 @@
                 <w:rStyle w:val="VerbatimChar"/>
                 <w:sz w:val="18"/>
               </w:rPr>
+              <w:t xml:space="preserve">TRI_DERIV_WINDOW</w:t>
+            </w:r>
+          </w:p>
+        </w:tc>
+        <w:tc>
+          <w:tcPr/>
+          <w:p>
+            <w:pPr>
+              <w:pStyle w:val="Compact"/>
+              <w:jc w:val="left"/>
+            </w:pPr>
+            <w:r>
+              <w:rPr>
+                <w:rStyle w:val="VerbatimChar"/>
+                <w:sz w:val="18"/>
+              </w:rPr>
+              <w:t xml:space="preserve">7</w:t>
+            </w:r>
+          </w:p>
+        </w:tc>
+        <w:tc>
+          <w:tcPr/>
+          <w:p>
+            <w:pPr>
+              <w:pStyle w:val="Compact"/>
+              <w:jc w:val="left"/>
+            </w:pPr>
+            <w:r>
+              <w:rPr>
+                <w:sz w:val="18"/>
+              </w:rPr>
+              <w:t xml:space="preserve">§11 Savitzky-Golay frames (order 3), MFC point</w:t>
+            </w:r>
+          </w:p>
+        </w:tc>
+      </w:tr>
+      <w:tr>
+        <w:trPr>
+          <w:cantSplit/>
+        </w:trPr>
+        <w:tc>
+          <w:tcPr/>
+          <w:p>
+            <w:pPr>
+              <w:pStyle w:val="Compact"/>
+              <w:jc w:val="left"/>
+            </w:pPr>
+            <w:r>
+              <w:rPr>
+                <w:rStyle w:val="VerbatimChar"/>
+                <w:sz w:val="18"/>
+              </w:rPr>
+              <w:t xml:space="preserve">TOE_MAX_BEND_DEG</w:t>
+            </w:r>
+          </w:p>
+        </w:tc>
+        <w:tc>
+          <w:tcPr/>
+          <w:p>
+            <w:pPr>
+              <w:pStyle w:val="Compact"/>
+              <w:jc w:val="left"/>
+            </w:pPr>
+            <w:r>
+              <w:rPr>
+                <w:rStyle w:val="VerbatimChar"/>
+                <w:sz w:val="18"/>
+              </w:rPr>
+              <w:t xml:space="preserve">60.0</w:t>
+            </w:r>
+          </w:p>
+        </w:tc>
+        <w:tc>
+          <w:tcPr/>
+          <w:p>
+            <w:pPr>
+              <w:pStyle w:val="Compact"/>
+              <w:jc w:val="left"/>
+            </w:pPr>
+            <w:r>
+              <w:rPr>
+                <w:sz w:val="18"/>
+              </w:rPr>
+              <w:t xml:space="preserve">§5.3 the toe cap never bends further than this</w:t>
+            </w:r>
+          </w:p>
+        </w:tc>
+      </w:tr>
+      <w:tr>
+        <w:trPr>
+          <w:cantSplit/>
+        </w:trPr>
+        <w:tc>
+          <w:tcPr/>
+          <w:p>
+            <w:pPr>
+              <w:pStyle w:val="Compact"/>
+              <w:jc w:val="left"/>
+            </w:pPr>
+            <w:r>
+              <w:rPr>
+                <w:rStyle w:val="VerbatimChar"/>
+                <w:sz w:val="18"/>
+              </w:rPr>
+              <w:t xml:space="preserve">TOE_BEND_STEP_DEG</w:t>
+            </w:r>
+          </w:p>
+        </w:tc>
+        <w:tc>
+          <w:tcPr/>
+          <w:p>
+            <w:pPr>
+              <w:pStyle w:val="Compact"/>
+              <w:jc w:val="left"/>
+            </w:pPr>
+            <w:r>
+              <w:rPr>
+                <w:rStyle w:val="VerbatimChar"/>
+                <w:sz w:val="18"/>
+              </w:rPr>
+              <w:t xml:space="preserve">0.5</w:t>
+            </w:r>
+          </w:p>
+        </w:tc>
+        <w:tc>
+          <w:tcPr/>
+          <w:p>
+            <w:pPr>
+              <w:pStyle w:val="Compact"/>
+              <w:jc w:val="left"/>
+            </w:pPr>
+            <w:r>
+              <w:rPr>
+                <w:sz w:val="18"/>
+              </w:rPr>
+              <w:t xml:space="preserve">§5.3 resolution of the contact-constrained bend</w:t>
+            </w:r>
+          </w:p>
+        </w:tc>
+      </w:tr>
+      <w:tr>
+        <w:trPr>
+          <w:cantSplit/>
+        </w:trPr>
+        <w:tc>
+          <w:tcPr/>
+          <w:p>
+            <w:pPr>
+              <w:pStyle w:val="Compact"/>
+              <w:jc w:val="left"/>
+            </w:pPr>
+            <w:r>
+              <w:rPr>
+                <w:rStyle w:val="VerbatimChar"/>
+                <w:sz w:val="18"/>
+              </w:rPr>
               <w:t xml:space="preserve">N_BOOT</w:t>
             </w:r>
           </w:p>
@@ -58331,6 +59067,25 @@
               <w:pStyle w:val="Compact"/>
               <w:jc w:val="left"/>
             </w:pPr>
+            <w:r>
+              <w:rPr>
+                <w:rStyle w:val="VerbatimChar"/>
+                <w:sz w:val="18"/>
+              </w:rPr>
+              <w:t xml:space="preserve">contact_toe_pose</w:t>
+            </w:r>
+            <w:r>
+              <w:rPr>
+                <w:sz w:val="18"/>
+              </w:rPr>
+              <w:t xml:space="preserve">,</w:t>
+            </w:r>
+            <w:r>
+              <w:rPr>
+                <w:sz w:val="18"/>
+              </w:rPr>
+              <w:t xml:space="preserve"> </w:t>
+            </w:r>
             <w:r>
               <w:rPr>
                 <w:rStyle w:val="VerbatimChar"/>

--- a/docs/Gait_Analysis_Methods.docx
+++ b/docs/Gait_Analysis_Methods.docx
@@ -367,7 +367,7 @@
               <w:tab/>
             </w:r>
             <w:r>
-              <w:t>13</w:t>
+              <w:t>14</w:t>
             </w:r>
           </w:hyperlink>
         </w:p>
@@ -591,7 +591,7 @@
               <w:tab/>
             </w:r>
             <w:r>
-              <w:t>25</w:t>
+              <w:t>26</w:t>
             </w:r>
           </w:hyperlink>
         </w:p>
@@ -607,7 +607,7 @@
               <w:tab/>
             </w:r>
             <w:r>
-              <w:t>28</w:t>
+              <w:t>29</w:t>
             </w:r>
           </w:hyperlink>
         </w:p>
@@ -623,7 +623,7 @@
               <w:tab/>
             </w:r>
             <w:r>
-              <w:t>28</w:t>
+              <w:t>29</w:t>
             </w:r>
           </w:hyperlink>
         </w:p>
@@ -639,7 +639,7 @@
               <w:tab/>
             </w:r>
             <w:r>
-              <w:t>28</w:t>
+              <w:t>29</w:t>
             </w:r>
           </w:hyperlink>
         </w:p>
@@ -655,7 +655,7 @@
               <w:tab/>
             </w:r>
             <w:r>
-              <w:t>29</w:t>
+              <w:t>30</w:t>
             </w:r>
           </w:hyperlink>
         </w:p>
@@ -671,7 +671,7 @@
               <w:tab/>
             </w:r>
             <w:r>
-              <w:t>31</w:t>
+              <w:t>32</w:t>
             </w:r>
           </w:hyperlink>
         </w:p>
@@ -687,7 +687,7 @@
               <w:tab/>
             </w:r>
             <w:r>
-              <w:t>33</w:t>
+              <w:t>34</w:t>
             </w:r>
           </w:hyperlink>
         </w:p>
@@ -703,7 +703,7 @@
               <w:tab/>
             </w:r>
             <w:r>
-              <w:t>33</w:t>
+              <w:t>34</w:t>
             </w:r>
           </w:hyperlink>
         </w:p>
@@ -719,7 +719,7 @@
               <w:tab/>
             </w:r>
             <w:r>
-              <w:t>33</w:t>
+              <w:t>34</w:t>
             </w:r>
           </w:hyperlink>
         </w:p>
@@ -735,7 +735,7 @@
               <w:tab/>
             </w:r>
             <w:r>
-              <w:t>33</w:t>
+              <w:t>34</w:t>
             </w:r>
           </w:hyperlink>
         </w:p>
@@ -751,7 +751,7 @@
               <w:tab/>
             </w:r>
             <w:r>
-              <w:t>33</w:t>
+              <w:t>34</w:t>
             </w:r>
           </w:hyperlink>
         </w:p>
@@ -767,7 +767,7 @@
               <w:tab/>
             </w:r>
             <w:r>
-              <w:t>33</w:t>
+              <w:t>34</w:t>
             </w:r>
           </w:hyperlink>
         </w:p>
@@ -783,7 +783,7 @@
               <w:tab/>
             </w:r>
             <w:r>
-              <w:t>36</w:t>
+              <w:t>37</w:t>
             </w:r>
           </w:hyperlink>
         </w:p>
@@ -799,7 +799,7 @@
               <w:tab/>
             </w:r>
             <w:r>
-              <w:t>38</w:t>
+              <w:t>39</w:t>
             </w:r>
           </w:hyperlink>
         </w:p>
@@ -815,7 +815,7 @@
               <w:tab/>
             </w:r>
             <w:r>
-              <w:t>41</w:t>
+              <w:t>42</w:t>
             </w:r>
           </w:hyperlink>
         </w:p>
@@ -831,7 +831,7 @@
               <w:tab/>
             </w:r>
             <w:r>
-              <w:t>41</w:t>
+              <w:t>42</w:t>
             </w:r>
           </w:hyperlink>
         </w:p>
@@ -847,7 +847,7 @@
               <w:tab/>
             </w:r>
             <w:r>
-              <w:t>41</w:t>
+              <w:t>42</w:t>
             </w:r>
           </w:hyperlink>
         </w:p>
@@ -863,7 +863,7 @@
               <w:tab/>
             </w:r>
             <w:r>
-              <w:t>44</w:t>
+              <w:t>45</w:t>
             </w:r>
           </w:hyperlink>
         </w:p>
@@ -879,7 +879,7 @@
               <w:tab/>
             </w:r>
             <w:r>
-              <w:t>44</w:t>
+              <w:t>45</w:t>
             </w:r>
           </w:hyperlink>
         </w:p>
@@ -895,7 +895,7 @@
               <w:tab/>
             </w:r>
             <w:r>
-              <w:t>44</w:t>
+              <w:t>45</w:t>
             </w:r>
           </w:hyperlink>
         </w:p>
@@ -911,7 +911,7 @@
               <w:tab/>
             </w:r>
             <w:r>
-              <w:t>45</w:t>
+              <w:t>46</w:t>
             </w:r>
           </w:hyperlink>
         </w:p>
@@ -927,7 +927,7 @@
               <w:tab/>
             </w:r>
             <w:r>
-              <w:t>45</w:t>
+              <w:t>46</w:t>
             </w:r>
           </w:hyperlink>
         </w:p>
@@ -943,7 +943,7 @@
               <w:tab/>
             </w:r>
             <w:r>
-              <w:t>46</w:t>
+              <w:t>47</w:t>
             </w:r>
           </w:hyperlink>
         </w:p>
@@ -959,7 +959,7 @@
               <w:tab/>
             </w:r>
             <w:r>
-              <w:t>46</w:t>
+              <w:t>47</w:t>
             </w:r>
           </w:hyperlink>
         </w:p>
@@ -975,7 +975,7 @@
               <w:tab/>
             </w:r>
             <w:r>
-              <w:t>47</w:t>
+              <w:t>48</w:t>
             </w:r>
           </w:hyperlink>
         </w:p>
@@ -991,7 +991,7 @@
               <w:tab/>
             </w:r>
             <w:r>
-              <w:t>47</w:t>
+              <w:t>48</w:t>
             </w:r>
           </w:hyperlink>
         </w:p>
@@ -1007,7 +1007,7 @@
               <w:tab/>
             </w:r>
             <w:r>
-              <w:t>47</w:t>
+              <w:t>48</w:t>
             </w:r>
           </w:hyperlink>
         </w:p>
@@ -1023,7 +1023,7 @@
               <w:tab/>
             </w:r>
             <w:r>
-              <w:t>47</w:t>
+              <w:t>48</w:t>
             </w:r>
           </w:hyperlink>
         </w:p>
@@ -1039,7 +1039,7 @@
               <w:tab/>
             </w:r>
             <w:r>
-              <w:t>48</w:t>
+              <w:t>49</w:t>
             </w:r>
           </w:hyperlink>
         </w:p>
@@ -1055,7 +1055,7 @@
               <w:tab/>
             </w:r>
             <w:r>
-              <w:t>49</w:t>
+              <w:t>50</w:t>
             </w:r>
           </w:hyperlink>
         </w:p>
@@ -1071,7 +1071,7 @@
               <w:tab/>
             </w:r>
             <w:r>
-              <w:t>52</w:t>
+              <w:t>53</w:t>
             </w:r>
           </w:hyperlink>
         </w:p>
@@ -1087,7 +1087,7 @@
               <w:tab/>
             </w:r>
             <w:r>
-              <w:t>52</w:t>
+              <w:t>53</w:t>
             </w:r>
           </w:hyperlink>
         </w:p>
@@ -1103,7 +1103,7 @@
               <w:tab/>
             </w:r>
             <w:r>
-              <w:t>52</w:t>
+              <w:t>53</w:t>
             </w:r>
           </w:hyperlink>
         </w:p>
@@ -1119,7 +1119,7 @@
               <w:tab/>
             </w:r>
             <w:r>
-              <w:t>54</w:t>
+              <w:t>55</w:t>
             </w:r>
           </w:hyperlink>
         </w:p>
@@ -1135,7 +1135,7 @@
               <w:tab/>
             </w:r>
             <w:r>
-              <w:t>54</w:t>
+              <w:t>55</w:t>
             </w:r>
           </w:hyperlink>
         </w:p>
@@ -1151,7 +1151,7 @@
               <w:tab/>
             </w:r>
             <w:r>
-              <w:t>54</w:t>
+              <w:t>55</w:t>
             </w:r>
           </w:hyperlink>
         </w:p>
@@ -1167,7 +1167,7 @@
               <w:tab/>
             </w:r>
             <w:r>
-              <w:t>54</w:t>
+              <w:t>55</w:t>
             </w:r>
           </w:hyperlink>
         </w:p>
@@ -1183,7 +1183,7 @@
               <w:tab/>
             </w:r>
             <w:r>
-              <w:t>57</w:t>
+              <w:t>58</w:t>
             </w:r>
           </w:hyperlink>
         </w:p>
@@ -1199,7 +1199,7 @@
               <w:tab/>
             </w:r>
             <w:r>
-              <w:t>57</w:t>
+              <w:t>58</w:t>
             </w:r>
           </w:hyperlink>
         </w:p>
@@ -1215,7 +1215,7 @@
               <w:tab/>
             </w:r>
             <w:r>
-              <w:t>57</w:t>
+              <w:t>58</w:t>
             </w:r>
           </w:hyperlink>
         </w:p>
@@ -1231,7 +1231,7 @@
               <w:tab/>
             </w:r>
             <w:r>
-              <w:t>60</w:t>
+              <w:t>61</w:t>
             </w:r>
           </w:hyperlink>
         </w:p>
@@ -1247,7 +1247,7 @@
               <w:tab/>
             </w:r>
             <w:r>
-              <w:t>62</w:t>
+              <w:t>63</w:t>
             </w:r>
           </w:hyperlink>
         </w:p>
@@ -1263,7 +1263,7 @@
               <w:tab/>
             </w:r>
             <w:r>
-              <w:t>62</w:t>
+              <w:t>63</w:t>
             </w:r>
           </w:hyperlink>
         </w:p>
@@ -1279,7 +1279,7 @@
               <w:tab/>
             </w:r>
             <w:r>
-              <w:t>63</w:t>
+              <w:t>64</w:t>
             </w:r>
           </w:hyperlink>
         </w:p>
@@ -1295,7 +1295,7 @@
               <w:tab/>
             </w:r>
             <w:r>
-              <w:t>67</w:t>
+              <w:t>68</w:t>
             </w:r>
           </w:hyperlink>
         </w:p>
@@ -5409,18 +5409,123 @@
           <w:b/>
           <w:bCs/>
         </w:rPr>
-        <w:t xml:space="preserve">smallest</w:t>
-      </w:r>
-      <w:r>
-        <w:t xml:space="preserve"> </w:t>
-      </w:r>
-      <w:r>
-        <w:t xml:space="preserve">bend, from 0 to 60° in 0.5° steps (</w:t>
+        <w:t xml:space="preserve">larger</w:t>
+      </w:r>
+      <w:r>
+        <w:t xml:space="preserve"> </w:t>
+      </w:r>
+      <w:r>
+        <w:t xml:space="preserve">of two angles: Theia’s toe</w:t>
+      </w:r>
+      <w:r>
+        <w:t xml:space="preserve"> </w:t>
+      </w:r>
+      <w:r>
+        <w:rPr>
+          <w:b/>
+          <w:bCs/>
+        </w:rPr>
+        <w:t xml:space="preserve">extension</w:t>
+      </w:r>
+      <w:r>
+        <w:t xml:space="preserve">,</w:t>
+      </w:r>
+      <w:r>
+        <w:t xml:space="preserve"> </w:t>
+      </w:r>
+      <m:oMath>
+        <m:r>
+          <m:rPr>
+            <m:sty m:val="p"/>
+          </m:rPr>
+          <m:t>max</m:t>
+        </m:r>
+        <m:r>
+          <m:rPr>
+            <m:sty m:val="p"/>
+          </m:rPr>
+          <m:t>(</m:t>
+        </m:r>
+        <m:sSub>
+          <m:e>
+            <m:r>
+              <m:t>θ</m:t>
+            </m:r>
+          </m:e>
+          <m:sub>
+            <m:r>
+              <m:t>t</m:t>
+            </m:r>
+            <m:r>
+              <m:t>o</m:t>
+            </m:r>
+            <m:r>
+              <m:t>e</m:t>
+            </m:r>
+          </m:sub>
+        </m:sSub>
+        <m:r>
+          <m:rPr>
+            <m:sty m:val="p"/>
+          </m:rPr>
+          <m:t>−</m:t>
+        </m:r>
+        <m:sSub>
+          <m:e>
+            <m:r>
+              <m:t>θ</m:t>
+            </m:r>
+          </m:e>
+          <m:sub>
+            <m:r>
+              <m:t>s</m:t>
+            </m:r>
+            <m:r>
+              <m:t>c</m:t>
+            </m:r>
+            <m:r>
+              <m:t>a</m:t>
+            </m:r>
+            <m:r>
+              <m:t>n</m:t>
+            </m:r>
+          </m:sub>
+        </m:sSub>
+        <m:r>
+          <m:rPr>
+            <m:sty m:val="p"/>
+          </m:rPr>
+          <m:t>,</m:t>
+        </m:r>
+        <m:r>
+          <m:t>0</m:t>
+        </m:r>
+        <m:r>
+          <m:rPr>
+            <m:sty m:val="p"/>
+          </m:rPr>
+          <m:t>)</m:t>
+        </m:r>
+      </m:oMath>
+      <w:r>
+        <w:t xml:space="preserve"> </w:t>
+      </w:r>
+      <w:r>
+        <w:t xml:space="preserve">(</w:t>
       </w:r>
       <w:r>
         <w:rPr>
           <w:rStyle w:val="VerbatimChar"/>
         </w:rPr>
+        <w:t xml:space="preserve">TOE_USE_THEIA_EXTENSION</w:t>
+      </w:r>
+      <w:r>
+        <w:t xml:space="preserve">), and the smallest bend, from 0 to 60° in 0.5° steps (</w:t>
+      </w:r>
+      <w:r>
+        <w:rPr>
+          <w:rStyle w:val="VerbatimChar"/>
+        </w:rPr>
         <w:t xml:space="preserve">TOE_MAX_BEND_DEG</w:t>
       </w:r>
       <w:r>
@@ -5436,7 +5541,7 @@
         <w:t xml:space="preserve">TOE_BEND_STEP_DEG</w:t>
       </w:r>
       <w:r>
-        <w:t xml:space="preserve">), that keeps every point of the toe cap on or above the belt (§3.4). In the air it is zero; at push-off it is just enough. The</w:t>
+        <w:t xml:space="preserve">), that keeps every point of the toe cap on or above the belt (§3.4). Lifting the toe cap further only raises it, so the result is never below the belt. The</w:t>
       </w:r>
       <w:r>
         <w:t xml:space="preserve"> </w:t>
@@ -5723,7 +5828,7 @@
         <w:t xml:space="preserve">test_gait_analysis_all_metrics.py</w:t>
       </w:r>
       <w:r>
-        <w:t xml:space="preserve">). A bend driven by contact cannot put the boot through the belt. Any part of the boot that is still below the belt is then a pose error of the foot itself, and it is reported (</w:t>
+        <w:t xml:space="preserve">). Extension is kept because Theia’s toe segment is fitted to the image of the boot’s toe. A bend driven by contact cannot put the boot through the belt. Any part of the boot still below the belt is then a pose error of the foot itself, and it is reported (</w:t>
       </w:r>
       <w:r>
         <w:rPr>
@@ -5733,6 +5838,38 @@
       </w:r>
       <w:r>
         <w:t xml:space="preserve">).</w:t>
+      </w:r>
+      <w:r>
+        <w:t xml:space="preserve"> </w:t>
+      </w:r>
+      <w:r>
+        <w:rPr>
+          <w:b/>
+          <w:bCs/>
+        </w:rPr>
+        <w:t xml:space="preserve">What D05 showed</w:t>
+      </w:r>
+      <w:r>
+        <w:t xml:space="preserve"> </w:t>
+      </w:r>
+      <w:r>
+        <w:t xml:space="preserve">— on the first real trial, Theia’s toe angle in swing was mostly extension (−1.5 to +11°), and the</w:t>
+      </w:r>
+      <w:r>
+        <w:t xml:space="preserve"> </w:t>
+      </w:r>
+      <w:r>
+        <w:rPr>
+          <w:i/>
+          <w:iCs/>
+        </w:rPr>
+        <w:t xml:space="preserve">rigid</w:t>
+      </w:r>
+      <w:r>
+        <w:t xml:space="preserve"> </w:t>
+      </w:r>
+      <w:r>
+        <w:t xml:space="preserve">boot already reached the belt in mid-swing. There the low clearance comes from Theia’s foot pose in swing, which no toe model can correct (§11).</w:t>
       </w:r>
     </w:p>
     <w:bookmarkEnd w:id="40"/>
@@ -6289,7 +6426,7 @@
       <w:r>
         <w:drawing>
           <wp:inline>
-            <wp:extent cx="5943600" cy="2200996"/>
+            <wp:extent cx="5943600" cy="2240422"/>
             <wp:effectExtent b="0" l="0" r="0" t="0"/>
             <wp:docPr descr="Figure 3. The belt surface. Each dot is the lowest sole point of a boot in mid-stance (every third stance shown). The lines are the fitted surface: one slope (0.88° here), one offset per boot. The 1–2 mm offset between the two boots absorbs a small bias in either foot’s pose." title="" id="42" name="Picture"/>
             <a:graphic>
@@ -6310,7 +6447,7 @@
                   <pic:spPr bwMode="auto">
                     <a:xfrm>
                       <a:off x="0" y="0"/>
-                      <a:ext cx="5943600" cy="2200996"/>
+                      <a:ext cx="5943600" cy="2240422"/>
                     </a:xfrm>
                     <a:prstGeom prst="rect">
                       <a:avLst/>
@@ -12212,6 +12349,55 @@
     </w:p>
     <w:p>
       <w:pPr>
+        <w:pStyle w:val="Compact"/>
+        <w:numPr>
+          <w:ilvl w:val="0"/>
+          <w:numId w:val="1013"/>
+        </w:numPr>
+      </w:pPr>
+      <w:r>
+        <w:rPr>
+          <w:b/>
+          <w:bCs/>
+        </w:rPr>
+        <w:t xml:space="preserve">Levelling</w:t>
+      </w:r>
+      <w:r>
+        <w:t xml:space="preserve"> </w:t>
+      </w:r>
+      <w:r>
+        <w:t xml:space="preserve">(</w:t>
+      </w:r>
+      <w:r>
+        <w:rPr>
+          <w:rStyle w:val="VerbatimChar"/>
+        </w:rPr>
+        <w:t xml:space="preserve">align_gravity()</w:t>
+      </w:r>
+      <w:r>
+        <w:t xml:space="preserve">). Over minutes of steady walking the body does not accelerate, so the mean total GRF is the weight and points straight up, whatever the treadmill’s incline. If the mean leans, the plates’ axes are tilted against Theia’s (corner survey, registration, or an export that was already levelled). The tilt is then undone as a rotation (</w:t>
+      </w:r>
+      <w:r>
+        <w:rPr>
+          <w:rStyle w:val="VerbatimChar"/>
+        </w:rPr>
+        <w:t xml:space="preserve">FORCE_ALIGN_GRAVITY</w:t>
+      </w:r>
+      <w:r>
+        <w:t xml:space="preserve">), up to 3° (</w:t>
+      </w:r>
+      <w:r>
+        <w:rPr>
+          <w:rStyle w:val="VerbatimChar"/>
+        </w:rPr>
+        <w:t xml:space="preserve">FORCE_MAX_TILT_DEG</w:t>
+      </w:r>
+      <w:r>
+        <w:t xml:space="preserve">). A larger lean is reported, not corrected. On D05 the lean was about 1°. That leaks sin 1° of the vertical force into AP and gives a net braking impulse of about 0.01 BW·s per stance, a quarter of the propulsive impulse.</w:t>
+      </w:r>
+    </w:p>
+    <w:p>
+      <w:pPr>
         <w:pStyle w:val="WhyBox"/>
       </w:pPr>
       <w:r>
@@ -12363,6 +12549,18 @@
         <w:t xml:space="preserve">read_forces()</w:t>
       </w:r>
       <w:r>
+        <w:t xml:space="preserve">,</w:t>
+      </w:r>
+      <w:r>
+        <w:t xml:space="preserve"> </w:t>
+      </w:r>
+      <w:r>
+        <w:rPr>
+          <w:rStyle w:val="VerbatimChar"/>
+        </w:rPr>
+        <w:t xml:space="preserve">align_gravity()</w:t>
+      </w:r>
+      <w:r>
         <w:t xml:space="preserve">. Settings:</w:t>
       </w:r>
       <w:r>
@@ -12385,6 +12583,30 @@
           <w:rStyle w:val="VerbatimChar"/>
         </w:rPr>
         <w:t xml:space="preserve">HANDRAIL_N</w:t>
+      </w:r>
+      <w:r>
+        <w:t xml:space="preserve">,</w:t>
+      </w:r>
+      <w:r>
+        <w:t xml:space="preserve"> </w:t>
+      </w:r>
+      <w:r>
+        <w:rPr>
+          <w:rStyle w:val="VerbatimChar"/>
+        </w:rPr>
+        <w:t xml:space="preserve">FORCE_ALIGN_GRAVITY</w:t>
+      </w:r>
+      <w:r>
+        <w:t xml:space="preserve">,</w:t>
+      </w:r>
+      <w:r>
+        <w:t xml:space="preserve"> </w:t>
+      </w:r>
+      <w:r>
+        <w:rPr>
+          <w:rStyle w:val="VerbatimChar"/>
+        </w:rPr>
+        <w:t xml:space="preserve">FORCE_MAX_TILT_DEG</w:t>
       </w:r>
       <w:r>
         <w:t xml:space="preserve">. The plate geometry and registration come from</w:t>
@@ -14500,16 +14722,73 @@
       <w:r>
         <w:t xml:space="preserve">).</w:t>
       </w:r>
-    </w:p>
-    <w:p>
-      <w:pPr>
-        <w:pStyle w:val="CodeBox"/>
-      </w:pPr>
+      <w:r>
+        <w:t xml:space="preserve"> </w:t>
+      </w:r>
       <w:r>
         <w:rPr>
           <w:b/>
           <w:bCs/>
         </w:rPr>
+        <w:t xml:space="preserve">Why light loads are not placed</w:t>
+      </w:r>
+      <w:r>
+        <w:t xml:space="preserve"> </w:t>
+      </w:r>
+      <w:r>
+        <w:t xml:space="preserve">— below 10 kg (</w:t>
+      </w:r>
+      <w:r>
+        <w:rPr>
+          <w:rStyle w:val="VerbatimChar"/>
+        </w:rPr>
+        <w:t xml:space="preserve">LOAD_PLACE_MIN_KG</w:t>
+      </w:r>
+      <w:r>
+        <w:t xml:space="preserve">) the factor</w:t>
+      </w:r>
+      <w:r>
+        <w:t xml:space="preserve"> </w:t>
+      </w:r>
+      <m:oMath>
+        <m:r>
+          <m:t>m</m:t>
+        </m:r>
+        <m:r>
+          <m:rPr>
+            <m:sty m:val="p"/>
+          </m:rPr>
+          <m:t>/</m:t>
+        </m:r>
+        <m:sSub>
+          <m:e>
+            <m:r>
+              <m:t>m</m:t>
+            </m:r>
+          </m:e>
+          <m:sub>
+            <m:r>
+              <m:t>ℓ</m:t>
+            </m:r>
+          </m:sub>
+        </m:sSub>
+      </m:oMath>
+      <w:r>
+        <w:t xml:space="preserve"> </w:t>
+      </w:r>
+      <w:r>
+        <w:t xml:space="preserve">makes the answer noise: 18 for D05’s 4.7 kg of boots and clothing. Such a load is spread over the body anyway, so the CoM stays Theia’s. The mass is still the one weighed.</w:t>
+      </w:r>
+    </w:p>
+    <w:p>
+      <w:pPr>
+        <w:pStyle w:val="CodeBox"/>
+      </w:pPr>
+      <w:r>
+        <w:rPr>
+          <w:b/>
+          <w:bCs/>
+        </w:rPr>
         <w:t xml:space="preserve">In the code</w:t>
       </w:r>
       <w:r>
@@ -14550,6 +14829,18 @@
           <w:rStyle w:val="VerbatimChar"/>
         </w:rPr>
         <w:t xml:space="preserve">LOAD_MIN_KG</w:t>
+      </w:r>
+      <w:r>
+        <w:t xml:space="preserve">,</w:t>
+      </w:r>
+      <w:r>
+        <w:t xml:space="preserve"> </w:t>
+      </w:r>
+      <w:r>
+        <w:rPr>
+          <w:rStyle w:val="VerbatimChar"/>
+        </w:rPr>
+        <w:t xml:space="preserve">LOAD_PLACE_MIN_KG</w:t>
       </w:r>
       <w:r>
         <w:t xml:space="preserve">,</w:t>
@@ -15533,7 +15824,7 @@
       <w:r>
         <w:drawing>
           <wp:inline>
-            <wp:extent cx="5943600" cy="2202024"/>
+            <wp:extent cx="5943600" cy="2222962"/>
             <wp:effectExtent b="0" l="0" r="0" t="0"/>
             <wp:docPr descr="Figure 9. The axes check. Band-passed (0.5–5 Hz) acceleration of the tracked CoM (grey) against the GRF divided by the system mass (blue), across and along the belt. The two must agree: this tests the plate-to-Theia rotation, the sign of each horizontal axis and the mass. A reversed axis would give r ≈ −1. The correlations are reported per trial (grf_vs_marker_acc_r_X/Y/Z)." title="" id="81" name="Picture"/>
             <a:graphic>
@@ -15554,7 +15845,7 @@
                   <pic:spPr bwMode="auto">
                     <a:xfrm>
                       <a:off x="0" y="0"/>
-                      <a:ext cx="5943600" cy="2202024"/>
+                      <a:ext cx="5943600" cy="2222962"/>
                     </a:xfrm>
                     <a:prstGeom prst="rect">
                       <a:avLst/>
@@ -15597,7 +15888,7 @@
       <w:r>
         <w:drawing>
           <wp:inline>
-            <wp:extent cx="5943600" cy="2284953"/>
+            <wp:extent cx="5943600" cy="2272818"/>
             <wp:effectExtent b="0" l="0" r="0" t="0"/>
             <wp:docPr descr="Figure 12. The complementary filter. A: the marker branch (blue) keeps frequencies below 0.5 Hz, and the force branch (orange) keeps those above; their gains add up to 1 (dotted). The stride frequency (grey band) lies well inside the force branch. B: the sideways CoM velocity in the synthetic trial: markers alone (grey), fused (black) and the truth (green). The RMS error falls from 25 to 2 mm/s." title="" id="84" name="Picture"/>
             <a:graphic>
@@ -15618,7 +15909,7 @@
                   <pic:spPr bwMode="auto">
                     <a:xfrm>
                       <a:off x="0" y="0"/>
-                      <a:ext cx="5943600" cy="2284953"/>
+                      <a:ext cx="5943600" cy="2272818"/>
                     </a:xfrm>
                     <a:prstGeom prst="rect">
                       <a:avLst/>
@@ -17574,7 +17865,7 @@
       <w:r>
         <w:drawing>
           <wp:inline>
-            <wp:extent cx="5943600" cy="4087991"/>
+            <wp:extent cx="5943600" cy="4102120"/>
             <wp:effectExtent b="0" l="0" r="0" t="0"/>
             <wp:docPr descr="Figure 13. A: a heel strike seen from above, with travel to the right. The step length is the distance along the belt from the other heel (open circle) to the landing heel (filled circle); the step width is the distance across it. B: why two step lengths do not add up to a stride on a belt. During one stance the heel is compared with a point riding the belt. It stays with the belt through mid-stance (flat part), but by the other foot’s heel strike (dashed line) it has already started to lift, 30–50 mm ahead of where it landed." title="" id="90" name="Picture"/>
             <a:graphic>
@@ -17595,7 +17886,7 @@
                   <pic:spPr bwMode="auto">
                     <a:xfrm>
                       <a:off x="0" y="0"/>
-                      <a:ext cx="5943600" cy="4087991"/>
+                      <a:ext cx="5943600" cy="4102120"/>
                     </a:xfrm>
                     <a:prstGeom prst="rect">
                       <a:avLst/>
@@ -17669,7 +17960,7 @@
         <w:t xml:space="preserve"> </w:t>
       </w:r>
       <w:r>
-        <w:t xml:space="preserve">— overground, a stride is the sum of two steps. On a belt, the rear heel has already begun to lift, and has moved relative to the belt, by the time the other foot lands (Fig. 13B). Two heel-to-heel step lengths therefore overestimate the stride by 30–50 mm each. Measuring the foot’s travel over the belt gives the true stride. It also makes stride speed (</w:t>
+        <w:t xml:space="preserve">— overground, a stride is the sum of two steps. On a belt, the rear heel has already begun to lift, and has moved relative to the belt, by the time the other foot lands (Fig. 13B). Two heel-to-heel step lengths therefore fall 30–50 mm short of the stride each (D05: 96 mm per stride). Measuring the foot’s travel over the belt gives the true stride. It also makes stride speed (</w:t>
       </w:r>
       <m:oMath>
         <m:r>
@@ -17736,13 +18027,68 @@
     </w:p>
     <w:p>
       <w:pPr>
-        <w:pStyle w:val="CodeBox"/>
+        <w:pStyle w:val="BodyText"/>
       </w:pPr>
       <w:r>
         <w:rPr>
           <w:b/>
           <w:bCs/>
         </w:rPr>
+        <w:t xml:space="preserve">Gross event errors.</w:t>
+      </w:r>
+      <w:r>
+        <w:t xml:space="preserve"> </w:t>
+      </w:r>
+      <w:r>
+        <w:t xml:space="preserve">A missed, doubled or misplaced event makes a step that cannot be gait: on D05, a step length of −0.38 m and a cadence of 144 steps/min at a 108-beat metronome. A steady step is taken out of steady walking for every metric if any of these is more than</w:t>
+      </w:r>
+      <w:r>
+        <w:t xml:space="preserve"> </w:t>
+      </w:r>
+      <w:r>
+        <w:rPr>
+          <w:b/>
+          <w:bCs/>
+        </w:rPr>
+        <w:t xml:space="preserve">5 robust SDs</w:t>
+      </w:r>
+      <w:r>
+        <w:t xml:space="preserve"> </w:t>
+      </w:r>
+      <w:r>
+        <w:t xml:space="preserve">(1.4826 × MAD) from its foot’s median: stride, step, stance or swing time, step length or step width (</w:t>
+      </w:r>
+      <w:r>
+        <w:rPr>
+          <w:rStyle w:val="VerbatimChar"/>
+        </w:rPr>
+        <w:t xml:space="preserve">OUTLIER_ROBUST_Z</w:t>
+      </w:r>
+      <w:r>
+        <w:t xml:space="preserve">). A step length ≤ 0 is also taken out. The step keeps the flag</w:t>
+      </w:r>
+      <w:r>
+        <w:t xml:space="preserve"> </w:t>
+      </w:r>
+      <w:r>
+        <w:rPr>
+          <w:rStyle w:val="VerbatimChar"/>
+        </w:rPr>
+        <w:t xml:space="preserve">gait_outlier</w:t>
+      </w:r>
+      <w:r>
+        <w:t xml:space="preserve">. A robust 5 catches only what cannot be a real step, while Hausdorff-type screens remove everything beyond 3 SD of the mean. One bad event then cannot inflate a CV, a DFA α or a margin.</w:t>
+      </w:r>
+    </w:p>
+    <w:p>
+      <w:pPr>
+        <w:pStyle w:val="CodeBox"/>
+      </w:pPr>
+      <w:r>
+        <w:rPr>
+          <w:b/>
+          <w:bCs/>
+        </w:rPr>
         <w:t xml:space="preserve">In the code</w:t>
       </w:r>
       <w:r>
@@ -17954,6 +18300,30 @@
           <w:rStyle w:val="VerbatimChar"/>
         </w:rPr>
         <w:t xml:space="preserve">walk_ratio</w:t>
+      </w:r>
+      <w:r>
+        <w:t xml:space="preserve">,</w:t>
+      </w:r>
+      <w:r>
+        <w:t xml:space="preserve"> </w:t>
+      </w:r>
+      <w:r>
+        <w:rPr>
+          <w:rStyle w:val="VerbatimChar"/>
+        </w:rPr>
+        <w:t xml:space="preserve">gait_outlier</w:t>
+      </w:r>
+      <w:r>
+        <w:t xml:space="preserve">. Setting:</w:t>
+      </w:r>
+      <w:r>
+        <w:t xml:space="preserve"> </w:t>
+      </w:r>
+      <w:r>
+        <w:rPr>
+          <w:rStyle w:val="VerbatimChar"/>
+        </w:rPr>
+        <w:t xml:space="preserve">OUTLIER_ROBUST_Z = 5</w:t>
       </w:r>
       <w:r>
         <w:t xml:space="preserve">.</w:t>
@@ -25584,7 +25954,7 @@
       <w:r>
         <w:drawing>
           <wp:inline>
-            <wp:extent cx="5943600" cy="4362021"/>
+            <wp:extent cx="5943600" cy="4328441"/>
             <wp:effectExtent b="0" l="0" r="0" t="0"/>
             <wp:docPr descr="Figure 17. The margin of stability at a right heel strike, with travel to the right. A: from above. The system CoM (black) and its extrapolation along the belt-frame velocity (open circle, xCoM). The ML margin (green) runs from the xCoM to the outer edge of the right boot, and the AP margin (violet) to its front. B: both margins through the stance. The ML margin stays positive. The AP margin becomes strongly negative: the xCoM moves ahead of the stance foot, and walking “falls” onto the next step. The single-support minima (shaded) are the values reported." title="" id="113" name="Picture"/>
             <a:graphic>
@@ -25605,7 +25975,7 @@
                   <pic:spPr bwMode="auto">
                     <a:xfrm>
                       <a:off x="0" y="0"/>
-                      <a:ext cx="5943600" cy="4362021"/>
+                      <a:ext cx="5943600" cy="4328441"/>
                     </a:xfrm>
                     <a:prstGeom prst="rect">
                       <a:avLst/>
@@ -26693,7 +27063,7 @@
         </w:numPr>
       </w:pPr>
       <w:r>
-        <w:t xml:space="preserve">Pose every sole point in every frame (§3), with the toe cap bent only as far as the belt requires (§3.3), and compute each point’s height above the belt.</w:t>
+        <w:t xml:space="preserve">Pose every sole point in every frame (§3), with the toe cap bent by Theia’s extension or as far as the belt requires, whichever is larger (§3.3), and compute each point’s height above the belt.</w:t>
       </w:r>
     </w:p>
     <w:p>
@@ -34708,7 +35078,7 @@
               <w:rPr>
                 <w:sz w:val="18"/>
               </w:rPr>
-              <w:t xml:space="preserve">healthy young adults, treadmill (persistent)</w:t>
+              <w:t xml:space="preserve">healthy young adults, treadmill, UNCUED (a metronome paces it too: L = v T)</w:t>
             </w:r>
           </w:p>
         </w:tc>
@@ -41811,7 +42181,7 @@
               <w:rPr>
                 <w:sz w:val="18"/>
               </w:rPr>
-              <w:t xml:space="preserve">healthy young adults, treadmill</w:t>
+              <w:t xml:space="preserve">healthy young adults, treadmill, UNCUED (paced by a metronome)</w:t>
             </w:r>
           </w:p>
         </w:tc>
@@ -42977,7 +43347,7 @@
       <w:r>
         <w:drawing>
           <wp:inline>
-            <wp:extent cx="5943600" cy="2455878"/>
+            <wp:extent cx="5943600" cy="2427277"/>
             <wp:effectExtent b="0" l="0" r="0" t="0"/>
             <wp:docPr descr="Figure 24. A: two of the five dimensions of the state space (AP trunk velocity against itself 10 samples later) over 15 strides. The trajectory is a loop that repeats every stride. B: the mean log divergence of nearest neighbours, with the short-term (orange, 0–0.5 stride) and long-term (green, 4–10 strides) fits. The saw-tooth in the first half-stride comes from the synthetic signal: its unfiltered white noise repeats in the embedding every τ = 10 samples. Theia’s filtered output should not show it." title="" id="161" name="Picture"/>
             <a:graphic>
@@ -42998,7 +43368,7 @@
                   <pic:spPr bwMode="auto">
                     <a:xfrm>
                       <a:off x="0" y="0"/>
-                      <a:ext cx="5943600" cy="2455878"/>
+                      <a:ext cx="5943600" cy="2427277"/>
                     </a:xfrm>
                     <a:prstGeom prst="rect">
                       <a:avLst/>
@@ -43270,18 +43640,63 @@
         </m:sSub>
       </m:oMath>
       <w:r>
-        <w:t xml:space="preserve">, the series length and the fit windows. Compare them between conditions within this study. Published ranges are only a rough check.</w:t>
-      </w:r>
-    </w:p>
-    <w:p>
-      <w:pPr>
-        <w:pStyle w:val="CodeBox"/>
-      </w:pPr>
+        <w:t xml:space="preserve">, the series length and the fit windows (Bruijn et al. 2013). Published values differ several-fold between methods, and none used this state space, so</w:t>
+      </w:r>
+      <w:r>
+        <w:t xml:space="preserve"> </w:t>
+      </w:r>
       <w:r>
         <w:rPr>
           <w:b/>
           <w:bCs/>
         </w:rPr>
+        <w:t xml:space="preserve">no healthy range is given</w:t>
+      </w:r>
+      <w:r>
+        <w:t xml:space="preserve">. On D05 the 1-D trunk velocity gave</w:t>
+      </w:r>
+      <w:r>
+        <w:t xml:space="preserve"> </w:t>
+      </w:r>
+      <m:oMath>
+        <m:sSub>
+          <m:e>
+            <m:r>
+              <m:t>λ</m:t>
+            </m:r>
+          </m:e>
+          <m:sub>
+            <m:r>
+              <m:t>S</m:t>
+            </m:r>
+          </m:sub>
+        </m:sSub>
+        <m:r>
+          <m:rPr>
+            <m:sty m:val="p"/>
+          </m:rPr>
+          <m:t>≈</m:t>
+        </m:r>
+        <m:r>
+          <m:t>2.3</m:t>
+        </m:r>
+      </m:oMath>
+      <w:r>
+        <w:t xml:space="preserve"> </w:t>
+      </w:r>
+      <w:r>
+        <w:t xml:space="preserve">per stride. Compare conditions within this study, with the same settings and the same number of strides.</w:t>
+      </w:r>
+    </w:p>
+    <w:p>
+      <w:pPr>
+        <w:pStyle w:val="CodeBox"/>
+      </w:pPr>
+      <w:r>
+        <w:rPr>
+          <w:b/>
+          <w:bCs/>
+        </w:rPr>
         <w:t xml:space="preserve">In the code</w:t>
       </w:r>
       <w:r>
@@ -43549,223 +43964,6 @@
         <w:t xml:space="preserve">recovers known exponents.</w:t>
       </w:r>
     </w:p>
-    <w:p>
-      <w:pPr>
-        <w:pStyle w:val="TableCaption"/>
-      </w:pPr>
-      <w:r>
-        <w:t xml:space="preserve">Table 18.1. Healthy range for the short-term Lyapunov exponent of the trunk (per stride).</w:t>
-      </w:r>
-    </w:p>
-    <w:tbl>
-      <w:tblPr>
-        <w:tblStyle w:val="Table"/>
-        <w:tblW w:type="pct" w:w="5000"/>
-        <w:tblLayout w:type="fixed"/>
-        <w:tblLook w:firstRow="1" w:lastRow="0" w:firstColumn="0" w:lastColumn="0" w:noHBand="0" w:noVBand="0" w:val="0020"/>
-        <w:tblCaption w:val="Table 18.1. Healthy range for the short-term Lyapunov exponent of the trunk (per stride)."/>
-      </w:tblPr>
-      <w:tblGrid>
-        <w:gridCol w:w="1867"/>
-        <w:gridCol w:w="1643"/>
-        <w:gridCol w:w="1046"/>
-        <w:gridCol w:w="1494"/>
-        <w:gridCol w:w="1120"/>
-        <w:gridCol w:w="747"/>
-      </w:tblGrid>
-      <w:tr>
-        <w:trPr>
-          <w:tblHeader w:val="on"/>
-          <w:cantSplit/>
-        </w:trPr>
-        <w:tc>
-          <w:tcPr/>
-          <w:p>
-            <w:pPr>
-              <w:pStyle w:val="Compact"/>
-              <w:jc w:val="left"/>
-            </w:pPr>
-            <w:r>
-              <w:rPr>
-                <w:sz w:val="18"/>
-              </w:rPr>
-              <w:t xml:space="preserve">Results column</w:t>
-            </w:r>
-          </w:p>
-        </w:tc>
-        <w:tc>
-          <w:tcPr/>
-          <w:p>
-            <w:pPr>
-              <w:pStyle w:val="Compact"/>
-              <w:jc w:val="left"/>
-            </w:pPr>
-            <w:r>
-              <w:rPr>
-                <w:sz w:val="18"/>
-              </w:rPr>
-              <w:t xml:space="preserve">What it is</w:t>
-            </w:r>
-          </w:p>
-        </w:tc>
-        <w:tc>
-          <w:tcPr/>
-          <w:p>
-            <w:pPr>
-              <w:pStyle w:val="Compact"/>
-              <w:jc w:val="left"/>
-            </w:pPr>
-            <w:r>
-              <w:rPr>
-                <w:sz w:val="18"/>
-              </w:rPr>
-              <w:t xml:space="preserve">Healthy range</w:t>
-            </w:r>
-          </w:p>
-        </w:tc>
-        <w:tc>
-          <w:tcPr/>
-          <w:p>
-            <w:pPr>
-              <w:pStyle w:val="Compact"/>
-              <w:jc w:val="left"/>
-            </w:pPr>
-            <w:r>
-              <w:rPr>
-                <w:sz w:val="18"/>
-              </w:rPr>
-              <w:t xml:space="preserve">Population</w:t>
-            </w:r>
-          </w:p>
-        </w:tc>
-        <w:tc>
-          <w:tcPr/>
-          <w:p>
-            <w:pPr>
-              <w:pStyle w:val="Compact"/>
-              <w:jc w:val="left"/>
-            </w:pPr>
-            <w:r>
-              <w:rPr>
-                <w:sz w:val="18"/>
-              </w:rPr>
-              <w:t xml:space="preserve">Source</w:t>
-            </w:r>
-          </w:p>
-        </w:tc>
-        <w:tc>
-          <w:tcPr/>
-          <w:p>
-            <w:pPr>
-              <w:pStyle w:val="Compact"/>
-              <w:jc w:val="left"/>
-            </w:pPr>
-            <w:r>
-              <w:rPr>
-                <w:sz w:val="18"/>
-              </w:rPr>
-              <w:t xml:space="preserve">Checked</w:t>
-            </w:r>
-          </w:p>
-        </w:tc>
-      </w:tr>
-      <w:tr>
-        <w:trPr>
-          <w:cantSplit/>
-        </w:trPr>
-        <w:tc>
-          <w:tcPr/>
-          <w:p>
-            <w:pPr>
-              <w:pStyle w:val="Compact"/>
-              <w:jc w:val="left"/>
-            </w:pPr>
-            <w:r>
-              <w:rPr>
-                <w:rStyle w:val="VerbatimChar"/>
-                <w:sz w:val="18"/>
-              </w:rPr>
-              <w:t xml:space="preserve">lds_lambda_S_trunkVel_AP</w:t>
-            </w:r>
-          </w:p>
-        </w:tc>
-        <w:tc>
-          <w:tcPr/>
-          <w:p>
-            <w:pPr>
-              <w:pStyle w:val="Compact"/>
-              <w:jc w:val="left"/>
-            </w:pPr>
-            <w:r>
-              <w:rPr>
-                <w:sz w:val="18"/>
-              </w:rPr>
-              <w:t xml:space="preserve">Lyapunov exponent, short-term (0-0.5 stride), state space trunkVel_AP</w:t>
-            </w:r>
-          </w:p>
-        </w:tc>
-        <w:tc>
-          <w:tcPr/>
-          <w:p>
-            <w:pPr>
-              <w:pStyle w:val="Compact"/>
-              <w:jc w:val="left"/>
-            </w:pPr>
-            <w:r>
-              <w:rPr>
-                <w:sz w:val="18"/>
-              </w:rPr>
-              <w:t xml:space="preserve">0.4 to 0.6 1/stride</w:t>
-            </w:r>
-          </w:p>
-        </w:tc>
-        <w:tc>
-          <w:tcPr/>
-          <w:p>
-            <w:pPr>
-              <w:pStyle w:val="Compact"/>
-              <w:jc w:val="left"/>
-            </w:pPr>
-            <w:r>
-              <w:rPr>
-                <w:sz w:val="18"/>
-              </w:rPr>
-              <w:t xml:space="preserve">healthy adults, trunk, per stride (0.50 +- 0.06); strongly method dependent</w:t>
-            </w:r>
-          </w:p>
-        </w:tc>
-        <w:tc>
-          <w:tcPr/>
-          <w:p>
-            <w:pPr>
-              <w:pStyle w:val="Compact"/>
-              <w:jc w:val="left"/>
-            </w:pPr>
-            <w:r>
-              <w:rPr>
-                <w:sz w:val="18"/>
-              </w:rPr>
-              <w:t xml:space="preserve">van Schooten et al. 2011</w:t>
-            </w:r>
-          </w:p>
-        </w:tc>
-        <w:tc>
-          <w:tcPr/>
-          <w:p>
-            <w:pPr>
-              <w:pStyle w:val="Compact"/>
-              <w:jc w:val="left"/>
-            </w:pPr>
-            <w:r>
-              <w:rPr>
-                <w:sz w:val="18"/>
-              </w:rPr>
-              <w:t xml:space="preserve">yes</w:t>
-            </w:r>
-          </w:p>
-        </w:tc>
-      </w:tr>
-    </w:tbl>
     <w:bookmarkEnd w:id="163"/>
     <w:bookmarkStart w:id="170" w:name="results-tables-and-figures"/>
     <w:p>
@@ -44856,7 +45054,7 @@
       <w:r>
         <w:drawing>
           <wp:inline>
-            <wp:extent cx="5760720" cy="3441118"/>
+            <wp:extent cx="5760720" cy="3435745"/>
             <wp:effectExtent b="0" l="0" r="0" t="0"/>
             <wp:docPr descr="Figure 25. How a trial is compared with the healthy ranges (synthetic trial, 20 kg load). The green band is each metric’s healthy range, scaled so that it runs from its low to its high end. The dot is the trial’s value: green inside, orange outside. The workbook colours each trial’s cell in the same way." title="" id="166" name="Picture"/>
             <a:graphic>
@@ -44877,7 +45075,7 @@
                   <pic:spPr bwMode="auto">
                     <a:xfrm>
                       <a:off x="0" y="0"/>
-                      <a:ext cx="5760720" cy="3441118"/>
+                      <a:ext cx="5760720" cy="3435745"/>
                     </a:xfrm>
                     <a:prstGeom prst="rect">
                       <a:avLst/>
@@ -49447,7 +49645,7 @@
               <w:rPr>
                 <w:sz w:val="18"/>
               </w:rPr>
-              <w:t xml:space="preserve">healthy young adults, treadmill (persistent)</w:t>
+              <w:t xml:space="preserve">healthy young adults, treadmill, UNCUED (a metronome paces it too: L = v T)</w:t>
             </w:r>
           </w:p>
         </w:tc>
@@ -49831,7 +50029,7 @@
               <w:rPr>
                 <w:sz w:val="18"/>
               </w:rPr>
-              <w:t xml:space="preserve">healthy young adults, treadmill</w:t>
+              <w:t xml:space="preserve">healthy young adults, treadmill, UNCUED (paced by a metronome)</w:t>
             </w:r>
           </w:p>
         </w:tc>
@@ -49943,102 +50141,6 @@
                 <w:sz w:val="18"/>
               </w:rPr>
               <w:t xml:space="preserve">Wang &amp; Srinivasan 2014</w:t>
-            </w:r>
-          </w:p>
-        </w:tc>
-        <w:tc>
-          <w:tcPr/>
-          <w:p>
-            <w:pPr>
-              <w:pStyle w:val="Compact"/>
-              <w:jc w:val="left"/>
-            </w:pPr>
-            <w:r>
-              <w:rPr>
-                <w:sz w:val="18"/>
-              </w:rPr>
-              <w:t xml:space="preserve">yes</w:t>
-            </w:r>
-          </w:p>
-        </w:tc>
-      </w:tr>
-      <w:tr>
-        <w:trPr>
-          <w:cantSplit/>
-        </w:trPr>
-        <w:tc>
-          <w:tcPr/>
-          <w:p>
-            <w:pPr>
-              <w:pStyle w:val="Compact"/>
-              <w:jc w:val="left"/>
-            </w:pPr>
-            <w:r>
-              <w:rPr>
-                <w:rStyle w:val="VerbatimChar"/>
-                <w:sz w:val="18"/>
-              </w:rPr>
-              <w:t xml:space="preserve">lds_lambda_S_trunkVel_AP</w:t>
-            </w:r>
-          </w:p>
-        </w:tc>
-        <w:tc>
-          <w:tcPr/>
-          <w:p>
-            <w:pPr>
-              <w:pStyle w:val="Compact"/>
-              <w:jc w:val="left"/>
-            </w:pPr>
-            <w:r>
-              <w:rPr>
-                <w:sz w:val="18"/>
-              </w:rPr>
-              <w:t xml:space="preserve">Lyapunov exponent, short-term (0-0.5 stride), state space trunkVel_AP</w:t>
-            </w:r>
-          </w:p>
-        </w:tc>
-        <w:tc>
-          <w:tcPr/>
-          <w:p>
-            <w:pPr>
-              <w:pStyle w:val="Compact"/>
-              <w:jc w:val="left"/>
-            </w:pPr>
-            <w:r>
-              <w:rPr>
-                <w:sz w:val="18"/>
-              </w:rPr>
-              <w:t xml:space="preserve">0.4 to 0.6 1/stride</w:t>
-            </w:r>
-          </w:p>
-        </w:tc>
-        <w:tc>
-          <w:tcPr/>
-          <w:p>
-            <w:pPr>
-              <w:pStyle w:val="Compact"/>
-              <w:jc w:val="left"/>
-            </w:pPr>
-            <w:r>
-              <w:rPr>
-                <w:sz w:val="18"/>
-              </w:rPr>
-              <w:t xml:space="preserve">healthy adults, trunk, per stride (0.50 +- 0.06); strongly method dependent</w:t>
-            </w:r>
-          </w:p>
-        </w:tc>
-        <w:tc>
-          <w:tcPr/>
-          <w:p>
-            <w:pPr>
-              <w:pStyle w:val="Compact"/>
-              <w:jc w:val="left"/>
-            </w:pPr>
-            <w:r>
-              <w:rPr>
-                <w:sz w:val="18"/>
-              </w:rPr>
-              <w:t xml:space="preserve">van Schooten et al. 2011</w:t>
             </w:r>
           </w:p>
         </w:tc>
@@ -51502,7 +51604,7 @@
         <w:t xml:space="preserve">test_gait_analysis_all_metrics.py</w:t>
       </w:r>
       <w:r>
-        <w:t xml:space="preserve">, on a 5-minute synthetic trial laid out as the Box folders. Theia’s toe angle is corrupted with 25° of toe flexion through every swing, while the boot itself stays rigid. The toe-angle hinge of version 3 then puts swings through the belt, and its mid-swing clearance falls from about 19 mm to about 5 mm. The contact-constrained toe cap ignores the corruption: no swing goes through the belt, and the MFC stays within 2 mm of the built-in clearance. The same test checks the belt speed, load, stride and stance times, step width, the vertical impulse (50% of the weight over a stride), and a trip-risk window in every swing. It also checks that TRI agrees with Schulz’s (2017) regression at this speed, and that the outputs are written.</w:t>
+        <w:t xml:space="preserve">, on a 5-minute synthetic trial laid out as the Box folders. Theia’s toe angle is corrupted with 25° of toe flexion through every swing, while the boot itself stays rigid. The toe-angle hinge of version 3 then puts swings through the belt, and its mid-swing clearance falls from about 19 mm to about 5 mm. The toe model of §3.3, which takes extension only and never goes below the belt, ignores the corruption: no swing goes through the belt, and the MFC stays within 2 mm of the built-in clearance. The same test checks the belt speed, load, stride and stance times, step width, the vertical impulse (50% of the weight over a stride), and a trip-risk window in every swing. It also checks that TRI agrees with Schulz’s (2017) regression at this speed, and that the outputs are written.</w:t>
       </w:r>
     </w:p>
     <w:bookmarkEnd w:id="173"/>
@@ -55580,7 +55682,7 @@
                 <w:rStyle w:val="VerbatimChar"/>
                 <w:sz w:val="18"/>
               </w:rPr>
-              <w:t xml:space="preserve">CROSSOVER_HZ</w:t>
+              <w:t xml:space="preserve">LOAD_PLACE_MIN_KG</w:t>
             </w:r>
           </w:p>
         </w:tc>
@@ -55596,22 +55698,22 @@
                 <w:rStyle w:val="VerbatimChar"/>
                 <w:sz w:val="18"/>
               </w:rPr>
-              <w:t xml:space="preserve">0.5</w:t>
-            </w:r>
-          </w:p>
-        </w:tc>
-        <w:tc>
-          <w:tcPr/>
-          <w:p>
-            <w:pPr>
-              <w:pStyle w:val="Compact"/>
-              <w:jc w:val="left"/>
-            </w:pPr>
-            <w:r>
-              <w:rPr>
-                <w:sz w:val="18"/>
-              </w:rPr>
-              <w:t xml:space="preserve">§5.7 markers below, force plates above</w:t>
+              <w:t xml:space="preserve">10.0</w:t>
+            </w:r>
+          </w:p>
+        </w:tc>
+        <w:tc>
+          <w:tcPr/>
+          <w:p>
+            <w:pPr>
+              <w:pStyle w:val="Compact"/>
+              <w:jc w:val="left"/>
+            </w:pPr>
+            <w:r>
+              <w:rPr>
+                <w:sz w:val="18"/>
+              </w:rPr>
+              <w:t xml:space="preserve">§5.6 lighter (boots, clothing): spread like the body</w:t>
             </w:r>
           </w:p>
         </w:tc>
@@ -55632,7 +55734,7 @@
                 <w:rStyle w:val="VerbatimChar"/>
                 <w:sz w:val="18"/>
               </w:rPr>
-              <w:t xml:space="preserve">MARKER_SAVGOL</w:t>
+              <w:t xml:space="preserve">FORCE_ALIGN_GRAVITY</w:t>
             </w:r>
           </w:p>
         </w:tc>
@@ -55648,22 +55750,22 @@
                 <w:rStyle w:val="VerbatimChar"/>
                 <w:sz w:val="18"/>
               </w:rPr>
-              <w:t xml:space="preserve">(11, 3)</w:t>
-            </w:r>
-          </w:p>
-        </w:tc>
-        <w:tc>
-          <w:tcPr/>
-          <w:p>
-            <w:pPr>
-              <w:pStyle w:val="Compact"/>
-              <w:jc w:val="left"/>
-            </w:pPr>
-            <w:r>
-              <w:rPr>
-                <w:sz w:val="18"/>
-              </w:rPr>
-              <w:t xml:space="preserve">§5.7 Savitzky-Golay window, order (markers)</w:t>
+              <w:t xml:space="preserve">True</w:t>
+            </w:r>
+          </w:p>
+        </w:tc>
+        <w:tc>
+          <w:tcPr/>
+          <w:p>
+            <w:pPr>
+              <w:pStyle w:val="Compact"/>
+              <w:jc w:val="left"/>
+            </w:pPr>
+            <w:r>
+              <w:rPr>
+                <w:sz w:val="18"/>
+              </w:rPr>
+              <w:t xml:space="preserve">§5.4 turn the forces so their walking mean is vertical</w:t>
             </w:r>
           </w:p>
         </w:tc>
@@ -55684,7 +55786,7 @@
                 <w:rStyle w:val="VerbatimChar"/>
                 <w:sz w:val="18"/>
               </w:rPr>
-              <w:t xml:space="preserve">ANTIALIAS_HZ</w:t>
+              <w:t xml:space="preserve">FORCE_MAX_TILT_DEG</w:t>
             </w:r>
           </w:p>
         </w:tc>
@@ -55700,22 +55802,22 @@
                 <w:rStyle w:val="VerbatimChar"/>
                 <w:sz w:val="18"/>
               </w:rPr>
-              <w:t xml:space="preserve">40.0</w:t>
-            </w:r>
-          </w:p>
-        </w:tc>
-        <w:tc>
-          <w:tcPr/>
-          <w:p>
-            <w:pPr>
-              <w:pStyle w:val="Compact"/>
-              <w:jc w:val="left"/>
-            </w:pPr>
-            <w:r>
-              <w:rPr>
-                <w:sz w:val="18"/>
-              </w:rPr>
-              <w:t xml:space="preserve">§5.7 before taking force to 100 Hz</w:t>
+              <w:t xml:space="preserve">3.0</w:t>
+            </w:r>
+          </w:p>
+        </w:tc>
+        <w:tc>
+          <w:tcPr/>
+          <w:p>
+            <w:pPr>
+              <w:pStyle w:val="Compact"/>
+              <w:jc w:val="left"/>
+            </w:pPr>
+            <w:r>
+              <w:rPr>
+                <w:sz w:val="18"/>
+              </w:rPr>
+              <w:t xml:space="preserve">§5.4 a larger tilt is reported, not corrected</w:t>
             </w:r>
           </w:p>
         </w:tc>
@@ -55736,7 +55838,7 @@
                 <w:rStyle w:val="VerbatimChar"/>
                 <w:sz w:val="18"/>
               </w:rPr>
-              <w:t xml:space="preserve">LOADING_BAND</w:t>
+              <w:t xml:space="preserve">OUTLIER_ROBUST_Z</w:t>
             </w:r>
           </w:p>
         </w:tc>
@@ -55752,22 +55854,22 @@
                 <w:rStyle w:val="VerbatimChar"/>
                 <w:sz w:val="18"/>
               </w:rPr>
-              <w:t xml:space="preserve">(0.20, 0.80)</w:t>
-            </w:r>
-          </w:p>
-        </w:tc>
-        <w:tc>
-          <w:tcPr/>
-          <w:p>
-            <w:pPr>
-              <w:pStyle w:val="Compact"/>
-              <w:jc w:val="left"/>
-            </w:pPr>
-            <w:r>
-              <w:rPr>
-                <w:sz w:val="18"/>
-              </w:rPr>
-              <w:t xml:space="preserve">§8 loading rate between 20% and 80% of F1</w:t>
+              <w:t xml:space="preserve">5.0</w:t>
+            </w:r>
+          </w:p>
+        </w:tc>
+        <w:tc>
+          <w:tcPr/>
+          <w:p>
+            <w:pPr>
+              <w:pStyle w:val="Compact"/>
+              <w:jc w:val="left"/>
+            </w:pPr>
+            <w:r>
+              <w:rPr>
+                <w:sz w:val="18"/>
+              </w:rPr>
+              <w:t xml:space="preserve">§6 steps this many robust SD off: event errors</w:t>
             </w:r>
           </w:p>
         </w:tc>
@@ -55788,7 +55890,7 @@
                 <w:rStyle w:val="VerbatimChar"/>
                 <w:sz w:val="18"/>
               </w:rPr>
-              <w:t xml:space="preserve">COP_FILTER_HZ</w:t>
+              <w:t xml:space="preserve">CROSSOVER_HZ</w:t>
             </w:r>
           </w:p>
         </w:tc>
@@ -55804,22 +55906,22 @@
                 <w:rStyle w:val="VerbatimChar"/>
                 <w:sz w:val="18"/>
               </w:rPr>
-              <w:t xml:space="preserve">15.0</w:t>
-            </w:r>
-          </w:p>
-        </w:tc>
-        <w:tc>
-          <w:tcPr/>
-          <w:p>
-            <w:pPr>
-              <w:pStyle w:val="Compact"/>
-              <w:jc w:val="left"/>
-            </w:pPr>
-            <w:r>
-              <w:rPr>
-                <w:sz w:val="18"/>
-              </w:rPr>
-              <w:t xml:space="preserve">§8 CoP and free moment low-pass</w:t>
+              <w:t xml:space="preserve">0.5</w:t>
+            </w:r>
+          </w:p>
+        </w:tc>
+        <w:tc>
+          <w:tcPr/>
+          <w:p>
+            <w:pPr>
+              <w:pStyle w:val="Compact"/>
+              <w:jc w:val="left"/>
+            </w:pPr>
+            <w:r>
+              <w:rPr>
+                <w:sz w:val="18"/>
+              </w:rPr>
+              <w:t xml:space="preserve">§5.7 markers below, force plates above</w:t>
             </w:r>
           </w:p>
         </w:tc>
@@ -55840,7 +55942,7 @@
                 <w:rStyle w:val="VerbatimChar"/>
                 <w:sz w:val="18"/>
               </w:rPr>
-              <w:t xml:space="preserve">WAVE_POINTS</w:t>
+              <w:t xml:space="preserve">MARKER_SAVGOL</w:t>
             </w:r>
           </w:p>
         </w:tc>
@@ -55856,22 +55958,22 @@
                 <w:rStyle w:val="VerbatimChar"/>
                 <w:sz w:val="18"/>
               </w:rPr>
-              <w:t xml:space="preserve">101</w:t>
-            </w:r>
-          </w:p>
-        </w:tc>
-        <w:tc>
-          <w:tcPr/>
-          <w:p>
-            <w:pPr>
-              <w:pStyle w:val="Compact"/>
-              <w:jc w:val="left"/>
-            </w:pPr>
-            <w:r>
-              <w:rPr>
-                <w:sz w:val="18"/>
-              </w:rPr>
-              <w:t xml:space="preserve">§7/8 points per time-normalised waveform</w:t>
+              <w:t xml:space="preserve">(11, 3)</w:t>
+            </w:r>
+          </w:p>
+        </w:tc>
+        <w:tc>
+          <w:tcPr/>
+          <w:p>
+            <w:pPr>
+              <w:pStyle w:val="Compact"/>
+              <w:jc w:val="left"/>
+            </w:pPr>
+            <w:r>
+              <w:rPr>
+                <w:sz w:val="18"/>
+              </w:rPr>
+              <w:t xml:space="preserve">§5.7 Savitzky-Golay window, order (markers)</w:t>
             </w:r>
           </w:p>
         </w:tc>
@@ -55892,7 +55994,7 @@
                 <w:rStyle w:val="VerbatimChar"/>
                 <w:sz w:val="18"/>
               </w:rPr>
-              <w:t xml:space="preserve">MFC_LOCAL_WINDOW</w:t>
+              <w:t xml:space="preserve">ANTIALIAS_HZ</w:t>
             </w:r>
           </w:p>
         </w:tc>
@@ -55908,22 +56010,22 @@
                 <w:rStyle w:val="VerbatimChar"/>
                 <w:sz w:val="18"/>
               </w:rPr>
-              <w:t xml:space="preserve">2</w:t>
-            </w:r>
-          </w:p>
-        </w:tc>
-        <w:tc>
-          <w:tcPr/>
-          <w:p>
-            <w:pPr>
-              <w:pStyle w:val="Compact"/>
-              <w:jc w:val="left"/>
-            </w:pPr>
-            <w:r>
-              <w:rPr>
-                <w:sz w:val="18"/>
-              </w:rPr>
-              <w:t xml:space="preserve">§11 frames either side a minimum must beat</w:t>
+              <w:t xml:space="preserve">40.0</w:t>
+            </w:r>
+          </w:p>
+        </w:tc>
+        <w:tc>
+          <w:tcPr/>
+          <w:p>
+            <w:pPr>
+              <w:pStyle w:val="Compact"/>
+              <w:jc w:val="left"/>
+            </w:pPr>
+            <w:r>
+              <w:rPr>
+                <w:sz w:val="18"/>
+              </w:rPr>
+              <w:t xml:space="preserve">§5.7 before taking force to 100 Hz</w:t>
             </w:r>
           </w:p>
         </w:tc>
@@ -55944,7 +56046,7 @@
                 <w:rStyle w:val="VerbatimChar"/>
                 <w:sz w:val="18"/>
               </w:rPr>
-              <w:t xml:space="preserve">MFC_SPEED_QUANTILE</w:t>
+              <w:t xml:space="preserve">LOADING_BAND</w:t>
             </w:r>
           </w:p>
         </w:tc>
@@ -55960,22 +56062,22 @@
                 <w:rStyle w:val="VerbatimChar"/>
                 <w:sz w:val="18"/>
               </w:rPr>
-              <w:t xml:space="preserve">0.75</w:t>
-            </w:r>
-          </w:p>
-        </w:tc>
-        <w:tc>
-          <w:tcPr/>
-          <w:p>
-            <w:pPr>
-              <w:pStyle w:val="Compact"/>
-              <w:jc w:val="left"/>
-            </w:pPr>
-            <w:r>
-              <w:rPr>
-                <w:sz w:val="18"/>
-              </w:rPr>
-              <w:t xml:space="preserve">§11 MFC must be in the fastest 25% of swing</w:t>
+              <w:t xml:space="preserve">(0.20, 0.80)</w:t>
+            </w:r>
+          </w:p>
+        </w:tc>
+        <w:tc>
+          <w:tcPr/>
+          <w:p>
+            <w:pPr>
+              <w:pStyle w:val="Compact"/>
+              <w:jc w:val="left"/>
+            </w:pPr>
+            <w:r>
+              <w:rPr>
+                <w:sz w:val="18"/>
+              </w:rPr>
+              <w:t xml:space="preserve">§8 loading rate between 20% and 80% of F1</w:t>
             </w:r>
           </w:p>
         </w:tc>
@@ -55996,7 +56098,7 @@
                 <w:rStyle w:val="VerbatimChar"/>
                 <w:sz w:val="18"/>
               </w:rPr>
-              <w:t xml:space="preserve">SWING_TRIM</w:t>
+              <w:t xml:space="preserve">COP_FILTER_HZ</w:t>
             </w:r>
           </w:p>
         </w:tc>
@@ -56012,22 +56114,22 @@
                 <w:rStyle w:val="VerbatimChar"/>
                 <w:sz w:val="18"/>
               </w:rPr>
-              <w:t xml:space="preserve">0.02</w:t>
-            </w:r>
-          </w:p>
-        </w:tc>
-        <w:tc>
-          <w:tcPr/>
-          <w:p>
-            <w:pPr>
-              <w:pStyle w:val="Compact"/>
-              <w:jc w:val="left"/>
-            </w:pPr>
-            <w:r>
-              <w:rPr>
-                <w:sz w:val="18"/>
-              </w:rPr>
-              <w:t xml:space="preserve">§11 trim 2% of the swing at each end</w:t>
+              <w:t xml:space="preserve">15.0</w:t>
+            </w:r>
+          </w:p>
+        </w:tc>
+        <w:tc>
+          <w:tcPr/>
+          <w:p>
+            <w:pPr>
+              <w:pStyle w:val="Compact"/>
+              <w:jc w:val="left"/>
+            </w:pPr>
+            <w:r>
+              <w:rPr>
+                <w:sz w:val="18"/>
+              </w:rPr>
+              <w:t xml:space="preserve">§8 CoP and free moment low-pass</w:t>
             </w:r>
           </w:p>
         </w:tc>
@@ -56048,7 +56150,7 @@
                 <w:rStyle w:val="VerbatimChar"/>
                 <w:sz w:val="18"/>
               </w:rPr>
-              <w:t xml:space="preserve">MIN_CLEARANCE_MM</w:t>
+              <w:t xml:space="preserve">WAVE_POINTS</w:t>
             </w:r>
           </w:p>
         </w:tc>
@@ -56064,22 +56166,22 @@
                 <w:rStyle w:val="VerbatimChar"/>
                 <w:sz w:val="18"/>
               </w:rPr>
-              <w:t xml:space="preserve">1.0</w:t>
-            </w:r>
-          </w:p>
-        </w:tc>
-        <w:tc>
-          <w:tcPr/>
-          <w:p>
-            <w:pPr>
-              <w:pStyle w:val="Compact"/>
-              <w:jc w:val="left"/>
-            </w:pPr>
-            <w:r>
-              <w:rPr>
-                <w:sz w:val="18"/>
-              </w:rPr>
-              <w:t xml:space="preserve">§11 floor for the trip-risk division</w:t>
+              <w:t xml:space="preserve">101</w:t>
+            </w:r>
+          </w:p>
+        </w:tc>
+        <w:tc>
+          <w:tcPr/>
+          <w:p>
+            <w:pPr>
+              <w:pStyle w:val="Compact"/>
+              <w:jc w:val="left"/>
+            </w:pPr>
+            <w:r>
+              <w:rPr>
+                <w:sz w:val="18"/>
+              </w:rPr>
+              <w:t xml:space="preserve">§7/8 points per time-normalised waveform</w:t>
             </w:r>
           </w:p>
         </w:tc>
@@ -56100,7 +56202,7 @@
                 <w:rStyle w:val="VerbatimChar"/>
                 <w:sz w:val="18"/>
               </w:rPr>
-              <w:t xml:space="preserve">TRI_DERIV_WINDOW</w:t>
+              <w:t xml:space="preserve">MFC_LOCAL_WINDOW</w:t>
             </w:r>
           </w:p>
         </w:tc>
@@ -56116,22 +56218,22 @@
                 <w:rStyle w:val="VerbatimChar"/>
                 <w:sz w:val="18"/>
               </w:rPr>
-              <w:t xml:space="preserve">7</w:t>
-            </w:r>
-          </w:p>
-        </w:tc>
-        <w:tc>
-          <w:tcPr/>
-          <w:p>
-            <w:pPr>
-              <w:pStyle w:val="Compact"/>
-              <w:jc w:val="left"/>
-            </w:pPr>
-            <w:r>
-              <w:rPr>
-                <w:sz w:val="18"/>
-              </w:rPr>
-              <w:t xml:space="preserve">§11 Savitzky-Golay frames (order 3), MFC point</w:t>
+              <w:t xml:space="preserve">2</w:t>
+            </w:r>
+          </w:p>
+        </w:tc>
+        <w:tc>
+          <w:tcPr/>
+          <w:p>
+            <w:pPr>
+              <w:pStyle w:val="Compact"/>
+              <w:jc w:val="left"/>
+            </w:pPr>
+            <w:r>
+              <w:rPr>
+                <w:sz w:val="18"/>
+              </w:rPr>
+              <w:t xml:space="preserve">§11 frames either side a minimum must beat</w:t>
             </w:r>
           </w:p>
         </w:tc>
@@ -56152,7 +56254,7 @@
                 <w:rStyle w:val="VerbatimChar"/>
                 <w:sz w:val="18"/>
               </w:rPr>
-              <w:t xml:space="preserve">TOE_MAX_BEND_DEG</w:t>
+              <w:t xml:space="preserve">MFC_SPEED_QUANTILE</w:t>
             </w:r>
           </w:p>
         </w:tc>
@@ -56168,22 +56270,22 @@
                 <w:rStyle w:val="VerbatimChar"/>
                 <w:sz w:val="18"/>
               </w:rPr>
-              <w:t xml:space="preserve">60.0</w:t>
-            </w:r>
-          </w:p>
-        </w:tc>
-        <w:tc>
-          <w:tcPr/>
-          <w:p>
-            <w:pPr>
-              <w:pStyle w:val="Compact"/>
-              <w:jc w:val="left"/>
-            </w:pPr>
-            <w:r>
-              <w:rPr>
-                <w:sz w:val="18"/>
-              </w:rPr>
-              <w:t xml:space="preserve">§5.3 the toe cap never bends further than this</w:t>
+              <w:t xml:space="preserve">0.75</w:t>
+            </w:r>
+          </w:p>
+        </w:tc>
+        <w:tc>
+          <w:tcPr/>
+          <w:p>
+            <w:pPr>
+              <w:pStyle w:val="Compact"/>
+              <w:jc w:val="left"/>
+            </w:pPr>
+            <w:r>
+              <w:rPr>
+                <w:sz w:val="18"/>
+              </w:rPr>
+              <w:t xml:space="preserve">§11 MFC must be in the fastest 25% of swing</w:t>
             </w:r>
           </w:p>
         </w:tc>
@@ -56204,6 +56306,214 @@
                 <w:rStyle w:val="VerbatimChar"/>
                 <w:sz w:val="18"/>
               </w:rPr>
+              <w:t xml:space="preserve">SWING_TRIM</w:t>
+            </w:r>
+          </w:p>
+        </w:tc>
+        <w:tc>
+          <w:tcPr/>
+          <w:p>
+            <w:pPr>
+              <w:pStyle w:val="Compact"/>
+              <w:jc w:val="left"/>
+            </w:pPr>
+            <w:r>
+              <w:rPr>
+                <w:rStyle w:val="VerbatimChar"/>
+                <w:sz w:val="18"/>
+              </w:rPr>
+              <w:t xml:space="preserve">0.02</w:t>
+            </w:r>
+          </w:p>
+        </w:tc>
+        <w:tc>
+          <w:tcPr/>
+          <w:p>
+            <w:pPr>
+              <w:pStyle w:val="Compact"/>
+              <w:jc w:val="left"/>
+            </w:pPr>
+            <w:r>
+              <w:rPr>
+                <w:sz w:val="18"/>
+              </w:rPr>
+              <w:t xml:space="preserve">§11 trim 2% of the swing at each end</w:t>
+            </w:r>
+          </w:p>
+        </w:tc>
+      </w:tr>
+      <w:tr>
+        <w:trPr>
+          <w:cantSplit/>
+        </w:trPr>
+        <w:tc>
+          <w:tcPr/>
+          <w:p>
+            <w:pPr>
+              <w:pStyle w:val="Compact"/>
+              <w:jc w:val="left"/>
+            </w:pPr>
+            <w:r>
+              <w:rPr>
+                <w:rStyle w:val="VerbatimChar"/>
+                <w:sz w:val="18"/>
+              </w:rPr>
+              <w:t xml:space="preserve">MIN_CLEARANCE_MM</w:t>
+            </w:r>
+          </w:p>
+        </w:tc>
+        <w:tc>
+          <w:tcPr/>
+          <w:p>
+            <w:pPr>
+              <w:pStyle w:val="Compact"/>
+              <w:jc w:val="left"/>
+            </w:pPr>
+            <w:r>
+              <w:rPr>
+                <w:rStyle w:val="VerbatimChar"/>
+                <w:sz w:val="18"/>
+              </w:rPr>
+              <w:t xml:space="preserve">1.0</w:t>
+            </w:r>
+          </w:p>
+        </w:tc>
+        <w:tc>
+          <w:tcPr/>
+          <w:p>
+            <w:pPr>
+              <w:pStyle w:val="Compact"/>
+              <w:jc w:val="left"/>
+            </w:pPr>
+            <w:r>
+              <w:rPr>
+                <w:sz w:val="18"/>
+              </w:rPr>
+              <w:t xml:space="preserve">§11 floor for the trip-risk division</w:t>
+            </w:r>
+          </w:p>
+        </w:tc>
+      </w:tr>
+      <w:tr>
+        <w:trPr>
+          <w:cantSplit/>
+        </w:trPr>
+        <w:tc>
+          <w:tcPr/>
+          <w:p>
+            <w:pPr>
+              <w:pStyle w:val="Compact"/>
+              <w:jc w:val="left"/>
+            </w:pPr>
+            <w:r>
+              <w:rPr>
+                <w:rStyle w:val="VerbatimChar"/>
+                <w:sz w:val="18"/>
+              </w:rPr>
+              <w:t xml:space="preserve">TRI_DERIV_WINDOW</w:t>
+            </w:r>
+          </w:p>
+        </w:tc>
+        <w:tc>
+          <w:tcPr/>
+          <w:p>
+            <w:pPr>
+              <w:pStyle w:val="Compact"/>
+              <w:jc w:val="left"/>
+            </w:pPr>
+            <w:r>
+              <w:rPr>
+                <w:rStyle w:val="VerbatimChar"/>
+                <w:sz w:val="18"/>
+              </w:rPr>
+              <w:t xml:space="preserve">7</w:t>
+            </w:r>
+          </w:p>
+        </w:tc>
+        <w:tc>
+          <w:tcPr/>
+          <w:p>
+            <w:pPr>
+              <w:pStyle w:val="Compact"/>
+              <w:jc w:val="left"/>
+            </w:pPr>
+            <w:r>
+              <w:rPr>
+                <w:sz w:val="18"/>
+              </w:rPr>
+              <w:t xml:space="preserve">§11 Savitzky-Golay frames (order 3), MFC point</w:t>
+            </w:r>
+          </w:p>
+        </w:tc>
+      </w:tr>
+      <w:tr>
+        <w:trPr>
+          <w:cantSplit/>
+        </w:trPr>
+        <w:tc>
+          <w:tcPr/>
+          <w:p>
+            <w:pPr>
+              <w:pStyle w:val="Compact"/>
+              <w:jc w:val="left"/>
+            </w:pPr>
+            <w:r>
+              <w:rPr>
+                <w:rStyle w:val="VerbatimChar"/>
+                <w:sz w:val="18"/>
+              </w:rPr>
+              <w:t xml:space="preserve">TOE_MAX_BEND_DEG</w:t>
+            </w:r>
+          </w:p>
+        </w:tc>
+        <w:tc>
+          <w:tcPr/>
+          <w:p>
+            <w:pPr>
+              <w:pStyle w:val="Compact"/>
+              <w:jc w:val="left"/>
+            </w:pPr>
+            <w:r>
+              <w:rPr>
+                <w:rStyle w:val="VerbatimChar"/>
+                <w:sz w:val="18"/>
+              </w:rPr>
+              <w:t xml:space="preserve">60.0</w:t>
+            </w:r>
+          </w:p>
+        </w:tc>
+        <w:tc>
+          <w:tcPr/>
+          <w:p>
+            <w:pPr>
+              <w:pStyle w:val="Compact"/>
+              <w:jc w:val="left"/>
+            </w:pPr>
+            <w:r>
+              <w:rPr>
+                <w:sz w:val="18"/>
+              </w:rPr>
+              <w:t xml:space="preserve">§5.3 the toe cap never bends further than this</w:t>
+            </w:r>
+          </w:p>
+        </w:tc>
+      </w:tr>
+      <w:tr>
+        <w:trPr>
+          <w:cantSplit/>
+        </w:trPr>
+        <w:tc>
+          <w:tcPr/>
+          <w:p>
+            <w:pPr>
+              <w:pStyle w:val="Compact"/>
+              <w:jc w:val="left"/>
+            </w:pPr>
+            <w:r>
+              <w:rPr>
+                <w:rStyle w:val="VerbatimChar"/>
+                <w:sz w:val="18"/>
+              </w:rPr>
               <w:t xml:space="preserve">TOE_BEND_STEP_DEG</w:t>
             </w:r>
           </w:p>
@@ -56236,6 +56546,58 @@
                 <w:sz w:val="18"/>
               </w:rPr>
               <w:t xml:space="preserve">§5.3 resolution of the contact-constrained bend</w:t>
+            </w:r>
+          </w:p>
+        </w:tc>
+      </w:tr>
+      <w:tr>
+        <w:trPr>
+          <w:cantSplit/>
+        </w:trPr>
+        <w:tc>
+          <w:tcPr/>
+          <w:p>
+            <w:pPr>
+              <w:pStyle w:val="Compact"/>
+              <w:jc w:val="left"/>
+            </w:pPr>
+            <w:r>
+              <w:rPr>
+                <w:rStyle w:val="VerbatimChar"/>
+                <w:sz w:val="18"/>
+              </w:rPr>
+              <w:t xml:space="preserve">TOE_USE_THEIA_EXTENSION</w:t>
+            </w:r>
+          </w:p>
+        </w:tc>
+        <w:tc>
+          <w:tcPr/>
+          <w:p>
+            <w:pPr>
+              <w:pStyle w:val="Compact"/>
+              <w:jc w:val="left"/>
+            </w:pPr>
+            <w:r>
+              <w:rPr>
+                <w:rStyle w:val="VerbatimChar"/>
+                <w:sz w:val="18"/>
+              </w:rPr>
+              <w:t xml:space="preserve">True</w:t>
+            </w:r>
+          </w:p>
+        </w:tc>
+        <w:tc>
+          <w:tcPr/>
+          <w:p>
+            <w:pPr>
+              <w:pStyle w:val="Compact"/>
+              <w:jc w:val="left"/>
+            </w:pPr>
+            <w:r>
+              <w:rPr>
+                <w:sz w:val="18"/>
+              </w:rPr>
+              <w:t xml:space="preserve">§5.3 also lift the toe cap by Theia’s toe extension</w:t>
             </w:r>
           </w:p>
         </w:tc>
@@ -59137,6 +59499,25 @@
               <w:pStyle w:val="Compact"/>
               <w:jc w:val="left"/>
             </w:pPr>
+            <w:r>
+              <w:rPr>
+                <w:rStyle w:val="VerbatimChar"/>
+                <w:sz w:val="18"/>
+              </w:rPr>
+              <w:t xml:space="preserve">align_gravity</w:t>
+            </w:r>
+            <w:r>
+              <w:rPr>
+                <w:sz w:val="18"/>
+              </w:rPr>
+              <w:t xml:space="preserve">,</w:t>
+            </w:r>
+            <w:r>
+              <w:rPr>
+                <w:sz w:val="18"/>
+              </w:rPr>
+              <w:t xml:space="preserve"> </w:t>
+            </w:r>
             <w:r>
               <w:rPr>
                 <w:rStyle w:val="VerbatimChar"/>

--- a/docs/Gait_Analysis_Methods.docx
+++ b/docs/Gait_Analysis_Methods.docx
@@ -11303,7 +11303,28 @@
         <w:t xml:space="preserve"> </w:t>
       </w:r>
       <w:r>
-        <w:t xml:space="preserve">keeps the height and index of the lowest sole point, and how far the boot reaches forward, backward, left and right along the walker’s axes. The margin of stability (§10) uses those extents, and foot clearance (§11) uses the heights. The belt surface is the one fitted by the event detection and saved in its summary, so both steps measure against the same surface.</w:t>
+        <w:t xml:space="preserve">keeps the height and index of the lowest sole point, and how far the boot reaches forward, backward, left and right along the walker’s axes. The margin of stability (§10) uses those extents, and foot clearance (§11) uses the heights. The belt surface is refitted here (</w:t>
+      </w:r>
+      <w:r>
+        <w:rPr>
+          <w:rStyle w:val="VerbatimChar"/>
+        </w:rPr>
+        <w:t xml:space="preserve">foot_flat_surface()</w:t>
+      </w:r>
+      <w:r>
+        <w:t xml:space="preserve">) to the rigid boots’ lowest point in foot-flat only (</w:t>
+      </w:r>
+      <w:r>
+        <w:rPr>
+          <w:rStyle w:val="VerbatimChar"/>
+        </w:rPr>
+        <w:t xml:space="preserve">BELT_FLAT</w:t>
+      </w:r>
+      <w:r>
+        <w:t xml:space="preserve"> </w:t>
+      </w:r>
+      <w:r>
+        <w:t xml:space="preserve">of each steady stance), with the same form as §3.4. The event detection fits every frame’s lowest point, including push-off and landing. On D05 that gave 2.3° against the plates’ 0.8°, which over the ~0.35 m a foot travels to mid-swing changes the clearance by ~8 mm.</w:t>
       </w:r>
     </w:p>
     <w:p>
@@ -11357,7 +11378,22 @@
         <w:t xml:space="preserve">world()</w:t>
       </w:r>
       <w:r>
-        <w:t xml:space="preserve">) and</w:t>
+        <w:t xml:space="preserve">),</w:t>
+      </w:r>
+      <w:r>
+        <w:t xml:space="preserve"> </w:t>
+      </w:r>
+      <w:r>
+        <w:rPr>
+          <w:rStyle w:val="VerbatimChar"/>
+        </w:rPr>
+        <w:t xml:space="preserve">foot_flat_surface()</w:t>
+      </w:r>
+      <w:r>
+        <w:t xml:space="preserve"> </w:t>
+      </w:r>
+      <w:r>
+        <w:t xml:space="preserve">and</w:t>
       </w:r>
       <w:r>
         <w:t xml:space="preserve"> </w:t>
@@ -59435,6 +59471,25 @@
                 <w:sz w:val="18"/>
               </w:rPr>
               <w:t xml:space="preserve">contact_toe_pose</w:t>
+            </w:r>
+            <w:r>
+              <w:rPr>
+                <w:sz w:val="18"/>
+              </w:rPr>
+              <w:t xml:space="preserve">,</w:t>
+            </w:r>
+            <w:r>
+              <w:rPr>
+                <w:sz w:val="18"/>
+              </w:rPr>
+              <w:t xml:space="preserve"> </w:t>
+            </w:r>
+            <w:r>
+              <w:rPr>
+                <w:rStyle w:val="VerbatimChar"/>
+                <w:sz w:val="18"/>
+              </w:rPr>
+              <w:t xml:space="preserve">foot_flat_surface</w:t>
             </w:r>
             <w:r>
               <w:rPr>

--- a/docs/Gait_Analysis_Methods.docx
+++ b/docs/Gait_Analysis_Methods.docx
@@ -391,6 +391,22 @@
           <w:pPr>
             <w:pStyle w:val="TOC2"/>
           </w:pPr>
+          <w:hyperlink w:anchor="the-two-clocks" w:history="1">
+            <w:r>
+              <w:t xml:space="preserve">4.0 The two clocks</w:t>
+            </w:r>
+            <w:r>
+              <w:tab/>
+            </w:r>
+            <w:r>
+              <w:t>15</w:t>
+            </w:r>
+          </w:hyperlink>
+        </w:p>
+        <w:p>
+          <w:pPr>
+            <w:pStyle w:val="TOC2"/>
+          </w:pPr>
           <w:hyperlink w:anchor="belt-contacts-from-the-vertical-force" w:history="1">
             <w:r>
               <w:t xml:space="preserve">4.1 Belt contacts from the vertical force</w:t>
@@ -479,7 +495,7 @@
               <w:tab/>
             </w:r>
             <w:r>
-              <w:t>20</w:t>
+              <w:t>21</w:t>
             </w:r>
           </w:hyperlink>
         </w:p>
@@ -495,7 +511,7 @@
               <w:tab/>
             </w:r>
             <w:r>
-              <w:t>20</w:t>
+              <w:t>21</w:t>
             </w:r>
           </w:hyperlink>
         </w:p>
@@ -511,7 +527,7 @@
               <w:tab/>
             </w:r>
             <w:r>
-              <w:t>21</w:t>
+              <w:t>22</w:t>
             </w:r>
           </w:hyperlink>
         </w:p>
@@ -527,7 +543,7 @@
               <w:tab/>
             </w:r>
             <w:r>
-              <w:t>22</w:t>
+              <w:t>23</w:t>
             </w:r>
           </w:hyperlink>
         </w:p>
@@ -543,7 +559,7 @@
               <w:tab/>
             </w:r>
             <w:r>
-              <w:t>22</w:t>
+              <w:t>23</w:t>
             </w:r>
           </w:hyperlink>
         </w:p>
@@ -559,7 +575,7 @@
               <w:tab/>
             </w:r>
             <w:r>
-              <w:t>23</w:t>
+              <w:t>24</w:t>
             </w:r>
           </w:hyperlink>
         </w:p>
@@ -575,7 +591,7 @@
               <w:tab/>
             </w:r>
             <w:r>
-              <w:t>24</w:t>
+              <w:t>26</w:t>
             </w:r>
           </w:hyperlink>
         </w:p>
@@ -591,7 +607,7 @@
               <w:tab/>
             </w:r>
             <w:r>
-              <w:t>26</w:t>
+              <w:t>27</w:t>
             </w:r>
           </w:hyperlink>
         </w:p>
@@ -607,7 +623,7 @@
               <w:tab/>
             </w:r>
             <w:r>
-              <w:t>29</w:t>
+              <w:t>30</w:t>
             </w:r>
           </w:hyperlink>
         </w:p>
@@ -623,7 +639,7 @@
               <w:tab/>
             </w:r>
             <w:r>
-              <w:t>29</w:t>
+              <w:t>30</w:t>
             </w:r>
           </w:hyperlink>
         </w:p>
@@ -639,7 +655,7 @@
               <w:tab/>
             </w:r>
             <w:r>
-              <w:t>29</w:t>
+              <w:t>30</w:t>
             </w:r>
           </w:hyperlink>
         </w:p>
@@ -655,7 +671,7 @@
               <w:tab/>
             </w:r>
             <w:r>
-              <w:t>30</w:t>
+              <w:t>31</w:t>
             </w:r>
           </w:hyperlink>
         </w:p>
@@ -671,7 +687,7 @@
               <w:tab/>
             </w:r>
             <w:r>
-              <w:t>32</w:t>
+              <w:t>33</w:t>
             </w:r>
           </w:hyperlink>
         </w:p>
@@ -687,7 +703,7 @@
               <w:tab/>
             </w:r>
             <w:r>
-              <w:t>34</w:t>
+              <w:t>35</w:t>
             </w:r>
           </w:hyperlink>
         </w:p>
@@ -703,7 +719,7 @@
               <w:tab/>
             </w:r>
             <w:r>
-              <w:t>34</w:t>
+              <w:t>35</w:t>
             </w:r>
           </w:hyperlink>
         </w:p>
@@ -719,7 +735,7 @@
               <w:tab/>
             </w:r>
             <w:r>
-              <w:t>34</w:t>
+              <w:t>35</w:t>
             </w:r>
           </w:hyperlink>
         </w:p>
@@ -735,7 +751,7 @@
               <w:tab/>
             </w:r>
             <w:r>
-              <w:t>34</w:t>
+              <w:t>35</w:t>
             </w:r>
           </w:hyperlink>
         </w:p>
@@ -751,7 +767,7 @@
               <w:tab/>
             </w:r>
             <w:r>
-              <w:t>34</w:t>
+              <w:t>35</w:t>
             </w:r>
           </w:hyperlink>
         </w:p>
@@ -767,7 +783,7 @@
               <w:tab/>
             </w:r>
             <w:r>
-              <w:t>34</w:t>
+              <w:t>35</w:t>
             </w:r>
           </w:hyperlink>
         </w:p>
@@ -783,7 +799,7 @@
               <w:tab/>
             </w:r>
             <w:r>
-              <w:t>37</w:t>
+              <w:t>38</w:t>
             </w:r>
           </w:hyperlink>
         </w:p>
@@ -799,7 +815,7 @@
               <w:tab/>
             </w:r>
             <w:r>
-              <w:t>39</w:t>
+              <w:t>40</w:t>
             </w:r>
           </w:hyperlink>
         </w:p>
@@ -815,7 +831,7 @@
               <w:tab/>
             </w:r>
             <w:r>
-              <w:t>42</w:t>
+              <w:t>43</w:t>
             </w:r>
           </w:hyperlink>
         </w:p>
@@ -831,7 +847,7 @@
               <w:tab/>
             </w:r>
             <w:r>
-              <w:t>42</w:t>
+              <w:t>43</w:t>
             </w:r>
           </w:hyperlink>
         </w:p>
@@ -847,7 +863,7 @@
               <w:tab/>
             </w:r>
             <w:r>
-              <w:t>42</w:t>
+              <w:t>43</w:t>
             </w:r>
           </w:hyperlink>
         </w:p>
@@ -863,7 +879,7 @@
               <w:tab/>
             </w:r>
             <w:r>
-              <w:t>45</w:t>
+              <w:t>46</w:t>
             </w:r>
           </w:hyperlink>
         </w:p>
@@ -879,7 +895,7 @@
               <w:tab/>
             </w:r>
             <w:r>
-              <w:t>45</w:t>
+              <w:t>46</w:t>
             </w:r>
           </w:hyperlink>
         </w:p>
@@ -895,7 +911,7 @@
               <w:tab/>
             </w:r>
             <w:r>
-              <w:t>45</w:t>
+              <w:t>46</w:t>
             </w:r>
           </w:hyperlink>
         </w:p>
@@ -911,7 +927,7 @@
               <w:tab/>
             </w:r>
             <w:r>
-              <w:t>46</w:t>
+              <w:t>47</w:t>
             </w:r>
           </w:hyperlink>
         </w:p>
@@ -927,7 +943,7 @@
               <w:tab/>
             </w:r>
             <w:r>
-              <w:t>46</w:t>
+              <w:t>47</w:t>
             </w:r>
           </w:hyperlink>
         </w:p>
@@ -943,7 +959,7 @@
               <w:tab/>
             </w:r>
             <w:r>
-              <w:t>47</w:t>
+              <w:t>48</w:t>
             </w:r>
           </w:hyperlink>
         </w:p>
@@ -959,7 +975,7 @@
               <w:tab/>
             </w:r>
             <w:r>
-              <w:t>47</w:t>
+              <w:t>48</w:t>
             </w:r>
           </w:hyperlink>
         </w:p>
@@ -975,7 +991,7 @@
               <w:tab/>
             </w:r>
             <w:r>
-              <w:t>48</w:t>
+              <w:t>49</w:t>
             </w:r>
           </w:hyperlink>
         </w:p>
@@ -991,7 +1007,7 @@
               <w:tab/>
             </w:r>
             <w:r>
-              <w:t>48</w:t>
+              <w:t>49</w:t>
             </w:r>
           </w:hyperlink>
         </w:p>
@@ -1007,7 +1023,7 @@
               <w:tab/>
             </w:r>
             <w:r>
-              <w:t>48</w:t>
+              <w:t>49</w:t>
             </w:r>
           </w:hyperlink>
         </w:p>
@@ -1023,7 +1039,7 @@
               <w:tab/>
             </w:r>
             <w:r>
-              <w:t>48</w:t>
+              <w:t>49</w:t>
             </w:r>
           </w:hyperlink>
         </w:p>
@@ -1039,7 +1055,7 @@
               <w:tab/>
             </w:r>
             <w:r>
-              <w:t>49</w:t>
+              <w:t>50</w:t>
             </w:r>
           </w:hyperlink>
         </w:p>
@@ -1055,7 +1071,7 @@
               <w:tab/>
             </w:r>
             <w:r>
-              <w:t>50</w:t>
+              <w:t>51</w:t>
             </w:r>
           </w:hyperlink>
         </w:p>
@@ -1071,7 +1087,7 @@
               <w:tab/>
             </w:r>
             <w:r>
-              <w:t>53</w:t>
+              <w:t>54</w:t>
             </w:r>
           </w:hyperlink>
         </w:p>
@@ -1087,7 +1103,7 @@
               <w:tab/>
             </w:r>
             <w:r>
-              <w:t>53</w:t>
+              <w:t>54</w:t>
             </w:r>
           </w:hyperlink>
         </w:p>
@@ -1103,7 +1119,7 @@
               <w:tab/>
             </w:r>
             <w:r>
-              <w:t>53</w:t>
+              <w:t>54</w:t>
             </w:r>
           </w:hyperlink>
         </w:p>
@@ -1119,7 +1135,7 @@
               <w:tab/>
             </w:r>
             <w:r>
-              <w:t>55</w:t>
+              <w:t>56</w:t>
             </w:r>
           </w:hyperlink>
         </w:p>
@@ -1135,7 +1151,7 @@
               <w:tab/>
             </w:r>
             <w:r>
-              <w:t>55</w:t>
+              <w:t>56</w:t>
             </w:r>
           </w:hyperlink>
         </w:p>
@@ -1151,7 +1167,7 @@
               <w:tab/>
             </w:r>
             <w:r>
-              <w:t>55</w:t>
+              <w:t>56</w:t>
             </w:r>
           </w:hyperlink>
         </w:p>
@@ -1167,7 +1183,7 @@
               <w:tab/>
             </w:r>
             <w:r>
-              <w:t>55</w:t>
+              <w:t>56</w:t>
             </w:r>
           </w:hyperlink>
         </w:p>
@@ -1183,7 +1199,7 @@
               <w:tab/>
             </w:r>
             <w:r>
-              <w:t>58</w:t>
+              <w:t>59</w:t>
             </w:r>
           </w:hyperlink>
         </w:p>
@@ -1199,7 +1215,7 @@
               <w:tab/>
             </w:r>
             <w:r>
-              <w:t>58</w:t>
+              <w:t>59</w:t>
             </w:r>
           </w:hyperlink>
         </w:p>
@@ -1215,7 +1231,7 @@
               <w:tab/>
             </w:r>
             <w:r>
-              <w:t>58</w:t>
+              <w:t>59</w:t>
             </w:r>
           </w:hyperlink>
         </w:p>
@@ -1231,7 +1247,7 @@
               <w:tab/>
             </w:r>
             <w:r>
-              <w:t>61</w:t>
+              <w:t>62</w:t>
             </w:r>
           </w:hyperlink>
         </w:p>
@@ -1247,7 +1263,7 @@
               <w:tab/>
             </w:r>
             <w:r>
-              <w:t>63</w:t>
+              <w:t>64</w:t>
             </w:r>
           </w:hyperlink>
         </w:p>
@@ -1263,7 +1279,7 @@
               <w:tab/>
             </w:r>
             <w:r>
-              <w:t>63</w:t>
+              <w:t>64</w:t>
             </w:r>
           </w:hyperlink>
         </w:p>
@@ -1279,7 +1295,7 @@
               <w:tab/>
             </w:r>
             <w:r>
-              <w:t>64</w:t>
+              <w:t>65</w:t>
             </w:r>
           </w:hyperlink>
         </w:p>
@@ -1295,7 +1311,7 @@
               <w:tab/>
             </w:r>
             <w:r>
-              <w:t>68</w:t>
+              <w:t>69</w:t>
             </w:r>
           </w:hyperlink>
         </w:p>
@@ -1311,7 +1327,7 @@
               <w:tab/>
             </w:r>
             <w:r>
-              <w:t>69</w:t>
+              <w:t>70</w:t>
             </w:r>
           </w:hyperlink>
         </w:p>
@@ -1327,7 +1343,7 @@
               <w:tab/>
             </w:r>
             <w:r>
-              <w:t>69</w:t>
+              <w:t>70</w:t>
             </w:r>
           </w:hyperlink>
         </w:p>
@@ -1343,7 +1359,7 @@
               <w:tab/>
             </w:r>
             <w:r>
-              <w:t>69</w:t>
+              <w:t>70</w:t>
             </w:r>
           </w:hyperlink>
         </w:p>
@@ -1359,7 +1375,7 @@
               <w:tab/>
             </w:r>
             <w:r>
-              <w:t>69</w:t>
+              <w:t>70</w:t>
             </w:r>
           </w:hyperlink>
         </w:p>
@@ -1375,7 +1391,7 @@
               <w:tab/>
             </w:r>
             <w:r>
-              <w:t>70</w:t>
+              <w:t>71</w:t>
             </w:r>
           </w:hyperlink>
         </w:p>
@@ -1391,7 +1407,7 @@
               <w:tab/>
             </w:r>
             <w:r>
-              <w:t>71</w:t>
+              <w:t>72</w:t>
             </w:r>
           </w:hyperlink>
         </w:p>
@@ -1407,7 +1423,7 @@
               <w:tab/>
             </w:r>
             <w:r>
-              <w:t>72</w:t>
+              <w:t>73</w:t>
             </w:r>
           </w:hyperlink>
         </w:p>
@@ -1423,7 +1439,7 @@
               <w:tab/>
             </w:r>
             <w:r>
-              <w:t>72</w:t>
+              <w:t>73</w:t>
             </w:r>
           </w:hyperlink>
         </w:p>
@@ -1439,7 +1455,7 @@
               <w:tab/>
             </w:r>
             <w:r>
-              <w:t>74</w:t>
+              <w:t>75</w:t>
             </w:r>
           </w:hyperlink>
         </w:p>
@@ -1455,7 +1471,7 @@
               <w:tab/>
             </w:r>
             <w:r>
-              <w:t>77</w:t>
+              <w:t>78</w:t>
             </w:r>
           </w:hyperlink>
         </w:p>
@@ -1471,7 +1487,7 @@
               <w:tab/>
             </w:r>
             <w:r>
-              <w:t>78</w:t>
+              <w:t>79</w:t>
             </w:r>
           </w:hyperlink>
         </w:p>
@@ -1487,7 +1503,7 @@
               <w:tab/>
             </w:r>
             <w:r>
-              <w:t>80</w:t>
+              <w:t>81</w:t>
             </w:r>
           </w:hyperlink>
           <w:r>
@@ -6740,7 +6756,7 @@
     </w:p>
     <w:bookmarkEnd w:id="45"/>
     <w:bookmarkEnd w:id="46"/>
-    <w:bookmarkStart w:id="61" w:name="gait-events-detect_gait_events.py"/>
+    <w:bookmarkStart w:id="62" w:name="gait-events-detect_gait_events.py"/>
     <w:p>
       <w:pPr>
         <w:pStyle w:val="Heading1"/>
@@ -6855,7 +6871,165 @@
         <w:t xml:space="preserve">Where Zeni finds nothing (a tracking dropout), use a clean-looking contact that the mesh could not check, then interpolation (§4.5).</w:t>
       </w:r>
     </w:p>
-    <w:bookmarkStart w:id="50" w:name="belt-contacts-from-the-vertical-force"/>
+    <w:bookmarkStart w:id="47" w:name="the-two-clocks"/>
+    <w:p>
+      <w:pPr>
+        <w:pStyle w:val="Heading2"/>
+      </w:pPr>
+      <w:r>
+        <w:t xml:space="preserve">4.0 The two clocks</w:t>
+      </w:r>
+    </w:p>
+    <w:p>
+      <w:pPr>
+        <w:pStyle w:val="FirstParagraph"/>
+      </w:pPr>
+      <w:r>
+        <w:rPr>
+          <w:b/>
+          <w:bCs/>
+        </w:rPr>
+        <w:t xml:space="preserve">What.</w:t>
+      </w:r>
+      <w:r>
+        <w:t xml:space="preserve"> </w:t>
+      </w:r>
+      <w:r>
+        <w:t xml:space="preserve">The force file and the Theia export are recorded by different systems and are taken to start together. Before anything else, the offset between them is measured. The plates give the system CoM’s vertical acceleration as the summed vertical force, up to a scale. Theia gives it as the second derivative of</w:t>
+      </w:r>
+      <w:r>
+        <w:t xml:space="preserve"> </w:t>
+      </w:r>
+      <w:r>
+        <w:rPr>
+          <w:rStyle w:val="VerbatimChar"/>
+        </w:rPr>
+        <w:t xml:space="preserve">Whole_body_COG</w:t>
+      </w:r>
+      <w:r>
+        <w:t xml:space="preserve"> </w:t>
+      </w:r>
+      <w:r>
+        <w:t xml:space="preserve">(Savitzky–Golay, 11 frames, cubic). Both are band-passed to 0.5–8 Hz without phase shift. The lag</w:t>
+      </w:r>
+      <w:r>
+        <w:t xml:space="preserve"> </w:t>
+      </w:r>
+      <m:oMath>
+        <m:r>
+          <m:t>τ</m:t>
+        </m:r>
+      </m:oMath>
+      <w:r>
+        <w:t xml:space="preserve"> </w:t>
+      </w:r>
+      <w:r>
+        <w:t xml:space="preserve">that maximises their correlation, within ±150 ms and refined by a parabola through the peak, is the offset. If</w:t>
+      </w:r>
+      <w:r>
+        <w:t xml:space="preserve"> </w:t>
+      </w:r>
+      <m:oMath>
+        <m:r>
+          <m:rPr>
+            <m:sty m:val="p"/>
+          </m:rPr>
+          <m:t>|</m:t>
+        </m:r>
+        <m:r>
+          <m:t>τ</m:t>
+        </m:r>
+        <m:r>
+          <m:rPr>
+            <m:sty m:val="p"/>
+          </m:rPr>
+          <m:t>|</m:t>
+        </m:r>
+        <m:r>
+          <m:rPr>
+            <m:sty m:val="p"/>
+          </m:rPr>
+          <m:t>≥</m:t>
+        </m:r>
+        <m:r>
+          <m:t>3</m:t>
+        </m:r>
+      </m:oMath>
+      <w:r>
+        <w:t xml:space="preserve"> </w:t>
+      </w:r>
+      <w:r>
+        <w:t xml:space="preserve">ms (</w:t>
+      </w:r>
+      <w:r>
+        <w:rPr>
+          <w:rStyle w:val="VerbatimChar"/>
+        </w:rPr>
+        <w:t xml:space="preserve">CLOCK_MIN_SHIFT_MS</w:t>
+      </w:r>
+      <w:r>
+        <w:t xml:space="preserve">), the force data are moved by</w:t>
+      </w:r>
+      <w:r>
+        <w:t xml:space="preserve"> </w:t>
+      </w:r>
+      <m:oMath>
+        <m:r>
+          <m:t>τ</m:t>
+        </m:r>
+      </m:oMath>
+      <w:r>
+        <w:t xml:space="preserve"> </w:t>
+      </w:r>
+      <w:r>
+        <w:t xml:space="preserve">(</w:t>
+      </w:r>
+      <w:r>
+        <w:rPr>
+          <w:rStyle w:val="VerbatimChar"/>
+        </w:rPr>
+        <w:t xml:space="preserve">FORCE_SHIFT_MS = "auto"</w:t>
+      </w:r>
+      <w:r>
+        <w:t xml:space="preserve">), and the shift is saved in the event summary. Both analysis scripts apply the same shift when they read the forces, then re-measure what is left.</w:t>
+      </w:r>
+    </w:p>
+    <w:p>
+      <w:pPr>
+        <w:pStyle w:val="WhyBox"/>
+      </w:pPr>
+      <w:r>
+        <w:rPr>
+          <w:b/>
+          <w:bCs/>
+        </w:rPr>
+        <w:t xml:space="preserve">Why</w:t>
+      </w:r>
+      <w:r>
+        <w:t xml:space="preserve"> </w:t>
+      </w:r>
+      <w:r>
+        <w:t xml:space="preserve">— on D05, Theia’s CoM acceleration lined up with the plates’ 14 ms</w:t>
+      </w:r>
+      <w:r>
+        <w:t xml:space="preserve"> </w:t>
+      </w:r>
+      <w:r>
+        <w:rPr>
+          <w:i/>
+          <w:iCs/>
+        </w:rPr>
+        <w:t xml:space="preserve">earlier</w:t>
+      </w:r>
+      <w:r>
+        <w:t xml:space="preserve"> </w:t>
+      </w:r>
+      <w:r>
+        <w:t xml:space="preserve">(r = 0.98). At 1.32 m/s, 14 ms is 18 mm of belt travel. Every force-plate event was therefore read at the wrong kinematic instant, and the CoP appeared 18 mm ahead of the boot. Newton makes the check exact: it is the same acceleration, seen twice. On a synthetic trial whose force file was shifted by 30 ms, the offset was measured as 31 ms and removed, leaving 1 ms.</w:t>
+      </w:r>
+    </w:p>
+    <w:bookmarkEnd w:id="47"/>
+    <w:bookmarkStart w:id="51" w:name="belt-contacts-from-the-vertical-force"/>
     <w:p>
       <w:pPr>
         <w:pStyle w:val="Heading2"/>
@@ -7438,18 +7612,18 @@
           <wp:inline>
             <wp:extent cx="5943600" cy="2175616"/>
             <wp:effectExtent b="0" l="0" r="0" t="0"/>
-            <wp:docPr descr="Figure 4. Why each edge is placed on the raw force. The zero-lag filter spreads a steep landing over a few milliseconds, so the filtered force (blue) crosses 20 N a few milliseconds before the raw force does (dashed blue line), and crosses it after the foot has left. The edge is placed where the raw force crosses and stays crossed (orange line)." title="" id="48" name="Picture"/>
+            <wp:docPr descr="Figure 4. Why each edge is placed on the raw force. The zero-lag filter spreads a steep landing over a few milliseconds, so the filtered force (blue) crosses 20 N a few milliseconds before the raw force does (dashed blue line), and crosses it after the foot has left. The edge is placed where the raw force crosses and stays crossed (orange line)." title="" id="49" name="Picture"/>
             <a:graphic>
               <a:graphicData uri="http://schemas.openxmlformats.org/drawingml/2006/picture">
                 <pic:pic>
                   <pic:nvPicPr>
-                    <pic:cNvPr descr="figures/fig04.png" id="49" name="Picture"/>
+                    <pic:cNvPr descr="figures/fig04.png" id="50" name="Picture"/>
                     <pic:cNvPicPr>
                       <a:picLocks noChangeArrowheads="1" noChangeAspect="1"/>
                     </pic:cNvPicPr>
                   </pic:nvPicPr>
                   <pic:blipFill>
-                    <a:blip r:embed="rId47"/>
+                    <a:blip r:embed="rId48"/>
                     <a:stretch>
                       <a:fillRect/>
                     </a:stretch>
@@ -7534,8 +7708,8 @@
         <w:t xml:space="preserve">— well above the plate noise (a few N), and well below any real loading (hundreds of N within 20 ms).</w:t>
       </w:r>
     </w:p>
-    <w:bookmarkEnd w:id="50"/>
-    <w:bookmarkStart w:id="51" w:name="the-plates-in-theias-frame"/>
+    <w:bookmarkEnd w:id="51"/>
+    <w:bookmarkStart w:id="52" w:name="the-plates-in-theias-frame"/>
     <w:p>
       <w:pPr>
         <w:pStyle w:val="Heading2"/>
@@ -7843,8 +8017,8 @@
         </m:oMath>
       </m:oMathPara>
     </w:p>
-    <w:bookmarkEnd w:id="51"/>
-    <w:bookmarkStart w:id="55" w:name="which-force-events-to-trust"/>
+    <w:bookmarkEnd w:id="52"/>
+    <w:bookmarkStart w:id="56" w:name="which-force-events-to-trust"/>
     <w:p>
       <w:pPr>
         <w:pStyle w:val="Heading2"/>
@@ -8398,18 +8572,18 @@
           <wp:inline>
             <wp:extent cx="5486400" cy="2833248"/>
             <wp:effectExtent b="0" l="0" r="0" t="0"/>
-            <wp:docPr descr="Figure 5. Two contacts seen from above, half-way through stance. Grey: the belts. Coloured outlines: the boots; dots: sole points touching the belt; ×: the CoP. Left, a clean contact: the right boot alone on its belt, the CoP under it; both events are trusted. Right, a straddle: the left boot stands across the gap, so each plate carries part of its force and the heel strike is not trusted (reason “foot_on_other_belt”). A crossover, where one boot lands wholly on the other belt, is trusted with the right limb." title="" id="53" name="Picture"/>
+            <wp:docPr descr="Figure 5. Two contacts seen from above, half-way through stance. Grey: the belts. Coloured outlines: the boots; dots: sole points touching the belt; ×: the CoP. Left, a clean contact: the right boot alone on its belt, the CoP under it; both events are trusted. Right, a straddle: the left boot stands across the gap, so each plate carries part of its force and the heel strike is not trusted (reason “foot_on_other_belt”). A crossover, where one boot lands wholly on the other belt, is trusted with the right limb." title="" id="54" name="Picture"/>
             <a:graphic>
               <a:graphicData uri="http://schemas.openxmlformats.org/drawingml/2006/picture">
                 <pic:pic>
                   <pic:nvPicPr>
-                    <pic:cNvPr descr="figures/fig05.png" id="54" name="Picture"/>
+                    <pic:cNvPr descr="figures/fig05.png" id="55" name="Picture"/>
                     <pic:cNvPicPr>
                       <a:picLocks noChangeArrowheads="1" noChangeAspect="1"/>
                     </pic:cNvPicPr>
                   </pic:nvPicPr>
                   <pic:blipFill>
-                    <a:blip r:embed="rId52"/>
+                    <a:blip r:embed="rId53"/>
                     <a:stretch>
                       <a:fillRect/>
                     </a:stretch>
@@ -8487,8 +8661,8 @@
         <w:t xml:space="preserve">— it catches what the geometry cannot: a trailing toe still loading this plate, or a hand on the rail.</w:t>
       </w:r>
     </w:p>
-    <w:bookmarkEnd w:id="55"/>
-    <w:bookmarkStart w:id="59" w:name="zeni-events-for-the-rest"/>
+    <w:bookmarkEnd w:id="56"/>
+    <w:bookmarkStart w:id="60" w:name="zeni-events-for-the-rest"/>
     <w:p>
       <w:pPr>
         <w:pStyle w:val="Heading2"/>
@@ -9362,18 +9536,18 @@
           <wp:inline>
             <wp:extent cx="5943600" cy="2194998"/>
             <wp:effectExtent b="0" l="0" r="0" t="0"/>
-            <wp:docPr descr="Figure 6. The Zeni signals over three strides: heel ahead of the pelvis (solid) and toe behind it (dashed), left (blue) and right (orange). Downward triangles are trusted force-plate heel strikes and upward triangles trusted toe-offs; each falls at the corresponding maximum." title="" id="57" name="Picture"/>
+            <wp:docPr descr="Figure 6. The Zeni signals over three strides: heel ahead of the pelvis (solid) and toe behind it (dashed), left (blue) and right (orange). Downward triangles are trusted force-plate heel strikes and upward triangles trusted toe-offs; each falls at the corresponding maximum." title="" id="58" name="Picture"/>
             <a:graphic>
               <a:graphicData uri="http://schemas.openxmlformats.org/drawingml/2006/picture">
                 <pic:pic>
                   <pic:nvPicPr>
-                    <pic:cNvPr descr="figures/fig06.png" id="58" name="Picture"/>
+                    <pic:cNvPr descr="figures/fig06.png" id="59" name="Picture"/>
                     <pic:cNvPicPr>
                       <a:picLocks noChangeArrowheads="1" noChangeAspect="1"/>
                     </pic:cNvPicPr>
                   </pic:nvPicPr>
                   <pic:blipFill>
-                    <a:blip r:embed="rId56"/>
+                    <a:blip r:embed="rId57"/>
                     <a:stretch>
                       <a:fillRect/>
                     </a:stretch>
@@ -9442,8 +9616,8 @@
         <w:t xml:space="preserve">— the median offset from the same trial’s force events removes Zeni’s systematic error. What remains is its random error, which the event summary reports.</w:t>
       </w:r>
     </w:p>
-    <w:bookmarkEnd w:id="59"/>
-    <w:bookmarkStart w:id="60" w:name="the-full-sequence-and-what-is-written"/>
+    <w:bookmarkEnd w:id="60"/>
+    <w:bookmarkStart w:id="61" w:name="the-full-sequence-and-what-is-written"/>
     <w:p>
       <w:pPr>
         <w:pStyle w:val="Heading2"/>
@@ -9608,9 +9782,9 @@
         <w:t xml:space="preserve">. A trial with many Zeni or interpolated events has less precise timing, and fewer stances can be used for kinetics (§8).</w:t>
       </w:r>
     </w:p>
-    <w:bookmarkEnd w:id="60"/>
     <w:bookmarkEnd w:id="61"/>
-    <w:bookmarkStart w:id="87" w:name="preparing-a-trial"/>
+    <w:bookmarkEnd w:id="62"/>
+    <w:bookmarkStart w:id="88" w:name="preparing-a-trial"/>
     <w:p>
       <w:pPr>
         <w:pStyle w:val="Heading1"/>
@@ -9642,7 +9816,7 @@
         <w:t xml:space="preserve">assembles everything one trial needs, in this order: the steps (§5.1), the belt’s speed and direction (§5.2), the boots (§5.3), the forces (§5.4), the weight of body + load (§5.5), the system centre of mass (§5.6) and its velocity (§5.7). Each step prints a line, so a problem shows up where it starts.</w:t>
       </w:r>
     </w:p>
-    <w:bookmarkStart w:id="65" w:name="events-steps"/>
+    <w:bookmarkStart w:id="66" w:name="events-steps"/>
     <w:p>
       <w:pPr>
         <w:pStyle w:val="Heading2"/>
@@ -10167,18 +10341,18 @@
           <wp:inline>
             <wp:extent cx="5669280" cy="2088682"/>
             <wp:effectExtent b="0" l="0" r="0" t="0"/>
-            <wp:docPr descr="Figure 7. The timing of one stride of the left foot. A stride runs from one left heel strike to the next. Stance (left foot down) splits into initial double support (both feet down, until the right toe-off), single support (the right foot swinging), and terminal double support (from the right heel strike to the left toe-off). Swing follows." title="" id="63" name="Picture"/>
+            <wp:docPr descr="Figure 7. The timing of one stride of the left foot. A stride runs from one left heel strike to the next. Stance (left foot down) splits into initial double support (both feet down, until the right toe-off), single support (the right foot swinging), and terminal double support (from the right heel strike to the left toe-off). Swing follows." title="" id="64" name="Picture"/>
             <a:graphic>
               <a:graphicData uri="http://schemas.openxmlformats.org/drawingml/2006/picture">
                 <pic:pic>
                   <pic:nvPicPr>
-                    <pic:cNvPr descr="figures/fig07.png" id="64" name="Picture"/>
+                    <pic:cNvPr descr="figures/fig07.png" id="65" name="Picture"/>
                     <pic:cNvPicPr>
                       <a:picLocks noChangeArrowheads="1" noChangeAspect="1"/>
                     </pic:cNvPicPr>
                   </pic:nvPicPr>
                   <pic:blipFill>
-                    <a:blip r:embed="rId62"/>
+                    <a:blip r:embed="rId63"/>
                     <a:stretch>
                       <a:fillRect/>
                     </a:stretch>
@@ -10496,8 +10670,8 @@
         <w:t xml:space="preserve">.</w:t>
       </w:r>
     </w:p>
-    <w:bookmarkEnd w:id="65"/>
-    <w:bookmarkStart w:id="69" w:name="the-belts-speed-and-direction-of-travel"/>
+    <w:bookmarkEnd w:id="66"/>
+    <w:bookmarkStart w:id="70" w:name="the-belts-speed-and-direction-of-travel"/>
     <w:p>
       <w:pPr>
         <w:pStyle w:val="Heading2"/>
@@ -11104,18 +11278,18 @@
           <wp:inline>
             <wp:extent cx="5943600" cy="2152471"/>
             <wp:effectExtent b="0" l="0" r="0" t="0"/>
-            <wp:docPr descr="Figure 8. The belt speed from the heel. Grey: the left heel’s position along the direction of travel. In each stance, a straight line is fitted over 25–55% of stance (shaded; thick blue). There the heel is flat on the belt and moves with it, and the dashed line extends the fit over the whole stance. The belt speed is the median slope over every stance of the trial." title="" id="67" name="Picture"/>
+            <wp:docPr descr="Figure 8. The belt speed from the heel. Grey: the left heel’s position along the direction of travel. In each stance, a straight line is fitted over 25–55% of stance (shaded; thick blue). There the heel is flat on the belt and moves with it, and the dashed line extends the fit over the whole stance. The belt speed is the median slope over every stance of the trial." title="" id="68" name="Picture"/>
             <a:graphic>
               <a:graphicData uri="http://schemas.openxmlformats.org/drawingml/2006/picture">
                 <pic:pic>
                   <pic:nvPicPr>
-                    <pic:cNvPr descr="figures/fig08.png" id="68" name="Picture"/>
+                    <pic:cNvPr descr="figures/fig08.png" id="69" name="Picture"/>
                     <pic:cNvPicPr>
                       <a:picLocks noChangeArrowheads="1" noChangeAspect="1"/>
                     </pic:cNvPicPr>
                   </pic:nvPicPr>
                   <pic:blipFill>
-                    <a:blip r:embed="rId66"/>
+                    <a:blip r:embed="rId67"/>
                     <a:stretch>
                       <a:fillRect/>
                     </a:stretch>
@@ -11273,8 +11447,8 @@
         <w:t xml:space="preserve">in the results.</w:t>
       </w:r>
     </w:p>
-    <w:bookmarkEnd w:id="69"/>
-    <w:bookmarkStart w:id="70" w:name="the-boots-over-the-belt"/>
+    <w:bookmarkEnd w:id="70"/>
+    <w:bookmarkStart w:id="71" w:name="the-boots-over-the-belt"/>
     <w:p>
       <w:pPr>
         <w:pStyle w:val="Heading2"/>
@@ -11303,67 +11477,50 @@
         <w:t xml:space="preserve"> </w:t>
       </w:r>
       <w:r>
-        <w:t xml:space="preserve">keeps the height and index of the lowest sole point, and how far the boot reaches forward, backward, left and right along the walker’s axes. The margin of stability (§10) uses those extents, and foot clearance (§11) uses the heights. The belt surface is refitted here (</w:t>
-      </w:r>
-      <w:r>
-        <w:rPr>
-          <w:rStyle w:val="VerbatimChar"/>
-        </w:rPr>
-        <w:t xml:space="preserve">foot_flat_surface()</w:t>
-      </w:r>
-      <w:r>
-        <w:t xml:space="preserve">) to the rigid boots’ lowest point in foot-flat only (</w:t>
-      </w:r>
-      <w:r>
-        <w:rPr>
-          <w:rStyle w:val="VerbatimChar"/>
-        </w:rPr>
-        <w:t xml:space="preserve">BELT_FLAT</w:t>
-      </w:r>
-      <w:r>
-        <w:t xml:space="preserve"> </w:t>
-      </w:r>
-      <w:r>
-        <w:t xml:space="preserve">of each steady stance), with the same form as §3.4. The event detection fits every frame’s lowest point, including push-off and landing. On D05 that gave 2.3° against the plates’ 0.8°, which over the ~0.35 m a foot travels to mid-swing changes the clearance by ~8 mm.</w:t>
-      </w:r>
-    </w:p>
-    <w:p>
-      <w:pPr>
-        <w:pStyle w:val="CodeBox"/>
-      </w:pPr>
+        <w:t xml:space="preserve">keeps the height and index of the lowest sole point, and how far the boot reaches forward, backward, left and right along the walker’s axes. The margin of stability (§10) uses those extents, and foot clearance (§11) uses the heights. Each sole is first</w:t>
+      </w:r>
+      <w:r>
+        <w:t xml:space="preserve"> </w:t>
+      </w:r>
       <w:r>
         <w:rPr>
           <w:b/>
           <w:bCs/>
         </w:rPr>
-        <w:t xml:space="preserve">In the code</w:t>
-      </w:r>
-      <w:r>
-        <w:t xml:space="preserve"> </w:t>
-      </w:r>
-      <w:r>
-        <w:t xml:space="preserve">— §5.3: class</w:t>
-      </w:r>
-      <w:r>
-        <w:t xml:space="preserve"> </w:t>
+        <w:t xml:space="preserve">levelled</w:t>
+      </w:r>
+      <w:r>
+        <w:t xml:space="preserve"> </w:t>
+      </w:r>
+      <w:r>
+        <w:t xml:space="preserve">(</w:t>
       </w:r>
       <w:r>
         <w:rPr>
           <w:rStyle w:val="VerbatimChar"/>
         </w:rPr>
-        <w:t xml:space="preserve">Boots</w:t>
-      </w:r>
-      <w:r>
-        <w:t xml:space="preserve"> </w:t>
-      </w:r>
-      <w:r>
-        <w:t xml:space="preserve">(</w:t>
+        <w:t xml:space="preserve">level_sole()</w:t>
+      </w:r>
+      <w:r>
+        <w:t xml:space="preserve">). In foot-flat (</w:t>
       </w:r>
       <w:r>
         <w:rPr>
           <w:rStyle w:val="VerbatimChar"/>
         </w:rPr>
-        <w:t xml:space="preserve">height()</w:t>
+        <w:t xml:space="preserve">BELT_FLAT</w:t>
+      </w:r>
+      <w:r>
+        <w:t xml:space="preserve"> </w:t>
+      </w:r>
+      <w:r>
+        <w:t xml:space="preserve">of each steady stance) a boot’s heel and forefoot are both on the belt, so the posed sole must lie flat. The sole is turned about the ankle by the angle that brings the heel’s lowest point level with the forefoot’s (toe cap excluded: it curls up), up to 6° (</w:t>
+      </w:r>
+      <w:r>
+        <w:rPr>
+          <w:rStyle w:val="VerbatimChar"/>
+        </w:rPr>
+        <w:t xml:space="preserve">SOLE_FLAT_IN_STANCE</w:t>
       </w:r>
       <w:r>
         <w:t xml:space="preserve">,</w:t>
@@ -11375,13 +11532,10 @@
         <w:rPr>
           <w:rStyle w:val="VerbatimChar"/>
         </w:rPr>
-        <w:t xml:space="preserve">world()</w:t>
-      </w:r>
-      <w:r>
-        <w:t xml:space="preserve">),</w:t>
-      </w:r>
-      <w:r>
-        <w:t xml:space="preserve"> </w:t>
+        <w:t xml:space="preserve">SOLE_FLAT_MAX_DEG</w:t>
+      </w:r>
+      <w:r>
+        <w:t xml:space="preserve">). A tilt there means the boot sits tilted on Theia’s foot. The cause is the binding, or Theia’s foot angle in walking against the static pose the binding was built from. On D05 the boot touched the belt about 60 ms after the force-plate heel strike, with its heel 8 mm up at that instant, which is what a ~2° toe-down tilt does. The synthetic trial, built from the same mesh, gives 0.0–0.7°. The belt surface is refitted here (</w:t>
       </w:r>
       <w:r>
         <w:rPr>
@@ -11390,142 +11544,232 @@
         <w:t xml:space="preserve">foot_flat_surface()</w:t>
       </w:r>
       <w:r>
-        <w:t xml:space="preserve"> </w:t>
-      </w:r>
-      <w:r>
-        <w:t xml:space="preserve">and</w:t>
-      </w:r>
-      <w:r>
-        <w:t xml:space="preserve"> </w:t>
+        <w:t xml:space="preserve">) to the rigid boots’ lowest point in foot-flat only (</w:t>
       </w:r>
       <w:r>
         <w:rPr>
           <w:rStyle w:val="VerbatimChar"/>
         </w:rPr>
-        <w:t xml:space="preserve">contact_toe_pose()</w:t>
-      </w:r>
-      <w:r>
-        <w:t xml:space="preserve"> </w:t>
-      </w:r>
-      <w:r>
-        <w:t xml:space="preserve">(the toe cap, §3.3), which use</w:t>
-      </w:r>
-      <w:r>
-        <w:t xml:space="preserve"> </w:t>
-      </w:r>
-      <w:r>
-        <w:rPr>
-          <w:rStyle w:val="VerbatimChar"/>
-        </w:rPr>
-        <w:t xml:space="preserve">dge.boot_sole()</w:t>
-      </w:r>
-      <w:r>
-        <w:t xml:space="preserve">,</w:t>
-      </w:r>
-      <w:r>
-        <w:t xml:space="preserve"> </w:t>
-      </w:r>
-      <w:r>
-        <w:rPr>
-          <w:rStyle w:val="VerbatimChar"/>
-        </w:rPr>
-        <w:t xml:space="preserve">dge.toe_hinge()</w:t>
-      </w:r>
-      <w:r>
-        <w:t xml:space="preserve"> </w:t>
-      </w:r>
-      <w:r>
-        <w:t xml:space="preserve">(for the MTP),</w:t>
-      </w:r>
-      <w:r>
-        <w:t xml:space="preserve"> </w:t>
-      </w:r>
-      <w:r>
-        <w:rPr>
-          <w:rStyle w:val="VerbatimChar"/>
-        </w:rPr>
-        <w:t xml:space="preserve">dge.fit_belt_surface()</w:t>
-      </w:r>
-      <w:r>
-        <w:t xml:space="preserve"> </w:t>
-      </w:r>
-      <w:r>
-        <w:t xml:space="preserve">and</w:t>
-      </w:r>
-      <w:r>
-        <w:t xml:space="preserve"> </w:t>
-      </w:r>
-      <w:r>
-        <w:rPr>
-          <w:rStyle w:val="VerbatimChar"/>
-        </w:rPr>
-        <w:t xml:space="preserve">dge.above_belt()</w:t>
-      </w:r>
-      <w:r>
-        <w:t xml:space="preserve">. Settings:</w:t>
-      </w:r>
-      <w:r>
-        <w:t xml:space="preserve"> </w:t>
-      </w:r>
-      <w:r>
-        <w:rPr>
-          <w:rStyle w:val="VerbatimChar"/>
-        </w:rPr>
-        <w:t xml:space="preserve">TOE_MAX_BEND_DEG = 60</w:t>
-      </w:r>
-      <w:r>
-        <w:t xml:space="preserve">,</w:t>
-      </w:r>
-      <w:r>
-        <w:t xml:space="preserve"> </w:t>
-      </w:r>
-      <w:r>
-        <w:rPr>
-          <w:rStyle w:val="VerbatimChar"/>
-        </w:rPr>
-        <w:t xml:space="preserve">TOE_BEND_STEP_DEG = 0.5</w:t>
-      </w:r>
-      <w:r>
-        <w:t xml:space="preserve">.</w:t>
-      </w:r>
-    </w:p>
-    <w:bookmarkEnd w:id="70"/>
-    <w:bookmarkStart w:id="71" w:name="forces-into-the-motion-capture-frame"/>
-    <w:p>
-      <w:pPr>
-        <w:pStyle w:val="Heading2"/>
-      </w:pPr>
-      <w:r>
-        <w:t xml:space="preserve">5.4 Forces into the motion-capture frame</w:t>
-      </w:r>
-    </w:p>
-    <w:p>
-      <w:pPr>
-        <w:pStyle w:val="FirstParagraph"/>
+        <w:t xml:space="preserve">BELT_FLAT</w:t>
+      </w:r>
+      <w:r>
+        <w:t xml:space="preserve"> </w:t>
+      </w:r>
+      <w:r>
+        <w:t xml:space="preserve">of each steady stance), with the same form as §3.4. The event detection fits every frame’s lowest point, including push-off and landing. On D05 that gave 2.3° against the plates’ 0.8°, which over the ~0.35 m a foot travels to mid-swing changes the clearance by ~8 mm.</w:t>
+      </w:r>
+    </w:p>
+    <w:p>
+      <w:pPr>
+        <w:pStyle w:val="CodeBox"/>
       </w:pPr>
       <w:r>
         <w:rPr>
           <w:b/>
           <w:bCs/>
         </w:rPr>
-        <w:t xml:space="preserve">What.</w:t>
-      </w:r>
-      <w:r>
-        <w:t xml:space="preserve"> </w:t>
-      </w:r>
-      <w:r>
-        <w:t xml:space="preserve">Each belt’s force, CoP and free moment, with the unloaded baseline removed and expressed in Theia’s frame. The forces are combined with Theia’s CoM (§5.7, §9) and with the boots (§8), so they must be in the same frame and point the same way.</w:t>
-      </w:r>
-    </w:p>
-    <w:p>
-      <w:pPr>
-        <w:pStyle w:val="BodyText"/>
+        <w:t xml:space="preserve">In the code</w:t>
+      </w:r>
+      <w:r>
+        <w:t xml:space="preserve"> </w:t>
+      </w:r>
+      <w:r>
+        <w:t xml:space="preserve">— §5.3: class</w:t>
+      </w:r>
+      <w:r>
+        <w:t xml:space="preserve"> </w:t>
+      </w:r>
+      <w:r>
+        <w:rPr>
+          <w:rStyle w:val="VerbatimChar"/>
+        </w:rPr>
+        <w:t xml:space="preserve">Boots</w:t>
+      </w:r>
+      <w:r>
+        <w:t xml:space="preserve"> </w:t>
+      </w:r>
+      <w:r>
+        <w:t xml:space="preserve">(</w:t>
+      </w:r>
+      <w:r>
+        <w:rPr>
+          <w:rStyle w:val="VerbatimChar"/>
+        </w:rPr>
+        <w:t xml:space="preserve">height()</w:t>
+      </w:r>
+      <w:r>
+        <w:t xml:space="preserve">,</w:t>
+      </w:r>
+      <w:r>
+        <w:t xml:space="preserve"> </w:t>
+      </w:r>
+      <w:r>
+        <w:rPr>
+          <w:rStyle w:val="VerbatimChar"/>
+        </w:rPr>
+        <w:t xml:space="preserve">world()</w:t>
+      </w:r>
+      <w:r>
+        <w:t xml:space="preserve">),</w:t>
+      </w:r>
+      <w:r>
+        <w:t xml:space="preserve"> </w:t>
+      </w:r>
+      <w:r>
+        <w:rPr>
+          <w:rStyle w:val="VerbatimChar"/>
+        </w:rPr>
+        <w:t xml:space="preserve">level_sole()</w:t>
+      </w:r>
+      <w:r>
+        <w:t xml:space="preserve">,</w:t>
+      </w:r>
+      <w:r>
+        <w:t xml:space="preserve"> </w:t>
+      </w:r>
+      <w:r>
+        <w:rPr>
+          <w:rStyle w:val="VerbatimChar"/>
+        </w:rPr>
+        <w:t xml:space="preserve">foot_flat_surface()</w:t>
+      </w:r>
+      <w:r>
+        <w:t xml:space="preserve"> </w:t>
+      </w:r>
+      <w:r>
+        <w:t xml:space="preserve">and</w:t>
+      </w:r>
+      <w:r>
+        <w:t xml:space="preserve"> </w:t>
+      </w:r>
+      <w:r>
+        <w:rPr>
+          <w:rStyle w:val="VerbatimChar"/>
+        </w:rPr>
+        <w:t xml:space="preserve">contact_toe_pose()</w:t>
+      </w:r>
+      <w:r>
+        <w:t xml:space="preserve"> </w:t>
+      </w:r>
+      <w:r>
+        <w:t xml:space="preserve">(the toe cap, §3.3), which use</w:t>
+      </w:r>
+      <w:r>
+        <w:t xml:space="preserve"> </w:t>
+      </w:r>
+      <w:r>
+        <w:rPr>
+          <w:rStyle w:val="VerbatimChar"/>
+        </w:rPr>
+        <w:t xml:space="preserve">dge.boot_sole()</w:t>
+      </w:r>
+      <w:r>
+        <w:t xml:space="preserve">,</w:t>
+      </w:r>
+      <w:r>
+        <w:t xml:space="preserve"> </w:t>
+      </w:r>
+      <w:r>
+        <w:rPr>
+          <w:rStyle w:val="VerbatimChar"/>
+        </w:rPr>
+        <w:t xml:space="preserve">dge.toe_hinge()</w:t>
+      </w:r>
+      <w:r>
+        <w:t xml:space="preserve"> </w:t>
+      </w:r>
+      <w:r>
+        <w:t xml:space="preserve">(for the MTP),</w:t>
+      </w:r>
+      <w:r>
+        <w:t xml:space="preserve"> </w:t>
+      </w:r>
+      <w:r>
+        <w:rPr>
+          <w:rStyle w:val="VerbatimChar"/>
+        </w:rPr>
+        <w:t xml:space="preserve">dge.fit_belt_surface()</w:t>
+      </w:r>
+      <w:r>
+        <w:t xml:space="preserve"> </w:t>
+      </w:r>
+      <w:r>
+        <w:t xml:space="preserve">and</w:t>
+      </w:r>
+      <w:r>
+        <w:t xml:space="preserve"> </w:t>
+      </w:r>
+      <w:r>
+        <w:rPr>
+          <w:rStyle w:val="VerbatimChar"/>
+        </w:rPr>
+        <w:t xml:space="preserve">dge.above_belt()</w:t>
+      </w:r>
+      <w:r>
+        <w:t xml:space="preserve">. Settings:</w:t>
+      </w:r>
+      <w:r>
+        <w:t xml:space="preserve"> </w:t>
+      </w:r>
+      <w:r>
+        <w:rPr>
+          <w:rStyle w:val="VerbatimChar"/>
+        </w:rPr>
+        <w:t xml:space="preserve">TOE_MAX_BEND_DEG = 60</w:t>
+      </w:r>
+      <w:r>
+        <w:t xml:space="preserve">,</w:t>
+      </w:r>
+      <w:r>
+        <w:t xml:space="preserve"> </w:t>
+      </w:r>
+      <w:r>
+        <w:rPr>
+          <w:rStyle w:val="VerbatimChar"/>
+        </w:rPr>
+        <w:t xml:space="preserve">TOE_BEND_STEP_DEG = 0.5</w:t>
+      </w:r>
+      <w:r>
+        <w:t xml:space="preserve">.</w:t>
+      </w:r>
+    </w:p>
+    <w:bookmarkEnd w:id="71"/>
+    <w:bookmarkStart w:id="72" w:name="forces-into-the-motion-capture-frame"/>
+    <w:p>
+      <w:pPr>
+        <w:pStyle w:val="Heading2"/>
+      </w:pPr>
+      <w:r>
+        <w:t xml:space="preserve">5.4 Forces into the motion-capture frame</w:t>
+      </w:r>
+    </w:p>
+    <w:p>
+      <w:pPr>
+        <w:pStyle w:val="FirstParagraph"/>
       </w:pPr>
       <w:r>
         <w:rPr>
           <w:b/>
           <w:bCs/>
         </w:rPr>
+        <w:t xml:space="preserve">What.</w:t>
+      </w:r>
+      <w:r>
+        <w:t xml:space="preserve"> </w:t>
+      </w:r>
+      <w:r>
+        <w:t xml:space="preserve">Each belt’s force, CoP and free moment, with the unloaded baseline removed and expressed in Theia’s frame. The forces are combined with Theia’s CoM (§5.7, §9) and with the boots (§8), so they must be in the same frame and point the same way.</w:t>
+      </w:r>
+    </w:p>
+    <w:p>
+      <w:pPr>
+        <w:pStyle w:val="BodyText"/>
+      </w:pPr>
+      <w:r>
+        <w:rPr>
+          <w:b/>
+          <w:bCs/>
+        </w:rPr>
         <w:t xml:space="preserve">Steps</w:t>
       </w:r>
       <w:r>
@@ -11542,6 +11786,37 @@
       </w:r>
       <w:r>
         <w:t xml:space="preserve">):</w:t>
+      </w:r>
+    </w:p>
+    <w:p>
+      <w:pPr>
+        <w:pStyle w:val="Compact"/>
+        <w:numPr>
+          <w:ilvl w:val="0"/>
+          <w:numId w:val="1013"/>
+        </w:numPr>
+      </w:pPr>
+      <w:r>
+        <w:rPr>
+          <w:b/>
+          <w:bCs/>
+        </w:rPr>
+        <w:t xml:space="preserve">Clock.</w:t>
+      </w:r>
+      <w:r>
+        <w:t xml:space="preserve"> </w:t>
+      </w:r>
+      <w:r>
+        <w:t xml:space="preserve">The force data are moved by the offset the event detection measured and saved (</w:t>
+      </w:r>
+      <w:r>
+        <w:rPr>
+          <w:rStyle w:val="VerbatimChar"/>
+        </w:rPr>
+        <w:t xml:space="preserve">force_shift_ms</w:t>
+      </w:r>
+      <w:r>
+        <w:t xml:space="preserve">, §4.0), so the force samples agree with the events and with Theia.</w:t>
       </w:r>
     </w:p>
     <w:p>
@@ -12684,8 +12959,8 @@
         <w:t xml:space="preserve">).</w:t>
       </w:r>
     </w:p>
-    <w:bookmarkEnd w:id="71"/>
-    <w:bookmarkStart w:id="75" w:name="quiet-standing-weighing-body-load"/>
+    <w:bookmarkEnd w:id="72"/>
+    <w:bookmarkStart w:id="76" w:name="quiet-standing-weighing-body-load"/>
     <w:p>
       <w:pPr>
         <w:pStyle w:val="Heading2"/>
@@ -13344,18 +13619,18 @@
           <wp:inline>
             <wp:extent cx="5943600" cy="2029069"/>
             <wp:effectExtent b="0" l="0" r="0" t="0"/>
-            <wp:docPr descr="Figure 10. Weighing in the quiet standing. Blue and orange: the vertical force on each belt; black: their sum. The shaded 2 s is the steadiest window with both feet loaded and the heels still; its mean is the weight of body + load. In this synthetic trial, 981 N gives 100.0 kg, and with an 80 kg body mass the load is 20.0 kg." title="" id="73" name="Picture"/>
+            <wp:docPr descr="Figure 10. Weighing in the quiet standing. Blue and orange: the vertical force on each belt; black: their sum. The shaded 2 s is the steadiest window with both feet loaded and the heels still; its mean is the weight of body + load. In this synthetic trial, 981 N gives 100.0 kg, and with an 80 kg body mass the load is 20.0 kg." title="" id="74" name="Picture"/>
             <a:graphic>
               <a:graphicData uri="http://schemas.openxmlformats.org/drawingml/2006/picture">
                 <pic:pic>
                   <pic:nvPicPr>
-                    <pic:cNvPr descr="figures/fig10.png" id="74" name="Picture"/>
+                    <pic:cNvPr descr="figures/fig10.png" id="75" name="Picture"/>
                     <pic:cNvPicPr>
                       <a:picLocks noChangeArrowheads="1" noChangeAspect="1"/>
                     </pic:cNvPicPr>
                   </pic:nvPicPr>
                   <pic:blipFill>
-                    <a:blip r:embed="rId72"/>
+                    <a:blip r:embed="rId73"/>
                     <a:stretch>
                       <a:fillRect/>
                     </a:stretch>
@@ -13566,8 +13841,8 @@
         <w:t xml:space="preserve">.</w:t>
       </w:r>
     </w:p>
-    <w:bookmarkEnd w:id="75"/>
-    <w:bookmarkStart w:id="79" w:name="the-system-body-load-centre-of-mass"/>
+    <w:bookmarkEnd w:id="76"/>
+    <w:bookmarkStart w:id="80" w:name="the-system-body-load-centre-of-mass"/>
     <w:p>
       <w:pPr>
         <w:pStyle w:val="Heading2"/>
@@ -14573,18 +14848,18 @@
           <wp:inline>
             <wp:extent cx="5943600" cy="2876702"/>
             <wp:effectExtent b="0" l="0" r="0" t="0"/>
-            <wp:docPr descr="Figure 11. Placing the load (synthetic trial: 20 kg, 150 mm behind the trunk). A: side view in the quiet standing. The standing CoP (green dotted line) is below the system CoM (black diamond), which lies on the line between the body CoM (blue) and the load (orange). Knowing the two masses, the load is placed on that line. B: the equations. The load was recovered 155 mm behind the trunk, and the system CoM is 83 mm from the body’s." title="" id="77" name="Picture"/>
+            <wp:docPr descr="Figure 11. Placing the load (synthetic trial: 20 kg, 150 mm behind the trunk). A: side view in the quiet standing. The standing CoP (green dotted line) is below the system CoM (black diamond), which lies on the line between the body CoM (blue) and the load (orange). Knowing the two masses, the load is placed on that line. B: the equations. The load was recovered 155 mm behind the trunk, and the system CoM is 83 mm from the body’s." title="" id="78" name="Picture"/>
             <a:graphic>
               <a:graphicData uri="http://schemas.openxmlformats.org/drawingml/2006/picture">
                 <pic:pic>
                   <pic:nvPicPr>
-                    <pic:cNvPr descr="figures/fig11.png" id="78" name="Picture"/>
+                    <pic:cNvPr descr="figures/fig11.png" id="79" name="Picture"/>
                     <pic:cNvPicPr>
                       <a:picLocks noChangeArrowheads="1" noChangeAspect="1"/>
                     </pic:cNvPicPr>
                   </pic:nvPicPr>
                   <pic:blipFill>
-                    <a:blip r:embed="rId76"/>
+                    <a:blip r:embed="rId77"/>
                     <a:stretch>
                       <a:fillRect/>
                     </a:stretch>
@@ -14957,8 +15232,8 @@
         <w:t xml:space="preserve">(trunk frame: x right, y forward, z up).</w:t>
       </w:r>
     </w:p>
-    <w:bookmarkEnd w:id="79"/>
-    <w:bookmarkStart w:id="86" w:name="Xea5ef3a98b0bd77c8fef1ea853f0bb8beaef6f4"/>
+    <w:bookmarkEnd w:id="80"/>
+    <w:bookmarkStart w:id="87" w:name="Xea5ef3a98b0bd77c8fef1ea853f0bb8beaef6f4"/>
     <w:p>
       <w:pPr>
         <w:pStyle w:val="Heading2"/>
@@ -15862,18 +16137,18 @@
           <wp:inline>
             <wp:extent cx="5943600" cy="2222962"/>
             <wp:effectExtent b="0" l="0" r="0" t="0"/>
-            <wp:docPr descr="Figure 9. The axes check. Band-passed (0.5–5 Hz) acceleration of the tracked CoM (grey) against the GRF divided by the system mass (blue), across and along the belt. The two must agree: this tests the plate-to-Theia rotation, the sign of each horizontal axis and the mass. A reversed axis would give r ≈ −1. The correlations are reported per trial (grf_vs_marker_acc_r_X/Y/Z)." title="" id="81" name="Picture"/>
+            <wp:docPr descr="Figure 9. The axes check. Band-passed (0.5–5 Hz) acceleration of the tracked CoM (grey) against the GRF divided by the system mass (blue), across and along the belt. The two must agree: this tests the plate-to-Theia rotation, the sign of each horizontal axis and the mass. A reversed axis would give r ≈ −1. The correlations are reported per trial (grf_vs_marker_acc_r_X/Y/Z)." title="" id="82" name="Picture"/>
             <a:graphic>
               <a:graphicData uri="http://schemas.openxmlformats.org/drawingml/2006/picture">
                 <pic:pic>
                   <pic:nvPicPr>
-                    <pic:cNvPr descr="figures/fig09.png" id="82" name="Picture"/>
+                    <pic:cNvPr descr="figures/fig09.png" id="83" name="Picture"/>
                     <pic:cNvPicPr>
                       <a:picLocks noChangeArrowheads="1" noChangeAspect="1"/>
                     </pic:cNvPicPr>
                   </pic:nvPicPr>
                   <pic:blipFill>
-                    <a:blip r:embed="rId80"/>
+                    <a:blip r:embed="rId81"/>
                     <a:stretch>
                       <a:fillRect/>
                     </a:stretch>
@@ -15926,18 +16201,18 @@
           <wp:inline>
             <wp:extent cx="5943600" cy="2272818"/>
             <wp:effectExtent b="0" l="0" r="0" t="0"/>
-            <wp:docPr descr="Figure 12. The complementary filter. A: the marker branch (blue) keeps frequencies below 0.5 Hz, and the force branch (orange) keeps those above; their gains add up to 1 (dotted). The stride frequency (grey band) lies well inside the force branch. B: the sideways CoM velocity in the synthetic trial: markers alone (grey), fused (black) and the truth (green). The RMS error falls from 25 to 2 mm/s." title="" id="84" name="Picture"/>
+            <wp:docPr descr="Figure 12. The complementary filter. A: the marker branch (blue) keeps frequencies below 0.5 Hz, and the force branch (orange) keeps those above; their gains add up to 1 (dotted). The stride frequency (grey band) lies well inside the force branch. B: the sideways CoM velocity in the synthetic trial: markers alone (grey), fused (black) and the truth (green). The RMS error falls from 25 to 2 mm/s." title="" id="85" name="Picture"/>
             <a:graphic>
               <a:graphicData uri="http://schemas.openxmlformats.org/drawingml/2006/picture">
                 <pic:pic>
                   <pic:nvPicPr>
-                    <pic:cNvPr descr="figures/fig12.png" id="85" name="Picture"/>
+                    <pic:cNvPr descr="figures/fig12.png" id="86" name="Picture"/>
                     <pic:cNvPicPr>
                       <a:picLocks noChangeArrowheads="1" noChangeAspect="1"/>
                     </pic:cNvPicPr>
                   </pic:nvPicPr>
                   <pic:blipFill>
-                    <a:blip r:embed="rId83"/>
+                    <a:blip r:embed="rId84"/>
                     <a:stretch>
                       <a:fillRect/>
                     </a:stretch>
@@ -16193,9 +16468,9 @@
         <w:t xml:space="preserve">(markers alone, for comparison).</w:t>
       </w:r>
     </w:p>
-    <w:bookmarkEnd w:id="86"/>
     <w:bookmarkEnd w:id="87"/>
-    <w:bookmarkStart w:id="94" w:name="spatiotemporal-metrics"/>
+    <w:bookmarkEnd w:id="88"/>
+    <w:bookmarkStart w:id="95" w:name="spatiotemporal-metrics"/>
     <w:p>
       <w:pPr>
         <w:pStyle w:val="Heading1"/>
@@ -16222,7 +16497,7 @@
         <w:t xml:space="preserve">The timing and the geometry of each step. One value is computed per heel strike; §13 turns them into trial means, SDs and CVs.</w:t>
       </w:r>
     </w:p>
-    <w:bookmarkStart w:id="88" w:name="timing"/>
+    <w:bookmarkStart w:id="89" w:name="timing"/>
     <w:p>
       <w:pPr>
         <w:pStyle w:val="Heading2"/>
@@ -17185,8 +17460,8 @@
         <w:t xml:space="preserve">— cadence counts steps, and each step time is measured directly between consecutive heel strikes of opposite feet.</w:t>
       </w:r>
     </w:p>
-    <w:bookmarkEnd w:id="88"/>
-    <w:bookmarkStart w:id="92" w:name="distances"/>
+    <w:bookmarkEnd w:id="89"/>
+    <w:bookmarkStart w:id="93" w:name="distances"/>
     <w:p>
       <w:pPr>
         <w:pStyle w:val="Heading2"/>
@@ -17903,18 +18178,18 @@
           <wp:inline>
             <wp:extent cx="5943600" cy="4102120"/>
             <wp:effectExtent b="0" l="0" r="0" t="0"/>
-            <wp:docPr descr="Figure 13. A: a heel strike seen from above, with travel to the right. The step length is the distance along the belt from the other heel (open circle) to the landing heel (filled circle); the step width is the distance across it. B: why two step lengths do not add up to a stride on a belt. During one stance the heel is compared with a point riding the belt. It stays with the belt through mid-stance (flat part), but by the other foot’s heel strike (dashed line) it has already started to lift, 30–50 mm ahead of where it landed." title="" id="90" name="Picture"/>
+            <wp:docPr descr="Figure 13. A: a heel strike seen from above, with travel to the right. The step length is the distance along the belt from the other heel (open circle) to the landing heel (filled circle); the step width is the distance across it. B: why two step lengths do not add up to a stride on a belt. During one stance the heel is compared with a point riding the belt. It stays with the belt through mid-stance (flat part), but by the other foot’s heel strike (dashed line) it has already started to lift, 30–50 mm ahead of where it landed." title="" id="91" name="Picture"/>
             <a:graphic>
               <a:graphicData uri="http://schemas.openxmlformats.org/drawingml/2006/picture">
                 <pic:pic>
                   <pic:nvPicPr>
-                    <pic:cNvPr descr="figures/fig13.png" id="91" name="Picture"/>
+                    <pic:cNvPr descr="figures/fig13.png" id="92" name="Picture"/>
                     <pic:cNvPicPr>
                       <a:picLocks noChangeArrowheads="1" noChangeAspect="1"/>
                     </pic:cNvPicPr>
                   </pic:nvPicPr>
                   <pic:blipFill>
-                    <a:blip r:embed="rId89"/>
+                    <a:blip r:embed="rId90"/>
                     <a:stretch>
                       <a:fillRect/>
                     </a:stretch>
@@ -18016,8 +18291,8 @@
         <w:t xml:space="preserve">) equal to the belt speed on average, which is the task goal used by the GEM (§17).</w:t>
       </w:r>
     </w:p>
-    <w:bookmarkEnd w:id="92"/>
-    <w:bookmarkStart w:id="93" w:name="where-the-events-came-from"/>
+    <w:bookmarkEnd w:id="93"/>
+    <w:bookmarkStart w:id="94" w:name="where-the-events-came-from"/>
     <w:p>
       <w:pPr>
         <w:pStyle w:val="Heading2"/>
@@ -19464,9 +19739,9 @@
         </w:tc>
       </w:tr>
     </w:tbl>
-    <w:bookmarkEnd w:id="93"/>
     <w:bookmarkEnd w:id="94"/>
-    <w:bookmarkStart w:id="98" w:name="posture-and-joint-motion"/>
+    <w:bookmarkEnd w:id="95"/>
+    <w:bookmarkStart w:id="99" w:name="posture-and-joint-motion"/>
     <w:p>
       <w:pPr>
         <w:pStyle w:val="Heading1"/>
@@ -20043,18 +20318,18 @@
           <wp:inline>
             <wp:extent cx="5943600" cy="1816100"/>
             <wp:effectExtent b="0" l="0" r="0" t="0"/>
-            <wp:docPr descr="Figure 14. Mean ± SD angle curves over the stride (left foot, synthetic trial; the synthetic angles are simple sinusoids, not real joint curves). The arrows show the range of motion, the statistic reported for the joints; for the trunk the mean is also reported." title="" id="96" name="Picture"/>
+            <wp:docPr descr="Figure 14. Mean ± SD angle curves over the stride (left foot, synthetic trial; the synthetic angles are simple sinusoids, not real joint curves). The arrows show the range of motion, the statistic reported for the joints; for the trunk the mean is also reported." title="" id="97" name="Picture"/>
             <a:graphic>
               <a:graphicData uri="http://schemas.openxmlformats.org/drawingml/2006/picture">
                 <pic:pic>
                   <pic:nvPicPr>
-                    <pic:cNvPr descr="figures/fig14.png" id="97" name="Picture"/>
+                    <pic:cNvPr descr="figures/fig14.png" id="98" name="Picture"/>
                     <pic:cNvPicPr>
                       <a:picLocks noChangeArrowheads="1" noChangeAspect="1"/>
                     </pic:cNvPicPr>
                   </pic:nvPicPr>
                   <pic:blipFill>
-                    <a:blip r:embed="rId95"/>
+                    <a:blip r:embed="rId96"/>
                     <a:stretch>
                       <a:fillRect/>
                     </a:stretch>
@@ -20621,8 +20896,8 @@
         </w:tc>
       </w:tr>
     </w:tbl>
-    <w:bookmarkEnd w:id="98"/>
-    <w:bookmarkStart w:id="107" w:name="kinetics"/>
+    <w:bookmarkEnd w:id="99"/>
+    <w:bookmarkStart w:id="108" w:name="kinetics"/>
     <w:p>
       <w:pPr>
         <w:pStyle w:val="Heading1"/>
@@ -20631,7 +20906,7 @@
         <w:t xml:space="preserve">8. Kinetics</w:t>
       </w:r>
     </w:p>
-    <w:bookmarkStart w:id="99" w:name="which-stances"/>
+    <w:bookmarkStart w:id="100" w:name="which-stances"/>
     <w:p>
       <w:pPr>
         <w:pStyle w:val="Heading2"/>
@@ -20720,8 +20995,8 @@
         <w:t xml:space="preserve">— a single stance mixing two feet’s force would add a peak of about 2 BW and bias the trial’s mean F1. Leaving it out loses one stance among hundreds.</w:t>
       </w:r>
     </w:p>
-    <w:bookmarkEnd w:id="99"/>
-    <w:bookmarkStart w:id="100" w:name="vertical-force-landmarks"/>
+    <w:bookmarkEnd w:id="100"/>
+    <w:bookmarkStart w:id="101" w:name="vertical-force-landmarks"/>
     <w:p>
       <w:pPr>
         <w:pStyle w:val="Heading2"/>
@@ -21352,8 +21627,8 @@
         </m:oMath>
       </m:oMathPara>
     </w:p>
-    <w:bookmarkEnd w:id="100"/>
-    <w:bookmarkStart w:id="101" w:name="impulses-along-the-belt"/>
+    <w:bookmarkEnd w:id="101"/>
+    <w:bookmarkStart w:id="102" w:name="impulses-along-the-belt"/>
     <w:p>
       <w:pPr>
         <w:pStyle w:val="Heading2"/>
@@ -21722,8 +21997,8 @@
         <w:t xml:space="preserve">Also reported: the peak braking and peak propulsive forces.</w:t>
       </w:r>
     </w:p>
-    <w:bookmarkEnd w:id="101"/>
-    <w:bookmarkStart w:id="102" w:name="cop-excursion-and-free-moment"/>
+    <w:bookmarkEnd w:id="102"/>
+    <w:bookmarkStart w:id="103" w:name="cop-excursion-and-free-moment"/>
     <w:p>
       <w:pPr>
         <w:pStyle w:val="Heading2"/>
@@ -21918,8 +22193,8 @@
         <w:t xml:space="preserve">).</w:t>
       </w:r>
     </w:p>
-    <w:bookmarkEnd w:id="102"/>
-    <w:bookmarkStart w:id="106" w:name="X603cc30a7671ced87f47f19f12a013951a69d1e"/>
+    <w:bookmarkEnd w:id="103"/>
+    <w:bookmarkStart w:id="107" w:name="X603cc30a7671ced87f47f19f12a013951a69d1e"/>
     <w:p>
       <w:pPr>
         <w:pStyle w:val="Heading2"/>
@@ -22135,18 +22410,18 @@
           <wp:inline>
             <wp:extent cx="5943600" cy="2249680"/>
             <wp:effectExtent b="0" l="0" r="0" t="0"/>
-            <wp:docPr descr="Figure 15. One trusted stance (synthetic trial, 20 kg load, per body weight). A: the vertical force with F1, the trough and F2; the blue line is the loading-rate fit (20–80% of F1). B: the force along the belt. Braking (blue area, negative) is followed by propulsion (orange area). At steady speed the two impulses cancel over the stride." title="" id="104" name="Picture"/>
+            <wp:docPr descr="Figure 15. One trusted stance (synthetic trial, 20 kg load, per body weight). A: the vertical force with F1, the trough and F2; the blue line is the loading-rate fit (20–80% of F1). B: the force along the belt. Braking (blue area, negative) is followed by propulsion (orange area). At steady speed the two impulses cancel over the stride." title="" id="105" name="Picture"/>
             <a:graphic>
               <a:graphicData uri="http://schemas.openxmlformats.org/drawingml/2006/picture">
                 <pic:pic>
                   <pic:nvPicPr>
-                    <pic:cNvPr descr="figures/fig15.png" id="105" name="Picture"/>
+                    <pic:cNvPr descr="figures/fig15.png" id="106" name="Picture"/>
                     <pic:cNvPicPr>
                       <a:picLocks noChangeArrowheads="1" noChangeAspect="1"/>
                     </pic:cNvPicPr>
                   </pic:nvPicPr>
                   <pic:blipFill>
-                    <a:blip r:embed="rId103"/>
+                    <a:blip r:embed="rId104"/>
                     <a:stretch>
                       <a:fillRect/>
                     </a:stretch>
@@ -23801,9 +24076,9 @@
         </w:tc>
       </w:tr>
     </w:tbl>
-    <w:bookmarkEnd w:id="106"/>
     <w:bookmarkEnd w:id="107"/>
-    <w:bookmarkStart w:id="111" w:name="X8c0cee01653d71ac3f561b4143242fa8e7d6a34"/>
+    <w:bookmarkEnd w:id="108"/>
+    <w:bookmarkStart w:id="112" w:name="X8c0cee01653d71ac3f561b4143242fa8e7d6a34"/>
     <w:p>
       <w:pPr>
         <w:pStyle w:val="Heading1"/>
@@ -24534,18 +24809,18 @@
           <wp:inline>
             <wp:extent cx="5943600" cy="2056865"/>
             <wp:effectExtent b="0" l="0" r="0" t="0"/>
-            <wp:docPr descr="Figure 16. Each leg’s power into the CoM over one stride from the left heel strike, with the four phases of the left stance labelled (shading alternates by phase). The work in a phase is the area under the power curve, its positive and negative parts summed separately. The synthetic forces come from a simple model of the CoM’s motion, so these curve shapes are not those of real walking. In real walking the leading leg does negative work in the collision while the trailing leg does positive work at push-off (Donelan et al. 2002)." title="" id="109" name="Picture"/>
+            <wp:docPr descr="Figure 16. Each leg’s power into the CoM over one stride from the left heel strike, with the four phases of the left stance labelled (shading alternates by phase). The work in a phase is the area under the power curve, its positive and negative parts summed separately. The synthetic forces come from a simple model of the CoM’s motion, so these curve shapes are not those of real walking. In real walking the leading leg does negative work in the collision while the trailing leg does positive work at push-off (Donelan et al. 2002)." title="" id="110" name="Picture"/>
             <a:graphic>
               <a:graphicData uri="http://schemas.openxmlformats.org/drawingml/2006/picture">
                 <pic:pic>
                   <pic:nvPicPr>
-                    <pic:cNvPr descr="figures/fig16.png" id="110" name="Picture"/>
+                    <pic:cNvPr descr="figures/fig16.png" id="111" name="Picture"/>
                     <pic:cNvPicPr>
                       <a:picLocks noChangeArrowheads="1" noChangeAspect="1"/>
                     </pic:cNvPicPr>
                   </pic:nvPicPr>
                   <pic:blipFill>
-                    <a:blip r:embed="rId108"/>
+                    <a:blip r:embed="rId109"/>
                     <a:stretch>
                       <a:fillRect/>
                     </a:stretch>
@@ -25088,8 +25363,8 @@
         </w:tc>
       </w:tr>
     </w:tbl>
-    <w:bookmarkEnd w:id="111"/>
-    <w:bookmarkStart w:id="115" w:name="margin-of-stability"/>
+    <w:bookmarkEnd w:id="112"/>
+    <w:bookmarkStart w:id="116" w:name="margin-of-stability"/>
     <w:p>
       <w:pPr>
         <w:pStyle w:val="Heading1"/>
@@ -25992,18 +26267,18 @@
           <wp:inline>
             <wp:extent cx="5943600" cy="4328441"/>
             <wp:effectExtent b="0" l="0" r="0" t="0"/>
-            <wp:docPr descr="Figure 17. The margin of stability at a right heel strike, with travel to the right. A: from above. The system CoM (black) and its extrapolation along the belt-frame velocity (open circle, xCoM). The ML margin (green) runs from the xCoM to the outer edge of the right boot, and the AP margin (violet) to its front. B: both margins through the stance. The ML margin stays positive. The AP margin becomes strongly negative: the xCoM moves ahead of the stance foot, and walking “falls” onto the next step. The single-support minima (shaded) are the values reported." title="" id="113" name="Picture"/>
+            <wp:docPr descr="Figure 17. The margin of stability at a right heel strike, with travel to the right. A: from above. The system CoM (black) and its extrapolation along the belt-frame velocity (open circle, xCoM). The ML margin (green) runs from the xCoM to the outer edge of the right boot, and the AP margin (violet) to its front. B: both margins through the stance. The ML margin stays positive. The AP margin becomes strongly negative: the xCoM moves ahead of the stance foot, and walking “falls” onto the next step. The single-support minima (shaded) are the values reported." title="" id="114" name="Picture"/>
             <a:graphic>
               <a:graphicData uri="http://schemas.openxmlformats.org/drawingml/2006/picture">
                 <pic:pic>
                   <pic:nvPicPr>
-                    <pic:cNvPr descr="figures/fig17.png" id="114" name="Picture"/>
+                    <pic:cNvPr descr="figures/fig17.png" id="115" name="Picture"/>
                     <pic:cNvPicPr>
                       <a:picLocks noChangeArrowheads="1" noChangeAspect="1"/>
                     </pic:cNvPicPr>
                   </pic:nvPicPr>
                   <pic:blipFill>
-                    <a:blip r:embed="rId112"/>
+                    <a:blip r:embed="rId113"/>
                     <a:stretch>
                       <a:fillRect/>
                     </a:stretch>
@@ -26688,8 +26963,8 @@
         </w:tc>
       </w:tr>
     </w:tbl>
-    <w:bookmarkEnd w:id="115"/>
-    <w:bookmarkStart w:id="121" w:name="foot-clearance-and-trip-risk"/>
+    <w:bookmarkEnd w:id="116"/>
+    <w:bookmarkStart w:id="122" w:name="foot-clearance-and-trip-risk"/>
     <w:p>
       <w:pPr>
         <w:pStyle w:val="Heading1"/>
@@ -26698,7 +26973,7 @@
         <w:t xml:space="preserve">11. Foot clearance and trip risk</w:t>
       </w:r>
     </w:p>
-    <w:bookmarkStart w:id="116" w:name="minimum-foot-clearance-mfc"/>
+    <w:bookmarkStart w:id="117" w:name="minimum-foot-clearance-mfc"/>
     <w:p>
       <w:pPr>
         <w:pStyle w:val="Heading2"/>
@@ -27114,8 +27389,8 @@
         <w:t xml:space="preserve">Find the minima that meet (a)–(c), and keep the lowest.</w:t>
       </w:r>
     </w:p>
-    <w:bookmarkEnd w:id="116"/>
-    <w:bookmarkStart w:id="120" w:name="X35b80f000725fc717d315813cb58a931e67c75d"/>
+    <w:bookmarkEnd w:id="117"/>
+    <w:bookmarkStart w:id="121" w:name="X35b80f000725fc717d315813cb58a931e67c75d"/>
     <w:p>
       <w:pPr>
         <w:pStyle w:val="Heading2"/>
@@ -27722,18 +27997,18 @@
           <wp:inline>
             <wp:extent cx="5943600" cy="3843125"/>
             <wp:effectExtent b="0" l="0" r="0" t="0"/>
-            <wp:docPr descr="Figure 18. One swing. A: the clearance of the lowest sole point (blue). The MFC (orange triangle) is the local minimum inside the fastest 25% of the swing (shaded). B: the margin of instability, the distance by which the xCoM is ahead of the front of either boot. C: the ratio MoI/clearance. The trip-risk integral is the shaded area between the MFC point’s peak acceleration and peak deceleration." title="" id="118" name="Picture"/>
+            <wp:docPr descr="Figure 18. One swing. A: the clearance of the lowest sole point (blue). The MFC (orange triangle) is the local minimum inside the fastest 25% of the swing (shaded). B: the margin of instability, the distance by which the xCoM is ahead of the front of either boot. C: the ratio MoI/clearance. The trip-risk integral is the shaded area between the MFC point’s peak acceleration and peak deceleration." title="" id="119" name="Picture"/>
             <a:graphic>
               <a:graphicData uri="http://schemas.openxmlformats.org/drawingml/2006/picture">
                 <pic:pic>
                   <pic:nvPicPr>
-                    <pic:cNvPr descr="figures/fig18.png" id="119" name="Picture"/>
+                    <pic:cNvPr descr="figures/fig18.png" id="120" name="Picture"/>
                     <pic:cNvPicPr>
                       <a:picLocks noChangeArrowheads="1" noChangeAspect="1"/>
                     </pic:cNvPicPr>
                   </pic:nvPicPr>
                   <pic:blipFill>
-                    <a:blip r:embed="rId117"/>
+                    <a:blip r:embed="rId118"/>
                     <a:stretch>
                       <a:fillRect/>
                     </a:stretch>
@@ -28392,9 +28667,9 @@
         </w:tc>
       </w:tr>
     </w:tbl>
-    <w:bookmarkEnd w:id="120"/>
     <w:bookmarkEnd w:id="121"/>
-    <w:bookmarkStart w:id="131" w:name="confidence-intervals"/>
+    <w:bookmarkEnd w:id="122"/>
+    <w:bookmarkStart w:id="132" w:name="confidence-intervals"/>
     <w:p>
       <w:pPr>
         <w:pStyle w:val="Heading1"/>
@@ -28403,7 +28678,7 @@
         <w:t xml:space="preserve">12. Confidence intervals</w:t>
       </w:r>
     </w:p>
-    <w:bookmarkStart w:id="122" w:name="why-every-value-needs-one"/>
+    <w:bookmarkStart w:id="123" w:name="why-every-value-needs-one"/>
     <w:p>
       <w:pPr>
         <w:pStyle w:val="Heading2"/>
@@ -28650,8 +28925,8 @@
         </w:tc>
       </w:tr>
     </w:tbl>
-    <w:bookmarkEnd w:id="122"/>
-    <w:bookmarkStart w:id="126" w:name="the-circular-block-bootstrap"/>
+    <w:bookmarkEnd w:id="123"/>
+    <w:bookmarkStart w:id="127" w:name="the-circular-block-bootstrap"/>
     <w:p>
       <w:pPr>
         <w:pStyle w:val="Heading2"/>
@@ -29284,18 +29559,18 @@
           <wp:inline>
             <wp:extent cx="5943600" cy="2009803"/>
             <wp:effectExtent b="0" l="0" r="0" t="0"/>
-            <wp:docPr descr="Figure 19. The circular block bootstrap. A: a series of strides and five blocks of 6 consecutive strides drawn at random start points. B: the blocks glued into one resampled series. The procedure is repeated 1000 times and the statistic recomputed on each. C: the block length chosen by the Politis–White rule grows with the stride-to-stride correlation: uncorrelated strides give 1 (the ordinary bootstrap), persistent series give longer blocks." title="" id="124" name="Picture"/>
+            <wp:docPr descr="Figure 19. The circular block bootstrap. A: a series of strides and five blocks of 6 consecutive strides drawn at random start points. B: the blocks glued into one resampled series. The procedure is repeated 1000 times and the statistic recomputed on each. C: the block length chosen by the Politis–White rule grows with the stride-to-stride correlation: uncorrelated strides give 1 (the ordinary bootstrap), persistent series give longer blocks." title="" id="125" name="Picture"/>
             <a:graphic>
               <a:graphicData uri="http://schemas.openxmlformats.org/drawingml/2006/picture">
                 <pic:pic>
                   <pic:nvPicPr>
-                    <pic:cNvPr descr="figures/fig19.png" id="125" name="Picture"/>
+                    <pic:cNvPr descr="figures/fig19.png" id="126" name="Picture"/>
                     <pic:cNvPicPr>
                       <a:picLocks noChangeArrowheads="1" noChangeAspect="1"/>
                     </pic:cNvPicPr>
                   </pic:nvPicPr>
                   <pic:blipFill>
-                    <a:blip r:embed="rId123"/>
+                    <a:blip r:embed="rId124"/>
                     <a:stretch>
                       <a:fillRect/>
                     </a:stretch>
@@ -29424,8 +29699,8 @@
         <w:t xml:space="preserve">— they need no assumption about the shape of the sampling distribution, and SDs and CVs are skewed.</w:t>
       </w:r>
     </w:p>
-    <w:bookmarkEnd w:id="126"/>
-    <w:bookmarkStart w:id="127" w:name="the-block-length"/>
+    <w:bookmarkEnd w:id="127"/>
+    <w:bookmarkStart w:id="128" w:name="the-block-length"/>
     <w:p>
       <w:pPr>
         <w:pStyle w:val="Heading2"/>
@@ -30485,8 +30760,8 @@
         <w:t xml:space="preserve">).</w:t>
       </w:r>
     </w:p>
-    <w:bookmarkEnd w:id="127"/>
-    <w:bookmarkStart w:id="128" w:name="Xdea72380197ebb8d6ca2398be0ca63bd6086b63"/>
+    <w:bookmarkEnd w:id="128"/>
+    <w:bookmarkStart w:id="129" w:name="Xdea72380197ebb8d6ca2398be0ca63bd6086b63"/>
     <w:p>
       <w:pPr>
         <w:pStyle w:val="Heading2"/>
@@ -30778,8 +31053,8 @@
         <w:t xml:space="preserve">.</w:t>
       </w:r>
     </w:p>
-    <w:bookmarkEnd w:id="128"/>
-    <w:bookmarkStart w:id="129" w:name="dfa-α-a-parametric-bootstrap"/>
+    <w:bookmarkEnd w:id="129"/>
+    <w:bookmarkStart w:id="130" w:name="dfa-α-a-parametric-bootstrap"/>
     <w:p>
       <w:pPr>
         <w:pStyle w:val="Heading2"/>
@@ -31147,8 +31422,8 @@
         <w:t xml:space="preserve">— a 95% interval about 0.3 wide means that a difference in α between two conditions smaller than about 0.15 is within one trial’s uncertainty. DFA needs long series, and a few hundred strides is at the lower limit.</w:t>
       </w:r>
     </w:p>
-    <w:bookmarkEnd w:id="129"/>
-    <w:bookmarkStart w:id="130" w:name="lyapunov-exponents-a-stride-bootstrap"/>
+    <w:bookmarkEnd w:id="130"/>
+    <w:bookmarkStart w:id="131" w:name="lyapunov-exponents-a-stride-bootstrap"/>
     <w:p>
       <w:pPr>
         <w:pStyle w:val="Heading2"/>
@@ -31263,9 +31538,9 @@
         <w:t xml:space="preserve">(§18).</w:t>
       </w:r>
     </w:p>
-    <w:bookmarkEnd w:id="130"/>
     <w:bookmarkEnd w:id="131"/>
-    <w:bookmarkStart w:id="136" w:name="X56c6d55ecffcf266c08ee56c1acdadfe59bf667"/>
+    <w:bookmarkEnd w:id="132"/>
+    <w:bookmarkStart w:id="137" w:name="X56c6d55ecffcf266c08ee56c1acdadfe59bf667"/>
     <w:p>
       <w:pPr>
         <w:pStyle w:val="Heading1"/>
@@ -31274,7 +31549,7 @@
         <w:t xml:space="preserve">13. Summary statistics, symmetry and walk ratio</w:t>
       </w:r>
     </w:p>
-    <w:bookmarkStart w:id="132" w:name="mean-sd-and-cv-of-every-per-step-metric"/>
+    <w:bookmarkStart w:id="133" w:name="mean-sd-and-cv-of-every-per-step-metric"/>
     <w:p>
       <w:pPr>
         <w:pStyle w:val="Heading2"/>
@@ -31786,8 +32061,8 @@
         <w:t xml:space="preserve">— variability is the classic marker of gait control. Step width variability in particular separates groups that differ in lateral balance (Owings &amp; Grabiner 2004). CV makes variability comparable between metrics with different means. It is not used for signed quantities near zero (such as the AP margin), where it is meaningless, and the SD is reported for those.</w:t>
       </w:r>
     </w:p>
-    <w:bookmarkEnd w:id="132"/>
-    <w:bookmarkStart w:id="133" w:name="symmetry-angle"/>
+    <w:bookmarkEnd w:id="133"/>
+    <w:bookmarkStart w:id="134" w:name="symmetry-angle"/>
     <w:p>
       <w:pPr>
         <w:pStyle w:val="Heading2"/>
@@ -32170,8 +32445,8 @@
         <w:t xml:space="preserve">blows up when the mean of the two sides approaches zero (as it can for impulses or margins). It also needs one side to be chosen as the reference. The angle is bounded and needs no reference limb. An asymmetric load, or a limb that is favoured, would show up here.</w:t>
       </w:r>
     </w:p>
-    <w:bookmarkEnd w:id="133"/>
-    <w:bookmarkStart w:id="134" w:name="walk-ratio"/>
+    <w:bookmarkEnd w:id="134"/>
+    <w:bookmarkStart w:id="135" w:name="walk-ratio"/>
     <w:p>
       <w:pPr>
         <w:pStyle w:val="Heading2"/>
@@ -32299,8 +32574,8 @@
         <w:t xml:space="preserve">a walker achieves a speed: with longer steps or with faster ones. With the belt speed and the step rate both fixed, it mostly shows whether the participant follows the metronome.</w:t>
       </w:r>
     </w:p>
-    <w:bookmarkEnd w:id="134"/>
-    <w:bookmarkStart w:id="135" w:name="data-quality-descriptors"/>
+    <w:bookmarkEnd w:id="135"/>
+    <w:bookmarkStart w:id="136" w:name="data-quality-descriptors"/>
     <w:p>
       <w:pPr>
         <w:pStyle w:val="Heading2"/>
@@ -33055,9 +33330,9 @@
         </w:tc>
       </w:tr>
     </w:tbl>
-    <w:bookmarkEnd w:id="135"/>
     <w:bookmarkEnd w:id="136"/>
-    <w:bookmarkStart w:id="140" w:name="X97d3ccd18b1300a2d0333aa3b714547b4a69f7e"/>
+    <w:bookmarkEnd w:id="137"/>
+    <w:bookmarkStart w:id="141" w:name="X97d3ccd18b1300a2d0333aa3b714547b4a69f7e"/>
     <w:p>
       <w:pPr>
         <w:pStyle w:val="Heading1"/>
@@ -34452,18 +34727,18 @@
           <wp:inline>
             <wp:extent cx="5943600" cy="2149124"/>
             <wp:effectExtent b="0" l="0" r="0" t="0"/>
-            <wp:docPr descr="Figure 20. DFA step by step on the step-width series of the synthetic trial. A: the series. B: its integrated profile, with the straight lines fitted in the smallest (16-stride) and largest (N/9) boxes. C: log F(n) against log n; the slope is α (orange). The dotted line has the slope 0.5 of an uncorrelated series." title="" id="138" name="Picture"/>
+            <wp:docPr descr="Figure 20. DFA step by step on the step-width series of the synthetic trial. A: the series. B: its integrated profile, with the straight lines fitted in the smallest (16-stride) and largest (N/9) boxes. C: log F(n) against log n; the slope is α (orange). The dotted line has the slope 0.5 of an uncorrelated series." title="" id="139" name="Picture"/>
             <a:graphic>
               <a:graphicData uri="http://schemas.openxmlformats.org/drawingml/2006/picture">
                 <pic:pic>
                   <pic:nvPicPr>
-                    <pic:cNvPr descr="figures/fig20.png" id="139" name="Picture"/>
+                    <pic:cNvPr descr="figures/fig20.png" id="140" name="Picture"/>
                     <pic:cNvPicPr>
                       <a:picLocks noChangeArrowheads="1" noChangeAspect="1"/>
                     </pic:cNvPicPr>
                   </pic:nvPicPr>
                   <pic:blipFill>
-                    <a:blip r:embed="rId137"/>
+                    <a:blip r:embed="rId138"/>
                     <a:stretch>
                       <a:fillRect/>
                     </a:stretch>
@@ -35342,8 +35617,8 @@
         </w:tc>
       </w:tr>
     </w:tbl>
-    <w:bookmarkEnd w:id="140"/>
-    <w:bookmarkStart w:id="146" w:name="entropy"/>
+    <w:bookmarkEnd w:id="141"/>
+    <w:bookmarkStart w:id="147" w:name="entropy"/>
     <w:p>
       <w:pPr>
         <w:pStyle w:val="Heading1"/>
@@ -35352,7 +35627,7 @@
         <w:t xml:space="preserve">15. Entropy</w:t>
       </w:r>
     </w:p>
-    <w:bookmarkStart w:id="141" w:name="sample-entropy-of-the-stride-series"/>
+    <w:bookmarkStart w:id="142" w:name="sample-entropy-of-the-stride-series"/>
     <w:p>
       <w:pPr>
         <w:pStyle w:val="Heading2"/>
@@ -36216,8 +36491,8 @@
         <w:t xml:space="preserve">(Yentes &amp; Raffalt 2021).</w:t>
       </w:r>
     </w:p>
-    <w:bookmarkEnd w:id="141"/>
-    <w:bookmarkStart w:id="145" w:name="X0a03295c21504393ec61dec51bfe0437d02ced3"/>
+    <w:bookmarkEnd w:id="142"/>
+    <w:bookmarkStart w:id="146" w:name="X0a03295c21504393ec61dec51bfe0437d02ced3"/>
     <w:p>
       <w:pPr>
         <w:pStyle w:val="Heading2"/>
@@ -36926,18 +37201,18 @@
           <wp:inline>
             <wp:extent cx="5943600" cy="2335811"/>
             <wp:effectExtent b="0" l="0" r="0" t="0"/>
-            <wp:docPr descr="Figure 21. A: sample entropy, on part of the step-width series in SD units. The template (black) is two consecutive strides. Every other pair of strides within ±0.2 SD of it (shaded bands) is a match at m = 2 (blue); those whose third stride also matches are matches at m = 3 (orange). SampEn = −ln(A/B) over all templates. B: the multiscale entropy of the trunk acceleration. White noise (dashed) starts high and falls with scale; a structured signal keeps some of its entropy over scales." title="" id="143" name="Picture"/>
+            <wp:docPr descr="Figure 21. A: sample entropy, on part of the step-width series in SD units. The template (black) is two consecutive strides. Every other pair of strides within ±0.2 SD of it (shaded bands) is a match at m = 2 (blue); those whose third stride also matches are matches at m = 3 (orange). SampEn = −ln(A/B) over all templates. B: the multiscale entropy of the trunk acceleration. White noise (dashed) starts high and falls with scale; a structured signal keeps some of its entropy over scales." title="" id="144" name="Picture"/>
             <a:graphic>
               <a:graphicData uri="http://schemas.openxmlformats.org/drawingml/2006/picture">
                 <pic:pic>
                   <pic:nvPicPr>
-                    <pic:cNvPr descr="figures/fig21.png" id="144" name="Picture"/>
+                    <pic:cNvPr descr="figures/fig21.png" id="145" name="Picture"/>
                     <pic:cNvPicPr>
                       <a:picLocks noChangeArrowheads="1" noChangeAspect="1"/>
                     </pic:cNvPicPr>
                   </pic:nvPicPr>
                   <pic:blipFill>
-                    <a:blip r:embed="rId142"/>
+                    <a:blip r:embed="rId143"/>
                     <a:stretch>
                       <a:fillRect/>
                     </a:stretch>
@@ -37296,9 +37571,9 @@
         <w:t xml:space="preserve">(§12.4).</w:t>
       </w:r>
     </w:p>
-    <w:bookmarkEnd w:id="145"/>
     <w:bookmarkEnd w:id="146"/>
-    <w:bookmarkStart w:id="153" w:name="X29e444d1deaf3bd81bb616168d2ab83cf07116f"/>
+    <w:bookmarkEnd w:id="147"/>
+    <w:bookmarkStart w:id="154" w:name="X29e444d1deaf3bd81bb616168d2ab83cf07116f"/>
     <w:p>
       <w:pPr>
         <w:pStyle w:val="Heading1"/>
@@ -37307,7 +37582,7 @@
         <w:t xml:space="preserve">16. Trunk dynamics: harmonic ratio and regularity</w:t>
       </w:r>
     </w:p>
-    <w:bookmarkStart w:id="147" w:name="the-trunk-signal"/>
+    <w:bookmarkStart w:id="148" w:name="the-trunk-signal"/>
     <w:p>
       <w:pPr>
         <w:pStyle w:val="Heading2"/>
@@ -37464,8 +37739,8 @@
         <w:t xml:space="preserve">accelerations in deg/s². Also, the published ranges below were measured with accelerometers strapped to the lower back. Theia’s trunk signal comes from a model fitted to video, which is smoother, so compare conditions within the study first and the absolute ranges second.</w:t>
       </w:r>
     </w:p>
-    <w:bookmarkEnd w:id="147"/>
-    <w:bookmarkStart w:id="148" w:name="harmonic-ratio"/>
+    <w:bookmarkEnd w:id="148"/>
+    <w:bookmarkStart w:id="149" w:name="harmonic-ratio"/>
     <w:p>
       <w:pPr>
         <w:pStyle w:val="Heading2"/>
@@ -38241,8 +38516,8 @@
         <w:t xml:space="preserve">is reported with a block-bootstrap interval.</w:t>
       </w:r>
     </w:p>
-    <w:bookmarkEnd w:id="148"/>
-    <w:bookmarkStart w:id="152" w:name="step-and-stride-regularity"/>
+    <w:bookmarkEnd w:id="149"/>
+    <w:bookmarkStart w:id="153" w:name="step-and-stride-regularity"/>
     <w:p>
       <w:pPr>
         <w:pStyle w:val="Heading2"/>
@@ -38660,18 +38935,18 @@
           <wp:inline>
             <wp:extent cx="5943600" cy="2145787"/>
             <wp:effectExtent b="0" l="0" r="0" t="0"/>
-            <wp:docPr descr="Figure 22. The trunk (synthetic trial). A: the mean trunk acceleration over the stride. AP and VT repeat twice per stride, and ML once. B: AP harmonic amplitudes; the even harmonics (blue) are intrinsic to a symmetric gait. C: the VT autocorrelation, with the step and stride regularity read at its peaks." title="" id="150" name="Picture"/>
+            <wp:docPr descr="Figure 22. The trunk (synthetic trial). A: the mean trunk acceleration over the stride. AP and VT repeat twice per stride, and ML once. B: AP harmonic amplitudes; the even harmonics (blue) are intrinsic to a symmetric gait. C: the VT autocorrelation, with the step and stride regularity read at its peaks." title="" id="151" name="Picture"/>
             <a:graphic>
               <a:graphicData uri="http://schemas.openxmlformats.org/drawingml/2006/picture">
                 <pic:pic>
                   <pic:nvPicPr>
-                    <pic:cNvPr descr="figures/fig22.png" id="151" name="Picture"/>
+                    <pic:cNvPr descr="figures/fig22.png" id="152" name="Picture"/>
                     <pic:cNvPicPr>
                       <a:picLocks noChangeArrowheads="1" noChangeAspect="1"/>
                     </pic:cNvPicPr>
                   </pic:nvPicPr>
                   <pic:blipFill>
-                    <a:blip r:embed="rId149"/>
+                    <a:blip r:embed="rId150"/>
                     <a:stretch>
                       <a:fillRect/>
                     </a:stretch>
@@ -40064,9 +40339,9 @@
         </w:tc>
       </w:tr>
     </w:tbl>
-    <w:bookmarkEnd w:id="152"/>
     <w:bookmarkEnd w:id="153"/>
-    <w:bookmarkStart w:id="159" w:name="control-of-stepping"/>
+    <w:bookmarkEnd w:id="154"/>
+    <w:bookmarkStart w:id="160" w:name="control-of-stepping"/>
     <w:p>
       <w:pPr>
         <w:pStyle w:val="Heading1"/>
@@ -40075,7 +40350,7 @@
         <w:t xml:space="preserve">17. Control of stepping</w:t>
       </w:r>
     </w:p>
-    <w:bookmarkStart w:id="154" w:name="the-goal-equivalent-manifold-gem"/>
+    <w:bookmarkStart w:id="155" w:name="the-goal-equivalent-manifold-gem"/>
     <w:p>
       <w:pPr>
         <w:pStyle w:val="Heading2"/>
@@ -40891,8 +41166,8 @@
         <w:t xml:space="preserve">around that.</w:t>
       </w:r>
     </w:p>
-    <w:bookmarkEnd w:id="154"/>
-    <w:bookmarkStart w:id="158" w:name="foot-placement-control"/>
+    <w:bookmarkEnd w:id="155"/>
+    <w:bookmarkStart w:id="159" w:name="foot-placement-control"/>
     <w:p>
       <w:pPr>
         <w:pStyle w:val="Heading2"/>
@@ -41644,18 +41919,18 @@
           <wp:inline>
             <wp:extent cx="5943600" cy="2712547"/>
             <wp:effectExtent b="0" l="0" r="0" t="0"/>
-            <wp:docPr descr="Figure 23. A: the GEM. Each dot is one stride’s time and length in % from the mean; the orange line is the goal (stride speed = belt speed). Deviations along the line are goal-equivalent, and across it a speed error. The synthetic walker’s strides lie close to the line: across-line SD 0.10%, along-line 1.29%. B: foot placement. Where the left foot landed against where the CoM state at the right foot’s mid-stance predicts it." title="" id="156" name="Picture"/>
+            <wp:docPr descr="Figure 23. A: the GEM. Each dot is one stride’s time and length in % from the mean; the orange line is the goal (stride speed = belt speed). Deviations along the line are goal-equivalent, and across it a speed error. The synthetic walker’s strides lie close to the line: across-line SD 0.10%, along-line 1.29%. B: foot placement. Where the left foot landed against where the CoM state at the right foot’s mid-stance predicts it." title="" id="157" name="Picture"/>
             <a:graphic>
               <a:graphicData uri="http://schemas.openxmlformats.org/drawingml/2006/picture">
                 <pic:pic>
                   <pic:nvPicPr>
-                    <pic:cNvPr descr="figures/fig23.png" id="157" name="Picture"/>
+                    <pic:cNvPr descr="figures/fig23.png" id="158" name="Picture"/>
                     <pic:cNvPicPr>
                       <a:picLocks noChangeArrowheads="1" noChangeAspect="1"/>
                     </pic:cNvPicPr>
                   </pic:nvPicPr>
                   <pic:blipFill>
-                    <a:blip r:embed="rId155"/>
+                    <a:blip r:embed="rId156"/>
                     <a:stretch>
                       <a:fillRect/>
                     </a:stretch>
@@ -42349,9 +42624,9 @@
         </w:tc>
       </w:tr>
     </w:tbl>
-    <w:bookmarkEnd w:id="158"/>
     <w:bookmarkEnd w:id="159"/>
-    <w:bookmarkStart w:id="163" w:name="local-dynamic-stability"/>
+    <w:bookmarkEnd w:id="160"/>
+    <w:bookmarkStart w:id="164" w:name="local-dynamic-stability"/>
     <w:p>
       <w:pPr>
         <w:pStyle w:val="Heading1"/>
@@ -43385,18 +43660,18 @@
           <wp:inline>
             <wp:extent cx="5943600" cy="2427277"/>
             <wp:effectExtent b="0" l="0" r="0" t="0"/>
-            <wp:docPr descr="Figure 24. A: two of the five dimensions of the state space (AP trunk velocity against itself 10 samples later) over 15 strides. The trajectory is a loop that repeats every stride. B: the mean log divergence of nearest neighbours, with the short-term (orange, 0–0.5 stride) and long-term (green, 4–10 strides) fits. The saw-tooth in the first half-stride comes from the synthetic signal: its unfiltered white noise repeats in the embedding every τ = 10 samples. Theia’s filtered output should not show it." title="" id="161" name="Picture"/>
+            <wp:docPr descr="Figure 24. A: two of the five dimensions of the state space (AP trunk velocity against itself 10 samples later) over 15 strides. The trajectory is a loop that repeats every stride. B: the mean log divergence of nearest neighbours, with the short-term (orange, 0–0.5 stride) and long-term (green, 4–10 strides) fits. The saw-tooth in the first half-stride comes from the synthetic signal: its unfiltered white noise repeats in the embedding every τ = 10 samples. Theia’s filtered output should not show it." title="" id="162" name="Picture"/>
             <a:graphic>
               <a:graphicData uri="http://schemas.openxmlformats.org/drawingml/2006/picture">
                 <pic:pic>
                   <pic:nvPicPr>
-                    <pic:cNvPr descr="figures/fig24.png" id="162" name="Picture"/>
+                    <pic:cNvPr descr="figures/fig24.png" id="163" name="Picture"/>
                     <pic:cNvPicPr>
                       <a:picLocks noChangeArrowheads="1" noChangeAspect="1"/>
                     </pic:cNvPicPr>
                   </pic:nvPicPr>
                   <pic:blipFill>
-                    <a:blip r:embed="rId160"/>
+                    <a:blip r:embed="rId161"/>
                     <a:stretch>
                       <a:fillRect/>
                     </a:stretch>
@@ -44000,8 +44275,8 @@
         <w:t xml:space="preserve">recovers known exponents.</w:t>
       </w:r>
     </w:p>
-    <w:bookmarkEnd w:id="163"/>
-    <w:bookmarkStart w:id="170" w:name="results-tables-and-figures"/>
+    <w:bookmarkEnd w:id="164"/>
+    <w:bookmarkStart w:id="171" w:name="results-tables-and-figures"/>
     <w:p>
       <w:pPr>
         <w:pStyle w:val="Heading1"/>
@@ -44010,7 +44285,7 @@
         <w:t xml:space="preserve">19. Results tables and figures</w:t>
       </w:r>
     </w:p>
-    <w:bookmarkStart w:id="164" w:name="what-is-written"/>
+    <w:bookmarkStart w:id="165" w:name="what-is-written"/>
     <w:p>
       <w:pPr>
         <w:pStyle w:val="Heading2"/>
@@ -45017,8 +45292,8 @@
         <w:t xml:space="preserve">rebuilds the tables from the per-trial summaries without re-running any trial.</w:t>
       </w:r>
     </w:p>
-    <w:bookmarkEnd w:id="164"/>
-    <w:bookmarkStart w:id="168" w:name="the-healthy-reference-ranges"/>
+    <w:bookmarkEnd w:id="165"/>
+    <w:bookmarkStart w:id="169" w:name="the-healthy-reference-ranges"/>
     <w:p>
       <w:pPr>
         <w:pStyle w:val="Heading2"/>
@@ -45092,18 +45367,18 @@
           <wp:inline>
             <wp:extent cx="5760720" cy="3435745"/>
             <wp:effectExtent b="0" l="0" r="0" t="0"/>
-            <wp:docPr descr="Figure 25. How a trial is compared with the healthy ranges (synthetic trial, 20 kg load). The green band is each metric’s healthy range, scaled so that it runs from its low to its high end. The dot is the trial’s value: green inside, orange outside. The workbook colours each trial’s cell in the same way." title="" id="166" name="Picture"/>
+            <wp:docPr descr="Figure 25. How a trial is compared with the healthy ranges (synthetic trial, 20 kg load). The green band is each metric’s healthy range, scaled so that it runs from its low to its high end. The dot is the trial’s value: green inside, orange outside. The workbook colours each trial’s cell in the same way." title="" id="167" name="Picture"/>
             <a:graphic>
               <a:graphicData uri="http://schemas.openxmlformats.org/drawingml/2006/picture">
                 <pic:pic>
                   <pic:nvPicPr>
-                    <pic:cNvPr descr="figures/fig25.png" id="167" name="Picture"/>
+                    <pic:cNvPr descr="figures/fig25.png" id="168" name="Picture"/>
                     <pic:cNvPicPr>
                       <a:picLocks noChangeArrowheads="1" noChangeAspect="1"/>
                     </pic:cNvPicPr>
                   </pic:nvPicPr>
                   <pic:blipFill>
-                    <a:blip r:embed="rId165"/>
+                    <a:blip r:embed="rId166"/>
                     <a:stretch>
                       <a:fillRect/>
                     </a:stretch>
@@ -50485,8 +50760,8 @@
         </w:tc>
       </w:tr>
     </w:tbl>
-    <w:bookmarkEnd w:id="168"/>
-    <w:bookmarkStart w:id="169" w:name="the-per-trial-figures"/>
+    <w:bookmarkEnd w:id="169"/>
+    <w:bookmarkStart w:id="170" w:name="the-per-trial-figures"/>
     <w:p>
       <w:pPr>
         <w:pStyle w:val="Heading2"/>
@@ -50684,9 +50959,9 @@
         <w:t xml:space="preserve">.</w:t>
       </w:r>
     </w:p>
-    <w:bookmarkEnd w:id="169"/>
     <w:bookmarkEnd w:id="170"/>
-    <w:bookmarkStart w:id="176" w:name="validation"/>
+    <w:bookmarkEnd w:id="171"/>
+    <w:bookmarkStart w:id="177" w:name="validation"/>
     <w:p>
       <w:pPr>
         <w:pStyle w:val="Heading1"/>
@@ -50703,7 +50978,7 @@
         <w:t xml:space="preserve">Every method was checked on data whose answer is known, using the code exactly as shipped (not a copy of it). There are three checks, and they should be rerun after any change to the code.</w:t>
       </w:r>
     </w:p>
-    <w:bookmarkStart w:id="171" w:name="the-synthetic-trial"/>
+    <w:bookmarkStart w:id="172" w:name="the-synthetic-trial"/>
     <w:p>
       <w:pPr>
         <w:pStyle w:val="Heading2"/>
@@ -50809,8 +51084,8 @@
         <w:t xml:space="preserve">The figures in this document were all drawn from a 7-minute version of it.</w:t>
       </w:r>
     </w:p>
-    <w:bookmarkEnd w:id="171"/>
-    <w:bookmarkStart w:id="172" w:name="Xfadadf0d14f3ba8ada9d27fc6edb8d2a4b3f8ba"/>
+    <w:bookmarkEnd w:id="172"/>
+    <w:bookmarkStart w:id="173" w:name="Xfadadf0d14f3ba8ada9d27fc6edb8d2a4b3f8ba"/>
     <w:p>
       <w:pPr>
         <w:pStyle w:val="Heading2"/>
@@ -51156,8 +51431,8 @@
         </w:tc>
       </w:tr>
     </w:tbl>
-    <w:bookmarkEnd w:id="172"/>
-    <w:bookmarkStart w:id="173" w:name="the-whole-analysis-test_gait_analysis.py"/>
+    <w:bookmarkEnd w:id="173"/>
+    <w:bookmarkStart w:id="174" w:name="the-whole-analysis-test_gait_analysis.py"/>
     <w:p>
       <w:pPr>
         <w:pStyle w:val="Heading2"/>
@@ -51643,8 +51918,8 @@
         <w:t xml:space="preserve">, on a 5-minute synthetic trial laid out as the Box folders. Theia’s toe angle is corrupted with 25° of toe flexion through every swing, while the boot itself stays rigid. The toe-angle hinge of version 3 then puts swings through the belt, and its mid-swing clearance falls from about 19 mm to about 5 mm. The toe model of §3.3, which takes extension only and never goes below the belt, ignores the corruption: no swing goes through the belt, and the MFC stays within 2 mm of the built-in clearance. The same test checks the belt speed, load, stride and stance times, step width, the vertical impulse (50% of the weight over a stride), and a trip-risk window in every swing. It also checks that TRI agrees with Schulz’s (2017) regression at this speed, and that the outputs are written.</w:t>
       </w:r>
     </w:p>
-    <w:bookmarkEnd w:id="173"/>
-    <w:bookmarkStart w:id="174" w:name="Xfec7fec259a0752aaa683c2774e1f512b5ee992"/>
+    <w:bookmarkEnd w:id="174"/>
+    <w:bookmarkStart w:id="175" w:name="Xfec7fec259a0752aaa683c2774e1f512b5ee992"/>
     <w:p>
       <w:pPr>
         <w:pStyle w:val="Heading2"/>
@@ -52364,8 +52639,8 @@
         </w:tc>
       </w:tr>
     </w:tbl>
-    <w:bookmarkEnd w:id="174"/>
-    <w:bookmarkStart w:id="175" w:name="what-the-synthetic-data-cannot-check"/>
+    <w:bookmarkEnd w:id="175"/>
+    <w:bookmarkStart w:id="176" w:name="what-the-synthetic-data-cannot-check"/>
     <w:p>
       <w:pPr>
         <w:pStyle w:val="Heading2"/>
@@ -52439,9 +52714,9 @@
         <w:t xml:space="preserve">The per-trial quality columns (§13.4) and the QA figure (§19.3) are there to catch problems with real data.</w:t>
       </w:r>
     </w:p>
-    <w:bookmarkEnd w:id="175"/>
     <w:bookmarkEnd w:id="176"/>
-    <w:bookmarkStart w:id="179" w:name="appendix-a.-every-setting"/>
+    <w:bookmarkEnd w:id="177"/>
+    <w:bookmarkStart w:id="180" w:name="appendix-a.-every-setting"/>
     <w:p>
       <w:pPr>
         <w:pStyle w:val="Heading1"/>
@@ -52458,7 +52733,7 @@
         <w:t xml:space="preserve">Every number that shapes a result is a setting at the top of a script. The tables below are generated from the scripts themselves, so they always match the code.</w:t>
       </w:r>
     </w:p>
-    <w:bookmarkStart w:id="177" w:name="a.1-detect_gait_events.py-config"/>
+    <w:bookmarkStart w:id="178" w:name="a.1-detect_gait_events.py-config"/>
     <w:p>
       <w:pPr>
         <w:pStyle w:val="Heading2"/>
@@ -52711,7 +52986,7 @@
                 <w:rStyle w:val="VerbatimChar"/>
                 <w:sz w:val="18"/>
               </w:rPr>
-              <w:t xml:space="preserve">BELT</w:t>
+              <w:t xml:space="preserve">FORCE_SHIFT_MS</w:t>
             </w:r>
           </w:p>
         </w:tc>
@@ -52727,22 +53002,22 @@
                 <w:rStyle w:val="VerbatimChar"/>
                 <w:sz w:val="18"/>
               </w:rPr>
-              <w:t xml:space="preserve">{"L": "Left belt", "R": "Right belt"}</w:t>
-            </w:r>
-          </w:p>
-        </w:tc>
-        <w:tc>
-          <w:tcPr/>
-          <w:p>
-            <w:pPr>
-              <w:pStyle w:val="Compact"/>
-              <w:jc w:val="left"/>
-            </w:pPr>
-            <w:r>
-              <w:rPr>
-                <w:sz w:val="18"/>
-              </w:rPr>
-              <w:t xml:space="preserve">Force channels, and the frame the CoP is in.</w:t>
+              <w:t xml:space="preserve">"auto"</w:t>
+            </w:r>
+          </w:p>
+        </w:tc>
+        <w:tc>
+          <w:tcPr/>
+          <w:p>
+            <w:pPr>
+              <w:pStyle w:val="Compact"/>
+              <w:jc w:val="left"/>
+            </w:pPr>
+            <w:r>
+              <w:rPr>
+                <w:sz w:val="18"/>
+              </w:rPr>
+              <w:t xml:space="preserve">The force file and the Theia export are taken to start together. They may not (D05: Theia’s events came 14 ms before the plates’), and then every force event is read at the wrong kinematic instant.</w:t>
             </w:r>
             <w:r>
               <w:rPr>
@@ -52754,31 +53029,13 @@
               <w:rPr>
                 <w:sz w:val="18"/>
               </w:rPr>
-              <w:t xml:space="preserve">“plate”</w:t>
-            </w:r>
-            <w:r>
-              <w:rPr>
-                <w:sz w:val="18"/>
-              </w:rPr>
-              <w:t xml:space="preserve">: each belt’s own frame, origin at the plate centre (the DICE export: COP = (-My/Fz, Mx/Fz) - OFFSET exactly).</w:t>
-            </w:r>
-            <w:r>
-              <w:rPr>
-                <w:sz w:val="18"/>
-              </w:rPr>
-              <w:t xml:space="preserve"> </w:t>
-            </w:r>
-            <w:r>
-              <w:rPr>
-                <w:sz w:val="18"/>
-              </w:rPr>
-              <w:t xml:space="preserve">“lab”</w:t>
-            </w:r>
-            <w:r>
-              <w:rPr>
-                <w:sz w:val="18"/>
-              </w:rPr>
-              <w:t xml:space="preserve">: already in the frame of the plate corners.</w:t>
+              <w:t xml:space="preserve">“auto”</w:t>
+            </w:r>
+            <w:r>
+              <w:rPr>
+                <w:sz w:val="18"/>
+              </w:rPr>
+              <w:t xml:space="preserve">: the offset is measured per trial, as the lag that best lines up the CoM’s vertical acceleration from the plates (sum of Fz) and from Theia (Whole_body_COG), and the force data are moved by it. A number: that many ms (+ = the force data are moved LATER). 0: left as recorded.</w:t>
             </w:r>
           </w:p>
         </w:tc>
@@ -52799,7 +53056,7 @@
                 <w:rStyle w:val="VerbatimChar"/>
                 <w:sz w:val="18"/>
               </w:rPr>
-              <w:t xml:space="preserve">COP_FRAME</w:t>
+              <w:t xml:space="preserve">CLOCK_MIN_SHIFT_MS</w:t>
             </w:r>
           </w:p>
         </w:tc>
@@ -52815,46 +53072,22 @@
                 <w:rStyle w:val="VerbatimChar"/>
                 <w:sz w:val="18"/>
               </w:rPr>
-              <w:t xml:space="preserve">"plate"</w:t>
-            </w:r>
-          </w:p>
-        </w:tc>
-        <w:tc>
-          <w:tcPr/>
-          <w:p>
-            <w:pPr>
-              <w:pStyle w:val="Compact"/>
-              <w:jc w:val="left"/>
-            </w:pPr>
-            <w:r>
-              <w:rPr>
-                <w:sz w:val="18"/>
-              </w:rPr>
-              <w:t xml:space="preserve">frame of the exported CoP:</w:t>
-            </w:r>
-            <w:r>
-              <w:rPr>
-                <w:sz w:val="18"/>
-              </w:rPr>
-              <w:t xml:space="preserve"> </w:t>
-            </w:r>
-            <w:r>
-              <w:rPr>
-                <w:sz w:val="18"/>
-              </w:rPr>
-              <w:t xml:space="preserve">“plate”</w:t>
-            </w:r>
-            <w:r>
-              <w:rPr>
-                <w:sz w:val="18"/>
-              </w:rPr>
-              <w:t xml:space="preserve"> </w:t>
-            </w:r>
-            <w:r>
-              <w:rPr>
-                <w:sz w:val="18"/>
-              </w:rPr>
-              <w:t xml:space="preserve">= each belt’s own frame, origin at its centre (§5.4)</w:t>
+              <w:t xml:space="preserve">3</w:t>
+            </w:r>
+          </w:p>
+        </w:tc>
+        <w:tc>
+          <w:tcPr/>
+          <w:p>
+            <w:pPr>
+              <w:pStyle w:val="Compact"/>
+              <w:jc w:val="left"/>
+            </w:pPr>
+            <w:r>
+              <w:rPr>
+                <w:sz w:val="18"/>
+              </w:rPr>
+              <w:t xml:space="preserve">a measured offset smaller than this is left alone</w:t>
             </w:r>
           </w:p>
         </w:tc>
@@ -52875,7 +53108,7 @@
                 <w:rStyle w:val="VerbatimChar"/>
                 <w:sz w:val="18"/>
               </w:rPr>
-              <w:t xml:space="preserve">LAB_TO_THEIA</w:t>
+              <w:t xml:space="preserve">BELT</w:t>
             </w:r>
           </w:p>
         </w:tc>
@@ -52891,22 +53124,22 @@
                 <w:rStyle w:val="VerbatimChar"/>
                 <w:sz w:val="18"/>
               </w:rPr>
-              <w:t xml:space="preserve">None</w:t>
-            </w:r>
-          </w:p>
-        </w:tc>
-        <w:tc>
-          <w:tcPr/>
-          <w:p>
-            <w:pPr>
-              <w:pStyle w:val="Compact"/>
-              <w:jc w:val="left"/>
-            </w:pPr>
-            <w:r>
-              <w:rPr>
-                <w:sz w:val="18"/>
-              </w:rPr>
-              <w:t xml:space="preserve">Plate-corner lab frame (m) -&gt; Theia (m), as [[a, b, tx], [c, d, ty]]. None: estimated per trial from single support and printed in this form, with its distance from the identity.</w:t>
+              <w:t xml:space="preserve">{"L": "Left belt", "R": "Right belt"}</w:t>
+            </w:r>
+          </w:p>
+        </w:tc>
+        <w:tc>
+          <w:tcPr/>
+          <w:p>
+            <w:pPr>
+              <w:pStyle w:val="Compact"/>
+              <w:jc w:val="left"/>
+            </w:pPr>
+            <w:r>
+              <w:rPr>
+                <w:sz w:val="18"/>
+              </w:rPr>
+              <w:t xml:space="preserve">Force channels, and the frame the CoP is in.</w:t>
             </w:r>
             <w:r>
               <w:rPr>
@@ -52918,13 +53151,31 @@
               <w:rPr>
                 <w:sz w:val="18"/>
               </w:rPr>
-              <w:t xml:space="preserve">“identity”</w:t>
-            </w:r>
-            <w:r>
-              <w:rPr>
-                <w:sz w:val="18"/>
-              </w:rPr>
-              <w:t xml:space="preserve">: Theia uses the mocap lab frame.</w:t>
+              <w:t xml:space="preserve">“plate”</w:t>
+            </w:r>
+            <w:r>
+              <w:rPr>
+                <w:sz w:val="18"/>
+              </w:rPr>
+              <w:t xml:space="preserve">: each belt’s own frame, origin at the plate centre (the DICE export: COP = (-My/Fz, Mx/Fz) - OFFSET exactly).</w:t>
+            </w:r>
+            <w:r>
+              <w:rPr>
+                <w:sz w:val="18"/>
+              </w:rPr>
+              <w:t xml:space="preserve"> </w:t>
+            </w:r>
+            <w:r>
+              <w:rPr>
+                <w:sz w:val="18"/>
+              </w:rPr>
+              <w:t xml:space="preserve">“lab”</w:t>
+            </w:r>
+            <w:r>
+              <w:rPr>
+                <w:sz w:val="18"/>
+              </w:rPr>
+              <w:t xml:space="preserve">: already in the frame of the plate corners.</w:t>
             </w:r>
           </w:p>
         </w:tc>
@@ -52945,7 +53196,7 @@
                 <w:rStyle w:val="VerbatimChar"/>
                 <w:sz w:val="18"/>
               </w:rPr>
-              <w:t xml:space="preserve">FORCE_FILTER_HZ</w:t>
+              <w:t xml:space="preserve">COP_FRAME</w:t>
             </w:r>
           </w:p>
         </w:tc>
@@ -52961,22 +53212,46 @@
                 <w:rStyle w:val="VerbatimChar"/>
                 <w:sz w:val="18"/>
               </w:rPr>
-              <w:t xml:space="preserve">50.0</w:t>
-            </w:r>
-          </w:p>
-        </w:tc>
-        <w:tc>
-          <w:tcPr/>
-          <w:p>
-            <w:pPr>
-              <w:pStyle w:val="Compact"/>
-              <w:jc w:val="left"/>
-            </w:pPr>
-            <w:r>
-              <w:rPr>
-                <w:sz w:val="18"/>
-              </w:rPr>
-              <w:t xml:space="preserve">Belt contacts from force</w:t>
+              <w:t xml:space="preserve">"plate"</w:t>
+            </w:r>
+          </w:p>
+        </w:tc>
+        <w:tc>
+          <w:tcPr/>
+          <w:p>
+            <w:pPr>
+              <w:pStyle w:val="Compact"/>
+              <w:jc w:val="left"/>
+            </w:pPr>
+            <w:r>
+              <w:rPr>
+                <w:sz w:val="18"/>
+              </w:rPr>
+              <w:t xml:space="preserve">frame of the exported CoP:</w:t>
+            </w:r>
+            <w:r>
+              <w:rPr>
+                <w:sz w:val="18"/>
+              </w:rPr>
+              <w:t xml:space="preserve"> </w:t>
+            </w:r>
+            <w:r>
+              <w:rPr>
+                <w:sz w:val="18"/>
+              </w:rPr>
+              <w:t xml:space="preserve">“plate”</w:t>
+            </w:r>
+            <w:r>
+              <w:rPr>
+                <w:sz w:val="18"/>
+              </w:rPr>
+              <w:t xml:space="preserve"> </w:t>
+            </w:r>
+            <w:r>
+              <w:rPr>
+                <w:sz w:val="18"/>
+              </w:rPr>
+              <w:t xml:space="preserve">= each belt’s own frame, origin at its centre (§5.4)</w:t>
             </w:r>
           </w:p>
         </w:tc>
@@ -52997,7 +53272,7 @@
                 <w:rStyle w:val="VerbatimChar"/>
                 <w:sz w:val="18"/>
               </w:rPr>
-              <w:t xml:space="preserve">FORCE_THRESHOLD_N</w:t>
+              <w:t xml:space="preserve">LAB_TO_THEIA</w:t>
             </w:r>
           </w:p>
         </w:tc>
@@ -53013,22 +53288,40 @@
                 <w:rStyle w:val="VerbatimChar"/>
                 <w:sz w:val="18"/>
               </w:rPr>
-              <w:t xml:space="preserve">20.0</w:t>
-            </w:r>
-          </w:p>
-        </w:tc>
-        <w:tc>
-          <w:tcPr/>
-          <w:p>
-            <w:pPr>
-              <w:pStyle w:val="Compact"/>
-              <w:jc w:val="left"/>
-            </w:pPr>
-            <w:r>
-              <w:rPr>
-                <w:sz w:val="18"/>
-              </w:rPr>
-              <w:t xml:space="preserve">above each belt’s own baseline</w:t>
+              <w:t xml:space="preserve">None</w:t>
+            </w:r>
+          </w:p>
+        </w:tc>
+        <w:tc>
+          <w:tcPr/>
+          <w:p>
+            <w:pPr>
+              <w:pStyle w:val="Compact"/>
+              <w:jc w:val="left"/>
+            </w:pPr>
+            <w:r>
+              <w:rPr>
+                <w:sz w:val="18"/>
+              </w:rPr>
+              <w:t xml:space="preserve">Plate-corner lab frame (m) -&gt; Theia (m), as [[a, b, tx], [c, d, ty]]. None: estimated per trial from single support and printed in this form, with its distance from the identity.</w:t>
+            </w:r>
+            <w:r>
+              <w:rPr>
+                <w:sz w:val="18"/>
+              </w:rPr>
+              <w:t xml:space="preserve"> </w:t>
+            </w:r>
+            <w:r>
+              <w:rPr>
+                <w:sz w:val="18"/>
+              </w:rPr>
+              <w:t xml:space="preserve">“identity”</w:t>
+            </w:r>
+            <w:r>
+              <w:rPr>
+                <w:sz w:val="18"/>
+              </w:rPr>
+              <w:t xml:space="preserve">: Theia uses the mocap lab frame.</w:t>
             </w:r>
           </w:p>
         </w:tc>
@@ -53049,7 +53342,7 @@
                 <w:rStyle w:val="VerbatimChar"/>
                 <w:sz w:val="18"/>
               </w:rPr>
-              <w:t xml:space="preserve">BASELINE_WINDOW_S</w:t>
+              <w:t xml:space="preserve">FORCE_FILTER_HZ</w:t>
             </w:r>
           </w:p>
         </w:tc>
@@ -53065,22 +53358,22 @@
                 <w:rStyle w:val="VerbatimChar"/>
                 <w:sz w:val="18"/>
               </w:rPr>
-              <w:t xml:space="preserve">10.0</w:t>
-            </w:r>
-          </w:p>
-        </w:tc>
-        <w:tc>
-          <w:tcPr/>
-          <w:p>
-            <w:pPr>
-              <w:pStyle w:val="Compact"/>
-              <w:jc w:val="left"/>
-            </w:pPr>
-            <w:r>
-              <w:rPr>
-                <w:sz w:val="18"/>
-              </w:rPr>
-              <w:t xml:space="preserve">the baseline is re-measured this often</w:t>
+              <w:t xml:space="preserve">50.0</w:t>
+            </w:r>
+          </w:p>
+        </w:tc>
+        <w:tc>
+          <w:tcPr/>
+          <w:p>
+            <w:pPr>
+              <w:pStyle w:val="Compact"/>
+              <w:jc w:val="left"/>
+            </w:pPr>
+            <w:r>
+              <w:rPr>
+                <w:sz w:val="18"/>
+              </w:rPr>
+              <w:t xml:space="preserve">Belt contacts from force</w:t>
             </w:r>
           </w:p>
         </w:tc>
@@ -53101,7 +53394,7 @@
                 <w:rStyle w:val="VerbatimChar"/>
                 <w:sz w:val="18"/>
               </w:rPr>
-              <w:t xml:space="preserve">MERGE_GAP_S</w:t>
+              <w:t xml:space="preserve">FORCE_THRESHOLD_N</w:t>
             </w:r>
           </w:p>
         </w:tc>
@@ -53117,22 +53410,22 @@
                 <w:rStyle w:val="VerbatimChar"/>
                 <w:sz w:val="18"/>
               </w:rPr>
-              <w:t xml:space="preserve">0.030</w:t>
-            </w:r>
-          </w:p>
-        </w:tc>
-        <w:tc>
-          <w:tcPr/>
-          <w:p>
-            <w:pPr>
-              <w:pStyle w:val="Compact"/>
-              <w:jc w:val="left"/>
-            </w:pPr>
-            <w:r>
-              <w:rPr>
-                <w:sz w:val="18"/>
-              </w:rPr>
-              <w:t xml:space="preserve">dips shorter than this do not split a contact</w:t>
+              <w:t xml:space="preserve">20.0</w:t>
+            </w:r>
+          </w:p>
+        </w:tc>
+        <w:tc>
+          <w:tcPr/>
+          <w:p>
+            <w:pPr>
+              <w:pStyle w:val="Compact"/>
+              <w:jc w:val="left"/>
+            </w:pPr>
+            <w:r>
+              <w:rPr>
+                <w:sz w:val="18"/>
+              </w:rPr>
+              <w:t xml:space="preserve">above each belt’s own baseline</w:t>
             </w:r>
           </w:p>
         </w:tc>
@@ -53153,7 +53446,7 @@
                 <w:rStyle w:val="VerbatimChar"/>
                 <w:sz w:val="18"/>
               </w:rPr>
-              <w:t xml:space="preserve">EDGE_SEARCH_S</w:t>
+              <w:t xml:space="preserve">BASELINE_WINDOW_S</w:t>
             </w:r>
           </w:p>
         </w:tc>
@@ -53169,22 +53462,22 @@
                 <w:rStyle w:val="VerbatimChar"/>
                 <w:sz w:val="18"/>
               </w:rPr>
-              <w:t xml:space="preserve">0.015</w:t>
-            </w:r>
-          </w:p>
-        </w:tc>
-        <w:tc>
-          <w:tcPr/>
-          <w:p>
-            <w:pPr>
-              <w:pStyle w:val="Compact"/>
-              <w:jc w:val="left"/>
-            </w:pPr>
-            <w:r>
-              <w:rPr>
-                <w:sz w:val="18"/>
-              </w:rPr>
-              <w:t xml:space="preserve">The zero-lag filter spreads a steep landing over a few ms, so the filtered force crosses the threshold ~1-2 ms before the foot lands (and after it leaves). Each edge is then placed where the RAW force crosses, searched within this of the filtered crossing and held for EDGE_HOLD samples so a noise spike cannot trigger it</w:t>
+              <w:t xml:space="preserve">10.0</w:t>
+            </w:r>
+          </w:p>
+        </w:tc>
+        <w:tc>
+          <w:tcPr/>
+          <w:p>
+            <w:pPr>
+              <w:pStyle w:val="Compact"/>
+              <w:jc w:val="left"/>
+            </w:pPr>
+            <w:r>
+              <w:rPr>
+                <w:sz w:val="18"/>
+              </w:rPr>
+              <w:t xml:space="preserve">the baseline is re-measured this often</w:t>
             </w:r>
           </w:p>
         </w:tc>
@@ -53205,7 +53498,7 @@
                 <w:rStyle w:val="VerbatimChar"/>
                 <w:sz w:val="18"/>
               </w:rPr>
-              <w:t xml:space="preserve">EDGE_HOLD</w:t>
+              <w:t xml:space="preserve">MERGE_GAP_S</w:t>
             </w:r>
           </w:p>
         </w:tc>
@@ -53221,22 +53514,22 @@
                 <w:rStyle w:val="VerbatimChar"/>
                 <w:sz w:val="18"/>
               </w:rPr>
-              <w:t xml:space="preserve">5</w:t>
-            </w:r>
-          </w:p>
-        </w:tc>
-        <w:tc>
-          <w:tcPr/>
-          <w:p>
-            <w:pPr>
-              <w:pStyle w:val="Compact"/>
-              <w:jc w:val="left"/>
-            </w:pPr>
-            <w:r>
-              <w:rPr>
-                <w:sz w:val="18"/>
-              </w:rPr>
-              <w:t xml:space="preserve">samples the raw force must stay across the threshold at an edge (§4.1)</w:t>
+              <w:t xml:space="preserve">0.030</w:t>
+            </w:r>
+          </w:p>
+        </w:tc>
+        <w:tc>
+          <w:tcPr/>
+          <w:p>
+            <w:pPr>
+              <w:pStyle w:val="Compact"/>
+              <w:jc w:val="left"/>
+            </w:pPr>
+            <w:r>
+              <w:rPr>
+                <w:sz w:val="18"/>
+              </w:rPr>
+              <w:t xml:space="preserve">dips shorter than this do not split a contact</w:t>
             </w:r>
           </w:p>
         </w:tc>
@@ -53257,7 +53550,7 @@
                 <w:rStyle w:val="VerbatimChar"/>
                 <w:sz w:val="18"/>
               </w:rPr>
-              <w:t xml:space="preserve">MIN_CONTACT_S</w:t>
+              <w:t xml:space="preserve">EDGE_SEARCH_S</w:t>
             </w:r>
           </w:p>
         </w:tc>
@@ -53273,22 +53566,22 @@
                 <w:rStyle w:val="VerbatimChar"/>
                 <w:sz w:val="18"/>
               </w:rPr>
-              <w:t xml:space="preserve">0.080</w:t>
-            </w:r>
-          </w:p>
-        </w:tc>
-        <w:tc>
-          <w:tcPr/>
-          <w:p>
-            <w:pPr>
-              <w:pStyle w:val="Compact"/>
-              <w:jc w:val="left"/>
-            </w:pPr>
-            <w:r>
-              <w:rPr>
-                <w:sz w:val="18"/>
-              </w:rPr>
-              <w:t xml:space="preserve">contacts shorter than this are dropped</w:t>
+              <w:t xml:space="preserve">0.015</w:t>
+            </w:r>
+          </w:p>
+        </w:tc>
+        <w:tc>
+          <w:tcPr/>
+          <w:p>
+            <w:pPr>
+              <w:pStyle w:val="Compact"/>
+              <w:jc w:val="left"/>
+            </w:pPr>
+            <w:r>
+              <w:rPr>
+                <w:sz w:val="18"/>
+              </w:rPr>
+              <w:t xml:space="preserve">The zero-lag filter spreads a steep landing over a few ms, so the filtered force crosses the threshold ~1-2 ms before the foot lands (and after it leaves). Each edge is then placed where the RAW force crosses, searched within this of the filtered crossing and held for EDGE_HOLD samples so a noise spike cannot trigger it</w:t>
             </w:r>
           </w:p>
         </w:tc>
@@ -53309,7 +53602,7 @@
                 <w:rStyle w:val="VerbatimChar"/>
                 <w:sz w:val="18"/>
               </w:rPr>
-              <w:t xml:space="preserve">SHAPE_LEVEL_N</w:t>
+              <w:t xml:space="preserve">EDGE_HOLD</w:t>
             </w:r>
           </w:p>
         </w:tc>
@@ -53325,22 +53618,22 @@
                 <w:rStyle w:val="VerbatimChar"/>
                 <w:sz w:val="18"/>
               </w:rPr>
-              <w:t xml:space="preserve">200.0</w:t>
-            </w:r>
-          </w:p>
-        </w:tc>
-        <w:tc>
-          <w:tcPr/>
-          <w:p>
-            <w:pPr>
-              <w:pStyle w:val="Compact"/>
-              <w:jc w:val="left"/>
-            </w:pPr>
-            <w:r>
-              <w:rPr>
-                <w:sz w:val="18"/>
-              </w:rPr>
-              <w:t xml:space="preserve">a real landing reaches this within …</w:t>
+              <w:t xml:space="preserve">5</w:t>
+            </w:r>
+          </w:p>
+        </w:tc>
+        <w:tc>
+          <w:tcPr/>
+          <w:p>
+            <w:pPr>
+              <w:pStyle w:val="Compact"/>
+              <w:jc w:val="left"/>
+            </w:pPr>
+            <w:r>
+              <w:rPr>
+                <w:sz w:val="18"/>
+              </w:rPr>
+              <w:t xml:space="preserve">samples the raw force must stay across the threshold at an edge (§4.1)</w:t>
             </w:r>
           </w:p>
         </w:tc>
@@ -53361,7 +53654,7 @@
                 <w:rStyle w:val="VerbatimChar"/>
                 <w:sz w:val="18"/>
               </w:rPr>
-              <w:t xml:space="preserve">MAX_LOADING_S</w:t>
+              <w:t xml:space="preserve">MIN_CONTACT_S</w:t>
             </w:r>
           </w:p>
         </w:tc>
@@ -53377,22 +53670,22 @@
                 <w:rStyle w:val="VerbatimChar"/>
                 <w:sz w:val="18"/>
               </w:rPr>
-              <w:t xml:space="preserve">0.060</w:t>
-            </w:r>
-          </w:p>
-        </w:tc>
-        <w:tc>
-          <w:tcPr/>
-          <w:p>
-            <w:pPr>
-              <w:pStyle w:val="Compact"/>
-              <w:jc w:val="left"/>
-            </w:pPr>
-            <w:r>
-              <w:rPr>
-                <w:sz w:val="18"/>
-              </w:rPr>
-              <w:t xml:space="preserve">… this (D05: 10-36 ms)</w:t>
+              <w:t xml:space="preserve">0.080</w:t>
+            </w:r>
+          </w:p>
+        </w:tc>
+        <w:tc>
+          <w:tcPr/>
+          <w:p>
+            <w:pPr>
+              <w:pStyle w:val="Compact"/>
+              <w:jc w:val="left"/>
+            </w:pPr>
+            <w:r>
+              <w:rPr>
+                <w:sz w:val="18"/>
+              </w:rPr>
+              <w:t xml:space="preserve">contacts shorter than this are dropped</w:t>
             </w:r>
           </w:p>
         </w:tc>
@@ -53413,7 +53706,7 @@
                 <w:rStyle w:val="VerbatimChar"/>
                 <w:sz w:val="18"/>
               </w:rPr>
-              <w:t xml:space="preserve">MAX_UNLOADING_S</w:t>
+              <w:t xml:space="preserve">SHAPE_LEVEL_N</w:t>
             </w:r>
           </w:p>
         </w:tc>
@@ -53429,22 +53722,22 @@
                 <w:rStyle w:val="VerbatimChar"/>
                 <w:sz w:val="18"/>
               </w:rPr>
-              <w:t xml:space="preserve">0.080</w:t>
-            </w:r>
-          </w:p>
-        </w:tc>
-        <w:tc>
-          <w:tcPr/>
-          <w:p>
-            <w:pPr>
-              <w:pStyle w:val="Compact"/>
-              <w:jc w:val="left"/>
-            </w:pPr>
-            <w:r>
-              <w:rPr>
-                <w:sz w:val="18"/>
-              </w:rPr>
-              <w:t xml:space="preserve">and leaves it within this (D05: 34-45 ms; the left-belt tails run to 315 ms)</w:t>
+              <w:t xml:space="preserve">200.0</w:t>
+            </w:r>
+          </w:p>
+        </w:tc>
+        <w:tc>
+          <w:tcPr/>
+          <w:p>
+            <w:pPr>
+              <w:pStyle w:val="Compact"/>
+              <w:jc w:val="left"/>
+            </w:pPr>
+            <w:r>
+              <w:rPr>
+                <w:sz w:val="18"/>
+              </w:rPr>
+              <w:t xml:space="preserve">a real landing reaches this within …</w:t>
             </w:r>
           </w:p>
         </w:tc>
@@ -53465,7 +53758,7 @@
                 <w:rStyle w:val="VerbatimChar"/>
                 <w:sz w:val="18"/>
               </w:rPr>
-              <w:t xml:space="preserve">SOLE_CELL_MM</w:t>
+              <w:t xml:space="preserve">MAX_LOADING_S</w:t>
             </w:r>
           </w:p>
         </w:tc>
@@ -53481,22 +53774,22 @@
                 <w:rStyle w:val="VerbatimChar"/>
                 <w:sz w:val="18"/>
               </w:rPr>
-              <w:t xml:space="preserve">10.0</w:t>
-            </w:r>
-          </w:p>
-        </w:tc>
-        <w:tc>
-          <w:tcPr/>
-          <w:p>
-            <w:pPr>
-              <w:pStyle w:val="Compact"/>
-              <w:jc w:val="left"/>
-            </w:pPr>
-            <w:r>
-              <w:rPr>
-                <w:sz w:val="18"/>
-              </w:rPr>
-              <w:t xml:space="preserve">sole = lowest mesh vertex in each cell</w:t>
+              <w:t xml:space="preserve">0.060</w:t>
+            </w:r>
+          </w:p>
+        </w:tc>
+        <w:tc>
+          <w:tcPr/>
+          <w:p>
+            <w:pPr>
+              <w:pStyle w:val="Compact"/>
+              <w:jc w:val="left"/>
+            </w:pPr>
+            <w:r>
+              <w:rPr>
+                <w:sz w:val="18"/>
+              </w:rPr>
+              <w:t xml:space="preserve">… this (D05: 10-36 ms)</w:t>
             </w:r>
           </w:p>
         </w:tc>
@@ -53517,7 +53810,7 @@
                 <w:rStyle w:val="VerbatimChar"/>
                 <w:sz w:val="18"/>
               </w:rPr>
-              <w:t xml:space="preserve">SOLE_MAX_RISE_MM</w:t>
+              <w:t xml:space="preserve">MAX_UNLOADING_S</w:t>
             </w:r>
           </w:p>
         </w:tc>
@@ -53533,22 +53826,22 @@
                 <w:rStyle w:val="VerbatimChar"/>
                 <w:sz w:val="18"/>
               </w:rPr>
-              <w:t xml:space="preserve">35.0</w:t>
-            </w:r>
-          </w:p>
-        </w:tc>
-        <w:tc>
-          <w:tcPr/>
-          <w:p>
-            <w:pPr>
-              <w:pStyle w:val="Compact"/>
-              <w:jc w:val="left"/>
-            </w:pPr>
-            <w:r>
-              <w:rPr>
-                <w:sz w:val="18"/>
-              </w:rPr>
-              <w:t xml:space="preserve">… up to this far above the lowest one</w:t>
+              <w:t xml:space="preserve">0.080</w:t>
+            </w:r>
+          </w:p>
+        </w:tc>
+        <w:tc>
+          <w:tcPr/>
+          <w:p>
+            <w:pPr>
+              <w:pStyle w:val="Compact"/>
+              <w:jc w:val="left"/>
+            </w:pPr>
+            <w:r>
+              <w:rPr>
+                <w:sz w:val="18"/>
+              </w:rPr>
+              <w:t xml:space="preserve">and leaves it within this (D05: 34-45 ms; the left-belt tails run to 315 ms)</w:t>
             </w:r>
           </w:p>
         </w:tc>
@@ -53569,7 +53862,7 @@
                 <w:rStyle w:val="VerbatimChar"/>
                 <w:sz w:val="18"/>
               </w:rPr>
-              <w:t xml:space="preserve">CONTACT_HEIGHT_MM</w:t>
+              <w:t xml:space="preserve">SOLE_CELL_MM</w:t>
             </w:r>
           </w:p>
         </w:tc>
@@ -53585,22 +53878,22 @@
                 <w:rStyle w:val="VerbatimChar"/>
                 <w:sz w:val="18"/>
               </w:rPr>
-              <w:t xml:space="preserve">15.0</w:t>
-            </w:r>
-          </w:p>
-        </w:tc>
-        <w:tc>
-          <w:tcPr/>
-          <w:p>
-            <w:pPr>
-              <w:pStyle w:val="Compact"/>
-              <w:jc w:val="left"/>
-            </w:pPr>
-            <w:r>
-              <w:rPr>
-                <w:sz w:val="18"/>
-              </w:rPr>
-              <w:t xml:space="preserve">a sole vertex this close to the belt touches</w:t>
+              <w:t xml:space="preserve">10.0</w:t>
+            </w:r>
+          </w:p>
+        </w:tc>
+        <w:tc>
+          <w:tcPr/>
+          <w:p>
+            <w:pPr>
+              <w:pStyle w:val="Compact"/>
+              <w:jc w:val="left"/>
+            </w:pPr>
+            <w:r>
+              <w:rPr>
+                <w:sz w:val="18"/>
+              </w:rPr>
+              <w:t xml:space="preserve">sole = lowest mesh vertex in each cell</w:t>
             </w:r>
           </w:p>
         </w:tc>
@@ -53621,7 +53914,7 @@
                 <w:rStyle w:val="VerbatimChar"/>
                 <w:sz w:val="18"/>
               </w:rPr>
-              <w:t xml:space="preserve">MIN_CONTACT_VERTICES</w:t>
+              <w:t xml:space="preserve">SOLE_MAX_RISE_MM</w:t>
             </w:r>
           </w:p>
         </w:tc>
@@ -53637,22 +53930,22 @@
                 <w:rStyle w:val="VerbatimChar"/>
                 <w:sz w:val="18"/>
               </w:rPr>
-              <w:t xml:space="preserve">3</w:t>
-            </w:r>
-          </w:p>
-        </w:tc>
-        <w:tc>
-          <w:tcPr/>
-          <w:p>
-            <w:pPr>
-              <w:pStyle w:val="Compact"/>
-              <w:jc w:val="left"/>
-            </w:pPr>
-            <w:r>
-              <w:rPr>
-                <w:sz w:val="18"/>
-              </w:rPr>
-              <w:t xml:space="preserve">this many touching = the boot is down</w:t>
+              <w:t xml:space="preserve">35.0</w:t>
+            </w:r>
+          </w:p>
+        </w:tc>
+        <w:tc>
+          <w:tcPr/>
+          <w:p>
+            <w:pPr>
+              <w:pStyle w:val="Compact"/>
+              <w:jc w:val="left"/>
+            </w:pPr>
+            <w:r>
+              <w:rPr>
+                <w:sz w:val="18"/>
+              </w:rPr>
+              <w:t xml:space="preserve">… up to this far above the lowest one</w:t>
             </w:r>
           </w:p>
         </w:tc>
@@ -53673,7 +53966,7 @@
                 <w:rStyle w:val="VerbatimChar"/>
                 <w:sz w:val="18"/>
               </w:rPr>
-              <w:t xml:space="preserve">TOE_HINGE</w:t>
+              <w:t xml:space="preserve">CONTACT_HEIGHT_MM</w:t>
             </w:r>
           </w:p>
         </w:tc>
@@ -53689,34 +53982,22 @@
                 <w:rStyle w:val="VerbatimChar"/>
                 <w:sz w:val="18"/>
               </w:rPr>
-              <w:t xml:space="preserve">True</w:t>
-            </w:r>
-          </w:p>
-        </w:tc>
-        <w:tc>
-          <w:tcPr/>
-          <w:p>
-            <w:pPr>
-              <w:pStyle w:val="Compact"/>
-              <w:jc w:val="left"/>
-            </w:pPr>
-            <w:r>
-              <w:rPr>
-                <w:sz w:val="18"/>
-              </w:rPr>
-              <w:t xml:space="preserve">Bend each boot at the MTP by Theia’s toe angle (a hinge about the foot’s X axis through</w:t>
-            </w:r>
-            <w:r>
-              <w:rPr>
-                <w:sz w:val="18"/>
-              </w:rPr>
-              <w:t xml:space="preserve"> </w:t>
-            </w:r>
-            <w:r>
-              <w:rPr>
-                <w:sz w:val="18"/>
-              </w:rPr>
-              <w:t xml:space="preserve">_Toes_Position). Without it the rigid toe cap swings 30-40 mm through the belt at every push-off. A positive angle is extension with TOE_SIGN = 1 (checked on D05: the toes then lie flat on the floor). Only EXTENSION is applied: the belt can lift a boot’s toe cap, nothing pushes it down through the belt. A toe flexion Theia reports in swing (its toe segment is fitted to a foot inside a stiff boot) would otherwise put the toe cap under the belt and count as a contact.</w:t>
+              <w:t xml:space="preserve">15.0</w:t>
+            </w:r>
+          </w:p>
+        </w:tc>
+        <w:tc>
+          <w:tcPr/>
+          <w:p>
+            <w:pPr>
+              <w:pStyle w:val="Compact"/>
+              <w:jc w:val="left"/>
+            </w:pPr>
+            <w:r>
+              <w:rPr>
+                <w:sz w:val="18"/>
+              </w:rPr>
+              <w:t xml:space="preserve">a sole vertex this close to the belt touches</w:t>
             </w:r>
           </w:p>
         </w:tc>
@@ -53737,7 +54018,7 @@
                 <w:rStyle w:val="VerbatimChar"/>
                 <w:sz w:val="18"/>
               </w:rPr>
-              <w:t xml:space="preserve">TOE_SIGN</w:t>
+              <w:t xml:space="preserve">MIN_CONTACT_VERTICES</w:t>
             </w:r>
           </w:p>
         </w:tc>
@@ -53753,22 +54034,22 @@
                 <w:rStyle w:val="VerbatimChar"/>
                 <w:sz w:val="18"/>
               </w:rPr>
-              <w:t xml:space="preserve">1</w:t>
-            </w:r>
-          </w:p>
-        </w:tc>
-        <w:tc>
-          <w:tcPr/>
-          <w:p>
-            <w:pPr>
-              <w:pStyle w:val="Compact"/>
-              <w:jc w:val="left"/>
-            </w:pPr>
-            <w:r>
-              <w:rPr>
-                <w:sz w:val="18"/>
-              </w:rPr>
-              <w:t xml:space="preserve">sign of Theia’s toe angle for extension (§3.3)</w:t>
+              <w:t xml:space="preserve">3</w:t>
+            </w:r>
+          </w:p>
+        </w:tc>
+        <w:tc>
+          <w:tcPr/>
+          <w:p>
+            <w:pPr>
+              <w:pStyle w:val="Compact"/>
+              <w:jc w:val="left"/>
+            </w:pPr>
+            <w:r>
+              <w:rPr>
+                <w:sz w:val="18"/>
+              </w:rPr>
+              <w:t xml:space="preserve">this many touching = the boot is down</w:t>
             </w:r>
           </w:p>
         </w:tc>
@@ -53789,7 +54070,7 @@
                 <w:rStyle w:val="VerbatimChar"/>
                 <w:sz w:val="18"/>
               </w:rPr>
-              <w:t xml:space="preserve">TOE_REFERENCE_DEG</w:t>
+              <w:t xml:space="preserve">TOE_HINGE</w:t>
             </w:r>
           </w:p>
         </w:tc>
@@ -53805,22 +54086,34 @@
                 <w:rStyle w:val="VerbatimChar"/>
                 <w:sz w:val="18"/>
               </w:rPr>
-              <w:t xml:space="preserve">0.0</w:t>
-            </w:r>
-          </w:p>
-        </w:tc>
-        <w:tc>
-          <w:tcPr/>
-          <w:p>
-            <w:pPr>
-              <w:pStyle w:val="Compact"/>
-              <w:jc w:val="left"/>
-            </w:pPr>
-            <w:r>
-              <w:rPr>
-                <w:sz w:val="18"/>
-              </w:rPr>
-              <w:t xml:space="preserve">toe angle in the static scan (D05: +0.4/-1.4)</w:t>
+              <w:t xml:space="preserve">True</w:t>
+            </w:r>
+          </w:p>
+        </w:tc>
+        <w:tc>
+          <w:tcPr/>
+          <w:p>
+            <w:pPr>
+              <w:pStyle w:val="Compact"/>
+              <w:jc w:val="left"/>
+            </w:pPr>
+            <w:r>
+              <w:rPr>
+                <w:sz w:val="18"/>
+              </w:rPr>
+              <w:t xml:space="preserve">Bend each boot at the MTP by Theia’s toe angle (a hinge about the foot’s X axis through</w:t>
+            </w:r>
+            <w:r>
+              <w:rPr>
+                <w:sz w:val="18"/>
+              </w:rPr>
+              <w:t xml:space="preserve"> </w:t>
+            </w:r>
+            <w:r>
+              <w:rPr>
+                <w:sz w:val="18"/>
+              </w:rPr>
+              <w:t xml:space="preserve">_Toes_Position). Without it the rigid toe cap swings 30-40 mm through the belt at every push-off. A positive angle is extension with TOE_SIGN = 1 (checked on D05: the toes then lie flat on the floor). Only EXTENSION is applied: the belt can lift a boot’s toe cap, nothing pushes it down through the belt. A toe flexion Theia reports in swing (its toe segment is fitted to a foot inside a stiff boot) would otherwise put the toe cap under the belt and count as a contact.</w:t>
             </w:r>
           </w:p>
         </w:tc>
@@ -53841,7 +54134,7 @@
                 <w:rStyle w:val="VerbatimChar"/>
                 <w:sz w:val="18"/>
               </w:rPr>
-              <w:t xml:space="preserve">TOE_EXTENSION_ONLY</w:t>
+              <w:t xml:space="preserve">TOE_SIGN</w:t>
             </w:r>
           </w:p>
         </w:tc>
@@ -53857,22 +54150,22 @@
                 <w:rStyle w:val="VerbatimChar"/>
                 <w:sz w:val="18"/>
               </w:rPr>
-              <w:t xml:space="preserve">True</w:t>
-            </w:r>
-          </w:p>
-        </w:tc>
-        <w:tc>
-          <w:tcPr/>
-          <w:p>
-            <w:pPr>
-              <w:pStyle w:val="Compact"/>
-              <w:jc w:val="left"/>
-            </w:pPr>
-            <w:r>
-              <w:rPr>
-                <w:sz w:val="18"/>
-              </w:rPr>
-              <w:t xml:space="preserve">apply only extension of Theia’s toe angle: the belt can lift the toe cap, a flexion never turns it down through the belt (§3.3)</w:t>
+              <w:t xml:space="preserve">1</w:t>
+            </w:r>
+          </w:p>
+        </w:tc>
+        <w:tc>
+          <w:tcPr/>
+          <w:p>
+            <w:pPr>
+              <w:pStyle w:val="Compact"/>
+              <w:jc w:val="left"/>
+            </w:pPr>
+            <w:r>
+              <w:rPr>
+                <w:sz w:val="18"/>
+              </w:rPr>
+              <w:t xml:space="preserve">sign of Theia’s toe angle for extension (§3.3)</w:t>
             </w:r>
           </w:p>
         </w:tc>
@@ -53893,7 +54186,7 @@
                 <w:rStyle w:val="VerbatimChar"/>
                 <w:sz w:val="18"/>
               </w:rPr>
-              <w:t xml:space="preserve">TRUST_WINDOW_S</w:t>
+              <w:t xml:space="preserve">TOE_REFERENCE_DEG</w:t>
             </w:r>
           </w:p>
         </w:tc>
@@ -53909,22 +54202,22 @@
                 <w:rStyle w:val="VerbatimChar"/>
                 <w:sz w:val="18"/>
               </w:rPr>
-              <w:t xml:space="preserve">0.050</w:t>
-            </w:r>
-          </w:p>
-        </w:tc>
-        <w:tc>
-          <w:tcPr/>
-          <w:p>
-            <w:pPr>
-              <w:pStyle w:val="Compact"/>
-              <w:jc w:val="left"/>
-            </w:pPr>
-            <w:r>
-              <w:rPr>
-                <w:sz w:val="18"/>
-              </w:rPr>
-              <w:t xml:space="preserve">checked over +/- this around each event</w:t>
+              <w:t xml:space="preserve">0.0</w:t>
+            </w:r>
+          </w:p>
+        </w:tc>
+        <w:tc>
+          <w:tcPr/>
+          <w:p>
+            <w:pPr>
+              <w:pStyle w:val="Compact"/>
+              <w:jc w:val="left"/>
+            </w:pPr>
+            <w:r>
+              <w:rPr>
+                <w:sz w:val="18"/>
+              </w:rPr>
+              <w:t xml:space="preserve">toe angle in the static scan (D05: +0.4/-1.4)</w:t>
             </w:r>
           </w:p>
         </w:tc>
@@ -53945,7 +54238,7 @@
                 <w:rStyle w:val="VerbatimChar"/>
                 <w:sz w:val="18"/>
               </w:rPr>
-              <w:t xml:space="preserve">EXTRA_MARGIN_MM</w:t>
+              <w:t xml:space="preserve">TOE_EXTENSION_ONLY</w:t>
             </w:r>
           </w:p>
         </w:tc>
@@ -53961,22 +54254,22 @@
                 <w:rStyle w:val="VerbatimChar"/>
                 <w:sz w:val="18"/>
               </w:rPr>
-              <w:t xml:space="preserve">0.0</w:t>
-            </w:r>
-          </w:p>
-        </w:tc>
-        <w:tc>
-          <w:tcPr/>
-          <w:p>
-            <w:pPr>
-              <w:pStyle w:val="Compact"/>
-              <w:jc w:val="left"/>
-            </w:pPr>
-            <w:r>
-              <w:rPr>
-                <w:sz w:val="18"/>
-              </w:rPr>
-              <w:t xml:space="preserve">A boot is on a plate when at least MIN_CONTACT_VERTICES of its touching sole vertices are inside the plate’s fitted outline, grown by the outline’s own uncertainty (the worst corner miss, 8 mm on DICE) plus this. Hanging over the gap or the outer edge is fine – it moves no force anywhere – so only a boot on the wrong plate costs an event.</w:t>
+              <w:t xml:space="preserve">True</w:t>
+            </w:r>
+          </w:p>
+        </w:tc>
+        <w:tc>
+          <w:tcPr/>
+          <w:p>
+            <w:pPr>
+              <w:pStyle w:val="Compact"/>
+              <w:jc w:val="left"/>
+            </w:pPr>
+            <w:r>
+              <w:rPr>
+                <w:sz w:val="18"/>
+              </w:rPr>
+              <w:t xml:space="preserve">apply only extension of Theia’s toe angle: the belt can lift the toe cap, a flexion never turns it down through the belt (§3.3)</w:t>
             </w:r>
           </w:p>
         </w:tc>
@@ -53997,7 +54290,7 @@
                 <w:rStyle w:val="VerbatimChar"/>
                 <w:sz w:val="18"/>
               </w:rPr>
-              <w:t xml:space="preserve">SHARED_MIN_FRAMES</w:t>
+              <w:t xml:space="preserve">TRUST_WINDOW_S</w:t>
             </w:r>
           </w:p>
         </w:tc>
@@ -54013,46 +54306,22 @@
                 <w:rStyle w:val="VerbatimChar"/>
                 <w:sz w:val="18"/>
               </w:rPr>
-              <w:t xml:space="preserve">2</w:t>
-            </w:r>
-          </w:p>
-        </w:tc>
-        <w:tc>
-          <w:tcPr/>
-          <w:p>
-            <w:pPr>
-              <w:pStyle w:val="Compact"/>
-              <w:jc w:val="left"/>
-            </w:pPr>
-            <w:r>
-              <w:rPr>
-                <w:sz w:val="18"/>
-              </w:rPr>
-              <w:t xml:space="preserve">frames with the other boot on this belt that make a contact</w:t>
-            </w:r>
-            <w:r>
-              <w:rPr>
-                <w:sz w:val="18"/>
-              </w:rPr>
-              <w:t xml:space="preserve"> </w:t>
-            </w:r>
-            <w:r>
-              <w:rPr>
-                <w:sz w:val="18"/>
-              </w:rPr>
-              <w:t xml:space="preserve">“shared”</w:t>
-            </w:r>
-            <w:r>
-              <w:rPr>
-                <w:sz w:val="18"/>
-              </w:rPr>
-              <w:t xml:space="preserve"> </w:t>
-            </w:r>
-            <w:r>
-              <w:rPr>
-                <w:sz w:val="18"/>
-              </w:rPr>
-              <w:t xml:space="preserve">(§4.3)</w:t>
+              <w:t xml:space="preserve">0.050</w:t>
+            </w:r>
+          </w:p>
+        </w:tc>
+        <w:tc>
+          <w:tcPr/>
+          <w:p>
+            <w:pPr>
+              <w:pStyle w:val="Compact"/>
+              <w:jc w:val="left"/>
+            </w:pPr>
+            <w:r>
+              <w:rPr>
+                <w:sz w:val="18"/>
+              </w:rPr>
+              <w:t xml:space="preserve">checked over +/- this around each event</w:t>
             </w:r>
           </w:p>
         </w:tc>
@@ -54073,7 +54342,7 @@
                 <w:rStyle w:val="VerbatimChar"/>
                 <w:sz w:val="18"/>
               </w:rPr>
-              <w:t xml:space="preserve">STRADDLE_MIN_FRAMES</w:t>
+              <w:t xml:space="preserve">EXTRA_MARGIN_MM</w:t>
             </w:r>
           </w:p>
         </w:tc>
@@ -54089,46 +54358,22 @@
                 <w:rStyle w:val="VerbatimChar"/>
                 <w:sz w:val="18"/>
               </w:rPr>
-              <w:t xml:space="preserve">2</w:t>
-            </w:r>
-          </w:p>
-        </w:tc>
-        <w:tc>
-          <w:tcPr/>
-          <w:p>
-            <w:pPr>
-              <w:pStyle w:val="Compact"/>
-              <w:jc w:val="left"/>
-            </w:pPr>
-            <w:r>
-              <w:rPr>
-                <w:sz w:val="18"/>
-              </w:rPr>
-              <w:t xml:space="preserve">frames with this boot also on the other belt that make it a</w:t>
-            </w:r>
-            <w:r>
-              <w:rPr>
-                <w:sz w:val="18"/>
-              </w:rPr>
-              <w:t xml:space="preserve"> </w:t>
-            </w:r>
-            <w:r>
-              <w:rPr>
-                <w:sz w:val="18"/>
-              </w:rPr>
-              <w:t xml:space="preserve">“straddle”</w:t>
-            </w:r>
-            <w:r>
-              <w:rPr>
-                <w:sz w:val="18"/>
-              </w:rPr>
-              <w:t xml:space="preserve"> </w:t>
-            </w:r>
-            <w:r>
-              <w:rPr>
-                <w:sz w:val="18"/>
-              </w:rPr>
-              <w:t xml:space="preserve">(§4.3)</w:t>
+              <w:t xml:space="preserve">0.0</w:t>
+            </w:r>
+          </w:p>
+        </w:tc>
+        <w:tc>
+          <w:tcPr/>
+          <w:p>
+            <w:pPr>
+              <w:pStyle w:val="Compact"/>
+              <w:jc w:val="left"/>
+            </w:pPr>
+            <w:r>
+              <w:rPr>
+                <w:sz w:val="18"/>
+              </w:rPr>
+              <w:t xml:space="preserve">A boot is on a plate when at least MIN_CONTACT_VERTICES of its touching sole vertices are inside the plate’s fitted outline, grown by the outline’s own uncertainty (the worst corner miss, 8 mm on DICE) plus this. Hanging over the gap or the outer edge is fine – it moves no force anywhere – so only a boot on the wrong plate costs an event.</w:t>
             </w:r>
           </w:p>
         </w:tc>
@@ -54149,7 +54394,7 @@
                 <w:rStyle w:val="VerbatimChar"/>
                 <w:sz w:val="18"/>
               </w:rPr>
-              <w:t xml:space="preserve">COP_TOLERANCE_MM</w:t>
+              <w:t xml:space="preserve">SHARED_MIN_FRAMES</w:t>
             </w:r>
           </w:p>
         </w:tc>
@@ -54165,22 +54410,46 @@
                 <w:rStyle w:val="VerbatimChar"/>
                 <w:sz w:val="18"/>
               </w:rPr>
-              <w:t xml:space="preserve">30.0</w:t>
-            </w:r>
-          </w:p>
-        </w:tc>
-        <w:tc>
-          <w:tcPr/>
-          <w:p>
-            <w:pPr>
-              <w:pStyle w:val="Compact"/>
-              <w:jc w:val="left"/>
-            </w:pPr>
-            <w:r>
-              <w:rPr>
-                <w:sz w:val="18"/>
-              </w:rPr>
-              <w:t xml:space="preserve">CoP this close to the contact patch = under it</w:t>
+              <w:t xml:space="preserve">2</w:t>
+            </w:r>
+          </w:p>
+        </w:tc>
+        <w:tc>
+          <w:tcPr/>
+          <w:p>
+            <w:pPr>
+              <w:pStyle w:val="Compact"/>
+              <w:jc w:val="left"/>
+            </w:pPr>
+            <w:r>
+              <w:rPr>
+                <w:sz w:val="18"/>
+              </w:rPr>
+              <w:t xml:space="preserve">frames with the other boot on this belt that make a contact</w:t>
+            </w:r>
+            <w:r>
+              <w:rPr>
+                <w:sz w:val="18"/>
+              </w:rPr>
+              <w:t xml:space="preserve"> </w:t>
+            </w:r>
+            <w:r>
+              <w:rPr>
+                <w:sz w:val="18"/>
+              </w:rPr>
+              <w:t xml:space="preserve">“shared”</w:t>
+            </w:r>
+            <w:r>
+              <w:rPr>
+                <w:sz w:val="18"/>
+              </w:rPr>
+              <w:t xml:space="preserve"> </w:t>
+            </w:r>
+            <w:r>
+              <w:rPr>
+                <w:sz w:val="18"/>
+              </w:rPr>
+              <w:t xml:space="preserve">(§4.3)</w:t>
             </w:r>
           </w:p>
         </w:tc>
@@ -54201,7 +54470,7 @@
                 <w:rStyle w:val="VerbatimChar"/>
                 <w:sz w:val="18"/>
               </w:rPr>
-              <w:t xml:space="preserve">COP_MIN_FORCE_N</w:t>
+              <w:t xml:space="preserve">STRADDLE_MIN_FRAMES</w:t>
             </w:r>
           </w:p>
         </w:tc>
@@ -54217,22 +54486,46 @@
                 <w:rStyle w:val="VerbatimChar"/>
                 <w:sz w:val="18"/>
               </w:rPr>
-              <w:t xml:space="preserve">150.0</w:t>
-            </w:r>
-          </w:p>
-        </w:tc>
-        <w:tc>
-          <w:tcPr/>
-          <w:p>
-            <w:pPr>
-              <w:pStyle w:val="Compact"/>
-              <w:jc w:val="left"/>
-            </w:pPr>
-            <w:r>
-              <w:rPr>
-                <w:sz w:val="18"/>
-              </w:rPr>
-              <w:t xml:space="preserve">the CoP is used only above this force (§4.3, §5.4)</w:t>
+              <w:t xml:space="preserve">2</w:t>
+            </w:r>
+          </w:p>
+        </w:tc>
+        <w:tc>
+          <w:tcPr/>
+          <w:p>
+            <w:pPr>
+              <w:pStyle w:val="Compact"/>
+              <w:jc w:val="left"/>
+            </w:pPr>
+            <w:r>
+              <w:rPr>
+                <w:sz w:val="18"/>
+              </w:rPr>
+              <w:t xml:space="preserve">frames with this boot also on the other belt that make it a</w:t>
+            </w:r>
+            <w:r>
+              <w:rPr>
+                <w:sz w:val="18"/>
+              </w:rPr>
+              <w:t xml:space="preserve"> </w:t>
+            </w:r>
+            <w:r>
+              <w:rPr>
+                <w:sz w:val="18"/>
+              </w:rPr>
+              <w:t xml:space="preserve">“straddle”</w:t>
+            </w:r>
+            <w:r>
+              <w:rPr>
+                <w:sz w:val="18"/>
+              </w:rPr>
+              <w:t xml:space="preserve"> </w:t>
+            </w:r>
+            <w:r>
+              <w:rPr>
+                <w:sz w:val="18"/>
+              </w:rPr>
+              <w:t xml:space="preserve">(§4.3)</w:t>
             </w:r>
           </w:p>
         </w:tc>
@@ -54253,7 +54546,7 @@
                 <w:rStyle w:val="VerbatimChar"/>
                 <w:sz w:val="18"/>
               </w:rPr>
-              <w:t xml:space="preserve">COP_MIN_INSIDE</w:t>
+              <w:t xml:space="preserve">COP_TOLERANCE_MM</w:t>
             </w:r>
           </w:p>
         </w:tc>
@@ -54269,22 +54562,22 @@
                 <w:rStyle w:val="VerbatimChar"/>
                 <w:sz w:val="18"/>
               </w:rPr>
-              <w:t xml:space="preserve">0.90</w:t>
-            </w:r>
-          </w:p>
-        </w:tc>
-        <w:tc>
-          <w:tcPr/>
-          <w:p>
-            <w:pPr>
-              <w:pStyle w:val="Compact"/>
-              <w:jc w:val="left"/>
-            </w:pPr>
-            <w:r>
-              <w:rPr>
-                <w:sz w:val="18"/>
-              </w:rPr>
-              <w:t xml:space="preserve">share of the contact the CoP must be under it</w:t>
+              <w:t xml:space="preserve">30.0</w:t>
+            </w:r>
+          </w:p>
+        </w:tc>
+        <w:tc>
+          <w:tcPr/>
+          <w:p>
+            <w:pPr>
+              <w:pStyle w:val="Compact"/>
+              <w:jc w:val="left"/>
+            </w:pPr>
+            <w:r>
+              <w:rPr>
+                <w:sz w:val="18"/>
+              </w:rPr>
+              <w:t xml:space="preserve">CoP this close to the contact patch = under it</w:t>
             </w:r>
           </w:p>
         </w:tc>
@@ -54305,7 +54598,7 @@
                 <w:rStyle w:val="VerbatimChar"/>
                 <w:sz w:val="18"/>
               </w:rPr>
-              <w:t xml:space="preserve">KINEMATIC_FILTER_HZ</w:t>
+              <w:t xml:space="preserve">COP_MIN_FORCE_N</w:t>
             </w:r>
           </w:p>
         </w:tc>
@@ -54321,22 +54614,22 @@
                 <w:rStyle w:val="VerbatimChar"/>
                 <w:sz w:val="18"/>
               </w:rPr>
-              <w:t xml:space="preserve">10.0</w:t>
-            </w:r>
-          </w:p>
-        </w:tc>
-        <w:tc>
-          <w:tcPr/>
-          <w:p>
-            <w:pPr>
-              <w:pStyle w:val="Compact"/>
-              <w:jc w:val="left"/>
-            </w:pPr>
-            <w:r>
-              <w:rPr>
-                <w:sz w:val="18"/>
-              </w:rPr>
-              <w:t xml:space="preserve">Zeni</w:t>
+              <w:t xml:space="preserve">150.0</w:t>
+            </w:r>
+          </w:p>
+        </w:tc>
+        <w:tc>
+          <w:tcPr/>
+          <w:p>
+            <w:pPr>
+              <w:pStyle w:val="Compact"/>
+              <w:jc w:val="left"/>
+            </w:pPr>
+            <w:r>
+              <w:rPr>
+                <w:sz w:val="18"/>
+              </w:rPr>
+              <w:t xml:space="preserve">the CoP is used only above this force (§4.3, §5.4)</w:t>
             </w:r>
           </w:p>
         </w:tc>
@@ -54357,7 +54650,7 @@
                 <w:rStyle w:val="VerbatimChar"/>
                 <w:sz w:val="18"/>
               </w:rPr>
-              <w:t xml:space="preserve">MAX_GAP_FILL_FRAMES</w:t>
+              <w:t xml:space="preserve">COP_MIN_INSIDE</w:t>
             </w:r>
           </w:p>
         </w:tc>
@@ -54373,22 +54666,22 @@
                 <w:rStyle w:val="VerbatimChar"/>
                 <w:sz w:val="18"/>
               </w:rPr>
-              <w:t xml:space="preserve">10</w:t>
-            </w:r>
-          </w:p>
-        </w:tc>
-        <w:tc>
-          <w:tcPr/>
-          <w:p>
-            <w:pPr>
-              <w:pStyle w:val="Compact"/>
-              <w:jc w:val="left"/>
-            </w:pPr>
-            <w:r>
-              <w:rPr>
-                <w:sz w:val="18"/>
-              </w:rPr>
-              <w:t xml:space="preserve">tracking gaps bridged before filtering</w:t>
+              <w:t xml:space="preserve">0.90</w:t>
+            </w:r>
+          </w:p>
+        </w:tc>
+        <w:tc>
+          <w:tcPr/>
+          <w:p>
+            <w:pPr>
+              <w:pStyle w:val="Compact"/>
+              <w:jc w:val="left"/>
+            </w:pPr>
+            <w:r>
+              <w:rPr>
+                <w:sz w:val="18"/>
+              </w:rPr>
+              <w:t xml:space="preserve">share of the contact the CoP must be under it</w:t>
             </w:r>
           </w:p>
         </w:tc>
@@ -54409,7 +54702,7 @@
                 <w:rStyle w:val="VerbatimChar"/>
                 <w:sz w:val="18"/>
               </w:rPr>
-              <w:t xml:space="preserve">MIN_CALIBRATION_EVENTS</w:t>
+              <w:t xml:space="preserve">KINEMATIC_FILTER_HZ</w:t>
             </w:r>
           </w:p>
         </w:tc>
@@ -54425,22 +54718,22 @@
                 <w:rStyle w:val="VerbatimChar"/>
                 <w:sz w:val="18"/>
               </w:rPr>
-              <w:t xml:space="preserve">10</w:t>
-            </w:r>
-          </w:p>
-        </w:tc>
-        <w:tc>
-          <w:tcPr/>
-          <w:p>
-            <w:pPr>
-              <w:pStyle w:val="Compact"/>
-              <w:jc w:val="left"/>
-            </w:pPr>
-            <w:r>
-              <w:rPr>
-                <w:sz w:val="18"/>
-              </w:rPr>
-              <w:t xml:space="preserve">fewer on one limb: pool both limbs</w:t>
+              <w:t xml:space="preserve">10.0</w:t>
+            </w:r>
+          </w:p>
+        </w:tc>
+        <w:tc>
+          <w:tcPr/>
+          <w:p>
+            <w:pPr>
+              <w:pStyle w:val="Compact"/>
+              <w:jc w:val="left"/>
+            </w:pPr>
+            <w:r>
+              <w:rPr>
+                <w:sz w:val="18"/>
+              </w:rPr>
+              <w:t xml:space="preserve">Zeni</w:t>
             </w:r>
           </w:p>
         </w:tc>
@@ -54461,7 +54754,7 @@
                 <w:rStyle w:val="VerbatimChar"/>
                 <w:sz w:val="18"/>
               </w:rPr>
-              <w:t xml:space="preserve">ZENI_MIN_PROMINENCE_M</w:t>
+              <w:t xml:space="preserve">MAX_GAP_FILL_FRAMES</w:t>
             </w:r>
           </w:p>
         </w:tc>
@@ -54477,22 +54770,22 @@
                 <w:rStyle w:val="VerbatimChar"/>
                 <w:sz w:val="18"/>
               </w:rPr>
-              <w:t xml:space="preserve">0.05</w:t>
-            </w:r>
-          </w:p>
-        </w:tc>
-        <w:tc>
-          <w:tcPr/>
-          <w:p>
-            <w:pPr>
-              <w:pStyle w:val="Compact"/>
-              <w:jc w:val="left"/>
-            </w:pPr>
-            <w:r>
-              <w:rPr>
-                <w:sz w:val="18"/>
-              </w:rPr>
-              <w:t xml:space="preserve">A Zeni event is a real swing of the foot past the pelvis, not a wobble of a foot standing still: its peak must stand this far above the lowest point within ZENI_WINDOW_S on each side (walking: ~0.3 m; the quiet standing that opens a trial: a few mm of tracking noise)</w:t>
+              <w:t xml:space="preserve">10</w:t>
+            </w:r>
+          </w:p>
+        </w:tc>
+        <w:tc>
+          <w:tcPr/>
+          <w:p>
+            <w:pPr>
+              <w:pStyle w:val="Compact"/>
+              <w:jc w:val="left"/>
+            </w:pPr>
+            <w:r>
+              <w:rPr>
+                <w:sz w:val="18"/>
+              </w:rPr>
+              <w:t xml:space="preserve">tracking gaps bridged before filtering</w:t>
             </w:r>
           </w:p>
         </w:tc>
@@ -54513,7 +54806,7 @@
                 <w:rStyle w:val="VerbatimChar"/>
                 <w:sz w:val="18"/>
               </w:rPr>
-              <w:t xml:space="preserve">ZENI_WINDOW_S</w:t>
+              <w:t xml:space="preserve">MIN_CALIBRATION_EVENTS</w:t>
             </w:r>
           </w:p>
         </w:tc>
@@ -54529,22 +54822,22 @@
                 <w:rStyle w:val="VerbatimChar"/>
                 <w:sz w:val="18"/>
               </w:rPr>
-              <w:t xml:space="preserve">0.6</w:t>
-            </w:r>
-          </w:p>
-        </w:tc>
-        <w:tc>
-          <w:tcPr/>
-          <w:p>
-            <w:pPr>
-              <w:pStyle w:val="Compact"/>
-              <w:jc w:val="left"/>
-            </w:pPr>
-            <w:r>
-              <w:rPr>
-                <w:sz w:val="18"/>
-              </w:rPr>
-              <w:t xml:space="preserve">window either side for the prominence test (§4.4)</w:t>
+              <w:t xml:space="preserve">10</w:t>
+            </w:r>
+          </w:p>
+        </w:tc>
+        <w:tc>
+          <w:tcPr/>
+          <w:p>
+            <w:pPr>
+              <w:pStyle w:val="Compact"/>
+              <w:jc w:val="left"/>
+            </w:pPr>
+            <w:r>
+              <w:rPr>
+                <w:sz w:val="18"/>
+              </w:rPr>
+              <w:t xml:space="preserve">fewer on one limb: pool both limbs</w:t>
             </w:r>
           </w:p>
         </w:tc>
@@ -54565,7 +54858,7 @@
                 <w:rStyle w:val="VerbatimChar"/>
                 <w:sz w:val="18"/>
               </w:rPr>
-              <w:t xml:space="preserve">INTERPOLATE_MISSING</w:t>
+              <w:t xml:space="preserve">ZENI_MIN_PROMINENCE_M</w:t>
             </w:r>
           </w:p>
         </w:tc>
@@ -54581,22 +54874,22 @@
                 <w:rStyle w:val="VerbatimChar"/>
                 <w:sz w:val="18"/>
               </w:rPr>
-              <w:t xml:space="preserve">True</w:t>
-            </w:r>
-          </w:p>
-        </w:tc>
-        <w:tc>
-          <w:tcPr/>
-          <w:p>
-            <w:pPr>
-              <w:pStyle w:val="Compact"/>
-              <w:jc w:val="left"/>
-            </w:pPr>
-            <w:r>
-              <w:rPr>
-                <w:sz w:val="18"/>
-              </w:rPr>
-              <w:t xml:space="preserve">last resort, between two trusted events only</w:t>
+              <w:t xml:space="preserve">0.05</w:t>
+            </w:r>
+          </w:p>
+        </w:tc>
+        <w:tc>
+          <w:tcPr/>
+          <w:p>
+            <w:pPr>
+              <w:pStyle w:val="Compact"/>
+              <w:jc w:val="left"/>
+            </w:pPr>
+            <w:r>
+              <w:rPr>
+                <w:sz w:val="18"/>
+              </w:rPr>
+              <w:t xml:space="preserve">A Zeni event is a real swing of the foot past the pelvis, not a wobble of a foot standing still: its peak must stand this far above the lowest point within ZENI_WINDOW_S on each side (walking: ~0.3 m; the quiet standing that opens a trial: a few mm of tracking noise)</w:t>
             </w:r>
           </w:p>
         </w:tc>
@@ -54617,7 +54910,7 @@
                 <w:rStyle w:val="VerbatimChar"/>
                 <w:sz w:val="18"/>
               </w:rPr>
-              <w:t xml:space="preserve">TRIM_TO_COMPLETE_STANCES</w:t>
+              <w:t xml:space="preserve">ZENI_WINDOW_S</w:t>
             </w:r>
           </w:p>
         </w:tc>
@@ -54633,22 +54926,22 @@
                 <w:rStyle w:val="VerbatimChar"/>
                 <w:sz w:val="18"/>
               </w:rPr>
-              <w:t xml:space="preserve">True</w:t>
-            </w:r>
-          </w:p>
-        </w:tc>
-        <w:tc>
-          <w:tcPr/>
-          <w:p>
-            <w:pPr>
-              <w:pStyle w:val="Compact"/>
-              <w:jc w:val="left"/>
-            </w:pPr>
-            <w:r>
-              <w:rPr>
-                <w:sz w:val="18"/>
-              </w:rPr>
-              <w:t xml:space="preserve">each limb starts on HS and ends on TO</w:t>
+              <w:t xml:space="preserve">0.6</w:t>
+            </w:r>
+          </w:p>
+        </w:tc>
+        <w:tc>
+          <w:tcPr/>
+          <w:p>
+            <w:pPr>
+              <w:pStyle w:val="Compact"/>
+              <w:jc w:val="left"/>
+            </w:pPr>
+            <w:r>
+              <w:rPr>
+                <w:sz w:val="18"/>
+              </w:rPr>
+              <w:t xml:space="preserve">window either side for the prominence test (§4.4)</w:t>
             </w:r>
           </w:p>
         </w:tc>
@@ -54669,6 +54962,110 @@
                 <w:rStyle w:val="VerbatimChar"/>
                 <w:sz w:val="18"/>
               </w:rPr>
+              <w:t xml:space="preserve">INTERPOLATE_MISSING</w:t>
+            </w:r>
+          </w:p>
+        </w:tc>
+        <w:tc>
+          <w:tcPr/>
+          <w:p>
+            <w:pPr>
+              <w:pStyle w:val="Compact"/>
+              <w:jc w:val="left"/>
+            </w:pPr>
+            <w:r>
+              <w:rPr>
+                <w:rStyle w:val="VerbatimChar"/>
+                <w:sz w:val="18"/>
+              </w:rPr>
+              <w:t xml:space="preserve">True</w:t>
+            </w:r>
+          </w:p>
+        </w:tc>
+        <w:tc>
+          <w:tcPr/>
+          <w:p>
+            <w:pPr>
+              <w:pStyle w:val="Compact"/>
+              <w:jc w:val="left"/>
+            </w:pPr>
+            <w:r>
+              <w:rPr>
+                <w:sz w:val="18"/>
+              </w:rPr>
+              <w:t xml:space="preserve">last resort, between two trusted events only</w:t>
+            </w:r>
+          </w:p>
+        </w:tc>
+      </w:tr>
+      <w:tr>
+        <w:trPr>
+          <w:cantSplit/>
+        </w:trPr>
+        <w:tc>
+          <w:tcPr/>
+          <w:p>
+            <w:pPr>
+              <w:pStyle w:val="Compact"/>
+              <w:jc w:val="left"/>
+            </w:pPr>
+            <w:r>
+              <w:rPr>
+                <w:rStyle w:val="VerbatimChar"/>
+                <w:sz w:val="18"/>
+              </w:rPr>
+              <w:t xml:space="preserve">TRIM_TO_COMPLETE_STANCES</w:t>
+            </w:r>
+          </w:p>
+        </w:tc>
+        <w:tc>
+          <w:tcPr/>
+          <w:p>
+            <w:pPr>
+              <w:pStyle w:val="Compact"/>
+              <w:jc w:val="left"/>
+            </w:pPr>
+            <w:r>
+              <w:rPr>
+                <w:rStyle w:val="VerbatimChar"/>
+                <w:sz w:val="18"/>
+              </w:rPr>
+              <w:t xml:space="preserve">True</w:t>
+            </w:r>
+          </w:p>
+        </w:tc>
+        <w:tc>
+          <w:tcPr/>
+          <w:p>
+            <w:pPr>
+              <w:pStyle w:val="Compact"/>
+              <w:jc w:val="left"/>
+            </w:pPr>
+            <w:r>
+              <w:rPr>
+                <w:sz w:val="18"/>
+              </w:rPr>
+              <w:t xml:space="preserve">each limb starts on HS and ends on TO</w:t>
+            </w:r>
+          </w:p>
+        </w:tc>
+      </w:tr>
+      <w:tr>
+        <w:trPr>
+          <w:cantSplit/>
+        </w:trPr>
+        <w:tc>
+          <w:tcPr/>
+          <w:p>
+            <w:pPr>
+              <w:pStyle w:val="Compact"/>
+              <w:jc w:val="left"/>
+            </w:pPr>
+            <w:r>
+              <w:rPr>
+                <w:rStyle w:val="VerbatimChar"/>
+                <w:sz w:val="18"/>
+              </w:rPr>
               <w:t xml:space="preserve">FLAG_RATIO</w:t>
             </w:r>
           </w:p>
@@ -54706,8 +55103,8 @@
         </w:tc>
       </w:tr>
     </w:tbl>
-    <w:bookmarkEnd w:id="177"/>
-    <w:bookmarkStart w:id="178" w:name="a.2-gait_analysis.py-0-settings"/>
+    <w:bookmarkEnd w:id="178"/>
+    <w:bookmarkStart w:id="179" w:name="a.2-gait_analysis.py-0-settings"/>
     <w:p>
       <w:pPr>
         <w:pStyle w:val="Heading2"/>
@@ -56654,7 +57051,7 @@
                 <w:rStyle w:val="VerbatimChar"/>
                 <w:sz w:val="18"/>
               </w:rPr>
-              <w:t xml:space="preserve">N_BOOT</w:t>
+              <w:t xml:space="preserve">SOLE_FLAT_IN_STANCE</w:t>
             </w:r>
           </w:p>
         </w:tc>
@@ -56670,22 +57067,22 @@
                 <w:rStyle w:val="VerbatimChar"/>
                 <w:sz w:val="18"/>
               </w:rPr>
-              <w:t xml:space="preserve">1000</w:t>
-            </w:r>
-          </w:p>
-        </w:tc>
-        <w:tc>
-          <w:tcPr/>
-          <w:p>
-            <w:pPr>
-              <w:pStyle w:val="Compact"/>
-              <w:jc w:val="left"/>
-            </w:pPr>
-            <w:r>
-              <w:rPr>
-                <w:sz w:val="18"/>
-              </w:rPr>
-              <w:t xml:space="preserve">block-bootstrap resamples</w:t>
+              <w:t xml:space="preserve">True</w:t>
+            </w:r>
+          </w:p>
+        </w:tc>
+        <w:tc>
+          <w:tcPr/>
+          <w:p>
+            <w:pPr>
+              <w:pStyle w:val="Compact"/>
+              <w:jc w:val="left"/>
+            </w:pPr>
+            <w:r>
+              <w:rPr>
+                <w:sz w:val="18"/>
+              </w:rPr>
+              <w:t xml:space="preserve">§5.3 level each sole in foot-flat (turn about the ankle)</w:t>
             </w:r>
           </w:p>
         </w:tc>
@@ -56706,7 +57103,7 @@
                 <w:rStyle w:val="VerbatimChar"/>
                 <w:sz w:val="18"/>
               </w:rPr>
-              <w:t xml:space="preserve">N_BOOT_DFA</w:t>
+              <w:t xml:space="preserve">SOLE_FLAT_MAX_DEG</w:t>
             </w:r>
           </w:p>
         </w:tc>
@@ -56722,22 +57119,22 @@
                 <w:rStyle w:val="VerbatimChar"/>
                 <w:sz w:val="18"/>
               </w:rPr>
-              <w:t xml:space="preserve">200</w:t>
-            </w:r>
-          </w:p>
-        </w:tc>
-        <w:tc>
-          <w:tcPr/>
-          <w:p>
-            <w:pPr>
-              <w:pStyle w:val="Compact"/>
-              <w:jc w:val="left"/>
-            </w:pPr>
-            <w:r>
-              <w:rPr>
-                <w:sz w:val="18"/>
-              </w:rPr>
-              <w:t xml:space="preserve">simulated series for the DFA interval</w:t>
+              <w:t xml:space="preserve">6.0</w:t>
+            </w:r>
+          </w:p>
+        </w:tc>
+        <w:tc>
+          <w:tcPr/>
+          <w:p>
+            <w:pPr>
+              <w:pStyle w:val="Compact"/>
+              <w:jc w:val="left"/>
+            </w:pPr>
+            <w:r>
+              <w:rPr>
+                <w:sz w:val="18"/>
+              </w:rPr>
+              <w:t xml:space="preserve">§5.3 a larger turn is reported, not applied</w:t>
             </w:r>
           </w:p>
         </w:tc>
@@ -56758,7 +57155,7 @@
                 <w:rStyle w:val="VerbatimChar"/>
                 <w:sz w:val="18"/>
               </w:rPr>
-              <w:t xml:space="preserve">CI_LEVEL</w:t>
+              <w:t xml:space="preserve">N_BOOT</w:t>
             </w:r>
           </w:p>
         </w:tc>
@@ -56774,22 +57171,22 @@
                 <w:rStyle w:val="VerbatimChar"/>
                 <w:sz w:val="18"/>
               </w:rPr>
-              <w:t xml:space="preserve">0.95</w:t>
-            </w:r>
-          </w:p>
-        </w:tc>
-        <w:tc>
-          <w:tcPr/>
-          <w:p>
-            <w:pPr>
-              <w:pStyle w:val="Compact"/>
-              <w:jc w:val="left"/>
-            </w:pPr>
-            <w:r>
-              <w:rPr>
-                <w:sz w:val="18"/>
-              </w:rPr>
-              <w:t xml:space="preserve">confidence level of every interval (§12)</w:t>
+              <w:t xml:space="preserve">1000</w:t>
+            </w:r>
+          </w:p>
+        </w:tc>
+        <w:tc>
+          <w:tcPr/>
+          <w:p>
+            <w:pPr>
+              <w:pStyle w:val="Compact"/>
+              <w:jc w:val="left"/>
+            </w:pPr>
+            <w:r>
+              <w:rPr>
+                <w:sz w:val="18"/>
+              </w:rPr>
+              <w:t xml:space="preserve">block-bootstrap resamples</w:t>
             </w:r>
           </w:p>
         </w:tc>
@@ -56810,7 +57207,7 @@
                 <w:rStyle w:val="VerbatimChar"/>
                 <w:sz w:val="18"/>
               </w:rPr>
-              <w:t xml:space="preserve">SEED</w:t>
+              <w:t xml:space="preserve">N_BOOT_DFA</w:t>
             </w:r>
           </w:p>
         </w:tc>
@@ -56826,22 +57223,22 @@
                 <w:rStyle w:val="VerbatimChar"/>
                 <w:sz w:val="18"/>
               </w:rPr>
-              <w:t xml:space="preserve">0</w:t>
-            </w:r>
-          </w:p>
-        </w:tc>
-        <w:tc>
-          <w:tcPr/>
-          <w:p>
-            <w:pPr>
-              <w:pStyle w:val="Compact"/>
-              <w:jc w:val="left"/>
-            </w:pPr>
-            <w:r>
-              <w:rPr>
-                <w:sz w:val="18"/>
-              </w:rPr>
-              <w:t xml:space="preserve">fixed, so intervals are reproducible</w:t>
+              <w:t xml:space="preserve">200</w:t>
+            </w:r>
+          </w:p>
+        </w:tc>
+        <w:tc>
+          <w:tcPr/>
+          <w:p>
+            <w:pPr>
+              <w:pStyle w:val="Compact"/>
+              <w:jc w:val="left"/>
+            </w:pPr>
+            <w:r>
+              <w:rPr>
+                <w:sz w:val="18"/>
+              </w:rPr>
+              <w:t xml:space="preserve">simulated series for the DFA interval</w:t>
             </w:r>
           </w:p>
         </w:tc>
@@ -56862,7 +57259,7 @@
                 <w:rStyle w:val="VerbatimChar"/>
                 <w:sz w:val="18"/>
               </w:rPr>
-              <w:t xml:space="preserve">SERIES_LENGTH</w:t>
+              <w:t xml:space="preserve">CI_LEVEL</w:t>
             </w:r>
           </w:p>
         </w:tc>
@@ -56878,40 +57275,22 @@
                 <w:rStyle w:val="VerbatimChar"/>
                 <w:sz w:val="18"/>
               </w:rPr>
-              <w:t xml:space="preserve">"shortest"</w:t>
-            </w:r>
-          </w:p>
-        </w:tc>
-        <w:tc>
-          <w:tcPr/>
-          <w:p>
-            <w:pPr>
-              <w:pStyle w:val="Compact"/>
-              <w:jc w:val="left"/>
-            </w:pPr>
-            <w:r>
-              <w:rPr>
-                <w:sz w:val="18"/>
-              </w:rPr>
-              <w:t xml:space="preserve">§12.4 strides per series:</w:t>
-            </w:r>
-            <w:r>
-              <w:rPr>
-                <w:sz w:val="18"/>
-              </w:rPr>
-              <w:t xml:space="preserve"> </w:t>
-            </w:r>
-            <w:r>
-              <w:rPr>
-                <w:sz w:val="18"/>
-              </w:rPr>
-              <w:t xml:space="preserve">“shortest”</w:t>
-            </w:r>
-            <w:r>
-              <w:rPr>
-                <w:sz w:val="18"/>
-              </w:rPr>
-              <w:t xml:space="preserve">, int, None</w:t>
+              <w:t xml:space="preserve">0.95</w:t>
+            </w:r>
+          </w:p>
+        </w:tc>
+        <w:tc>
+          <w:tcPr/>
+          <w:p>
+            <w:pPr>
+              <w:pStyle w:val="Compact"/>
+              <w:jc w:val="left"/>
+            </w:pPr>
+            <w:r>
+              <w:rPr>
+                <w:sz w:val="18"/>
+              </w:rPr>
+              <w:t xml:space="preserve">confidence level of every interval (§12)</w:t>
             </w:r>
           </w:p>
         </w:tc>
@@ -56932,7 +57311,7 @@
                 <w:rStyle w:val="VerbatimChar"/>
                 <w:sz w:val="18"/>
               </w:rPr>
-              <w:t xml:space="preserve">LIMB_FOR_TRUNK</w:t>
+              <w:t xml:space="preserve">SEED</w:t>
             </w:r>
           </w:p>
         </w:tc>
@@ -56948,22 +57327,22 @@
                 <w:rStyle w:val="VerbatimChar"/>
                 <w:sz w:val="18"/>
               </w:rPr>
-              <w:t xml:space="preserve">"R"</w:t>
-            </w:r>
-          </w:p>
-        </w:tc>
-        <w:tc>
-          <w:tcPr/>
-          <w:p>
-            <w:pPr>
-              <w:pStyle w:val="Compact"/>
-              <w:jc w:val="left"/>
-            </w:pPr>
-            <w:r>
-              <w:rPr>
-                <w:sz w:val="18"/>
-              </w:rPr>
-              <w:t xml:space="preserve">§16/§18 whose strides segment the trunk signal</w:t>
+              <w:t xml:space="preserve">0</w:t>
+            </w:r>
+          </w:p>
+        </w:tc>
+        <w:tc>
+          <w:tcPr/>
+          <w:p>
+            <w:pPr>
+              <w:pStyle w:val="Compact"/>
+              <w:jc w:val="left"/>
+            </w:pPr>
+            <w:r>
+              <w:rPr>
+                <w:sz w:val="18"/>
+              </w:rPr>
+              <w:t xml:space="preserve">fixed, so intervals are reproducible</w:t>
             </w:r>
           </w:p>
         </w:tc>
@@ -56984,7 +57363,7 @@
                 <w:rStyle w:val="VerbatimChar"/>
                 <w:sz w:val="18"/>
               </w:rPr>
-              <w:t xml:space="preserve">DFA_MIN_BOX</w:t>
+              <w:t xml:space="preserve">SERIES_LENGTH</w:t>
             </w:r>
           </w:p>
         </w:tc>
@@ -57000,22 +57379,40 @@
                 <w:rStyle w:val="VerbatimChar"/>
                 <w:sz w:val="18"/>
               </w:rPr>
-              <w:t xml:space="preserve">16</w:t>
-            </w:r>
-          </w:p>
-        </w:tc>
-        <w:tc>
-          <w:tcPr/>
-          <w:p>
-            <w:pPr>
-              <w:pStyle w:val="Compact"/>
-              <w:jc w:val="left"/>
-            </w:pPr>
-            <w:r>
-              <w:rPr>
-                <w:sz w:val="18"/>
-              </w:rPr>
-              <w:t xml:space="preserve">§14 smallest box (Damouras et al. 2010)</w:t>
+              <w:t xml:space="preserve">"shortest"</w:t>
+            </w:r>
+          </w:p>
+        </w:tc>
+        <w:tc>
+          <w:tcPr/>
+          <w:p>
+            <w:pPr>
+              <w:pStyle w:val="Compact"/>
+              <w:jc w:val="left"/>
+            </w:pPr>
+            <w:r>
+              <w:rPr>
+                <w:sz w:val="18"/>
+              </w:rPr>
+              <w:t xml:space="preserve">§12.4 strides per series:</w:t>
+            </w:r>
+            <w:r>
+              <w:rPr>
+                <w:sz w:val="18"/>
+              </w:rPr>
+              <w:t xml:space="preserve"> </w:t>
+            </w:r>
+            <w:r>
+              <w:rPr>
+                <w:sz w:val="18"/>
+              </w:rPr>
+              <w:t xml:space="preserve">“shortest”</w:t>
+            </w:r>
+            <w:r>
+              <w:rPr>
+                <w:sz w:val="18"/>
+              </w:rPr>
+              <w:t xml:space="preserve">, int, None</w:t>
             </w:r>
           </w:p>
         </w:tc>
@@ -57036,7 +57433,7 @@
                 <w:rStyle w:val="VerbatimChar"/>
                 <w:sz w:val="18"/>
               </w:rPr>
-              <w:t xml:space="preserve">DFA_MAX_BOX_FRAC</w:t>
+              <w:t xml:space="preserve">LIMB_FOR_TRUNK</w:t>
             </w:r>
           </w:p>
         </w:tc>
@@ -57052,22 +57449,22 @@
                 <w:rStyle w:val="VerbatimChar"/>
                 <w:sz w:val="18"/>
               </w:rPr>
-              <w:t xml:space="preserve">1.0 / 9</w:t>
-            </w:r>
-          </w:p>
-        </w:tc>
-        <w:tc>
-          <w:tcPr/>
-          <w:p>
-            <w:pPr>
-              <w:pStyle w:val="Compact"/>
-              <w:jc w:val="left"/>
-            </w:pPr>
-            <w:r>
-              <w:rPr>
-                <w:sz w:val="18"/>
-              </w:rPr>
-              <w:t xml:space="preserve">§14 largest box = N/9</w:t>
+              <w:t xml:space="preserve">"R"</w:t>
+            </w:r>
+          </w:p>
+        </w:tc>
+        <w:tc>
+          <w:tcPr/>
+          <w:p>
+            <w:pPr>
+              <w:pStyle w:val="Compact"/>
+              <w:jc w:val="left"/>
+            </w:pPr>
+            <w:r>
+              <w:rPr>
+                <w:sz w:val="18"/>
+              </w:rPr>
+              <w:t xml:space="preserve">§16/§18 whose strides segment the trunk signal</w:t>
             </w:r>
           </w:p>
         </w:tc>
@@ -57088,7 +57485,7 @@
                 <w:rStyle w:val="VerbatimChar"/>
                 <w:sz w:val="18"/>
               </w:rPr>
-              <w:t xml:space="preserve">DFA_N_BOXES</w:t>
+              <w:t xml:space="preserve">DFA_MIN_BOX</w:t>
             </w:r>
           </w:p>
         </w:tc>
@@ -57104,22 +57501,22 @@
                 <w:rStyle w:val="VerbatimChar"/>
                 <w:sz w:val="18"/>
               </w:rPr>
-              <w:t xml:space="preserve">20</w:t>
-            </w:r>
-          </w:p>
-        </w:tc>
-        <w:tc>
-          <w:tcPr/>
-          <w:p>
-            <w:pPr>
-              <w:pStyle w:val="Compact"/>
-              <w:jc w:val="left"/>
-            </w:pPr>
-            <w:r>
-              <w:rPr>
-                <w:sz w:val="18"/>
-              </w:rPr>
-              <w:t xml:space="preserve">§14 box sizes, log-spaced</w:t>
+              <w:t xml:space="preserve">16</w:t>
+            </w:r>
+          </w:p>
+        </w:tc>
+        <w:tc>
+          <w:tcPr/>
+          <w:p>
+            <w:pPr>
+              <w:pStyle w:val="Compact"/>
+              <w:jc w:val="left"/>
+            </w:pPr>
+            <w:r>
+              <w:rPr>
+                <w:sz w:val="18"/>
+              </w:rPr>
+              <w:t xml:space="preserve">§14 smallest box (Damouras et al. 2010)</w:t>
             </w:r>
           </w:p>
         </w:tc>
@@ -57140,7 +57537,7 @@
                 <w:rStyle w:val="VerbatimChar"/>
                 <w:sz w:val="18"/>
               </w:rPr>
-              <w:t xml:space="preserve">DFA_N_SURROGATE</w:t>
+              <w:t xml:space="preserve">DFA_MAX_BOX_FRAC</w:t>
             </w:r>
           </w:p>
         </w:tc>
@@ -57156,22 +57553,22 @@
                 <w:rStyle w:val="VerbatimChar"/>
                 <w:sz w:val="18"/>
               </w:rPr>
-              <w:t xml:space="preserve">20</w:t>
-            </w:r>
-          </w:p>
-        </w:tc>
-        <w:tc>
-          <w:tcPr/>
-          <w:p>
-            <w:pPr>
-              <w:pStyle w:val="Compact"/>
-              <w:jc w:val="left"/>
-            </w:pPr>
-            <w:r>
-              <w:rPr>
-                <w:sz w:val="18"/>
-              </w:rPr>
-              <w:t xml:space="preserve">§14 shuffled copies (must give alpha ~0.5)</w:t>
+              <w:t xml:space="preserve">1.0 / 9</w:t>
+            </w:r>
+          </w:p>
+        </w:tc>
+        <w:tc>
+          <w:tcPr/>
+          <w:p>
+            <w:pPr>
+              <w:pStyle w:val="Compact"/>
+              <w:jc w:val="left"/>
+            </w:pPr>
+            <w:r>
+              <w:rPr>
+                <w:sz w:val="18"/>
+              </w:rPr>
+              <w:t xml:space="preserve">§14 largest box = N/9</w:t>
             </w:r>
           </w:p>
         </w:tc>
@@ -57192,7 +57589,7 @@
                 <w:rStyle w:val="VerbatimChar"/>
                 <w:sz w:val="18"/>
               </w:rPr>
-              <w:t xml:space="preserve">GPH_POWER</w:t>
+              <w:t xml:space="preserve">DFA_N_BOXES</w:t>
             </w:r>
           </w:p>
         </w:tc>
@@ -57208,22 +57605,22 @@
                 <w:rStyle w:val="VerbatimChar"/>
                 <w:sz w:val="18"/>
               </w:rPr>
-              <w:t xml:space="preserve">0.5</w:t>
-            </w:r>
-          </w:p>
-        </w:tc>
-        <w:tc>
-          <w:tcPr/>
-          <w:p>
-            <w:pPr>
-              <w:pStyle w:val="Compact"/>
-              <w:jc w:val="left"/>
-            </w:pPr>
-            <w:r>
-              <w:rPr>
-                <w:sz w:val="18"/>
-              </w:rPr>
-              <w:t xml:space="preserve">§14 GPH bandwidth m = N^0.5</w:t>
+              <w:t xml:space="preserve">20</w:t>
+            </w:r>
+          </w:p>
+        </w:tc>
+        <w:tc>
+          <w:tcPr/>
+          <w:p>
+            <w:pPr>
+              <w:pStyle w:val="Compact"/>
+              <w:jc w:val="left"/>
+            </w:pPr>
+            <w:r>
+              <w:rPr>
+                <w:sz w:val="18"/>
+              </w:rPr>
+              <w:t xml:space="preserve">§14 box sizes, log-spaced</w:t>
             </w:r>
           </w:p>
         </w:tc>
@@ -57244,7 +57641,7 @@
                 <w:rStyle w:val="VerbatimChar"/>
                 <w:sz w:val="18"/>
               </w:rPr>
-              <w:t xml:space="preserve">ENT_M</w:t>
+              <w:t xml:space="preserve">DFA_N_SURROGATE</w:t>
             </w:r>
           </w:p>
         </w:tc>
@@ -57260,22 +57657,22 @@
                 <w:rStyle w:val="VerbatimChar"/>
                 <w:sz w:val="18"/>
               </w:rPr>
-              <w:t xml:space="preserve">2</w:t>
-            </w:r>
-          </w:p>
-        </w:tc>
-        <w:tc>
-          <w:tcPr/>
-          <w:p>
-            <w:pPr>
-              <w:pStyle w:val="Compact"/>
-              <w:jc w:val="left"/>
-            </w:pPr>
-            <w:r>
-              <w:rPr>
-                <w:sz w:val="18"/>
-              </w:rPr>
-              <w:t xml:space="preserve">§15 template length</w:t>
+              <w:t xml:space="preserve">20</w:t>
+            </w:r>
+          </w:p>
+        </w:tc>
+        <w:tc>
+          <w:tcPr/>
+          <w:p>
+            <w:pPr>
+              <w:pStyle w:val="Compact"/>
+              <w:jc w:val="left"/>
+            </w:pPr>
+            <w:r>
+              <w:rPr>
+                <w:sz w:val="18"/>
+              </w:rPr>
+              <w:t xml:space="preserve">§14 shuffled copies (must give alpha ~0.5)</w:t>
             </w:r>
           </w:p>
         </w:tc>
@@ -57296,7 +57693,7 @@
                 <w:rStyle w:val="VerbatimChar"/>
                 <w:sz w:val="18"/>
               </w:rPr>
-              <w:t xml:space="preserve">ENT_R</w:t>
+              <w:t xml:space="preserve">GPH_POWER</w:t>
             </w:r>
           </w:p>
         </w:tc>
@@ -57312,22 +57709,22 @@
                 <w:rStyle w:val="VerbatimChar"/>
                 <w:sz w:val="18"/>
               </w:rPr>
-              <w:t xml:space="preserve">0.2</w:t>
-            </w:r>
-          </w:p>
-        </w:tc>
-        <w:tc>
-          <w:tcPr/>
-          <w:p>
-            <w:pPr>
-              <w:pStyle w:val="Compact"/>
-              <w:jc w:val="left"/>
-            </w:pPr>
-            <w:r>
-              <w:rPr>
-                <w:sz w:val="18"/>
-              </w:rPr>
-              <w:t xml:space="preserve">§15 tolerance, x SD</w:t>
+              <w:t xml:space="preserve">0.5</w:t>
+            </w:r>
+          </w:p>
+        </w:tc>
+        <w:tc>
+          <w:tcPr/>
+          <w:p>
+            <w:pPr>
+              <w:pStyle w:val="Compact"/>
+              <w:jc w:val="left"/>
+            </w:pPr>
+            <w:r>
+              <w:rPr>
+                <w:sz w:val="18"/>
+              </w:rPr>
+              <w:t xml:space="preserve">§14 GPH bandwidth m = N^0.5</w:t>
             </w:r>
           </w:p>
         </w:tc>
@@ -57348,7 +57745,7 @@
                 <w:rStyle w:val="VerbatimChar"/>
                 <w:sz w:val="18"/>
               </w:rPr>
-              <w:t xml:space="preserve">ENT_R_SWEEP</w:t>
+              <w:t xml:space="preserve">ENT_M</w:t>
             </w:r>
           </w:p>
         </w:tc>
@@ -57364,22 +57761,22 @@
                 <w:rStyle w:val="VerbatimChar"/>
                 <w:sz w:val="18"/>
               </w:rPr>
-              <w:t xml:space="preserve">(0.10, 0.15, 0.20, 0.25, 0.30)</w:t>
-            </w:r>
-          </w:p>
-        </w:tc>
-        <w:tc>
-          <w:tcPr/>
-          <w:p>
-            <w:pPr>
-              <w:pStyle w:val="Compact"/>
-              <w:jc w:val="left"/>
-            </w:pPr>
-            <w:r>
-              <w:rPr>
-                <w:sz w:val="18"/>
-              </w:rPr>
-              <w:t xml:space="preserve">tolerances also reported, to show the dependence on r (§15.1)</w:t>
+              <w:t xml:space="preserve">2</w:t>
+            </w:r>
+          </w:p>
+        </w:tc>
+        <w:tc>
+          <w:tcPr/>
+          <w:p>
+            <w:pPr>
+              <w:pStyle w:val="Compact"/>
+              <w:jc w:val="left"/>
+            </w:pPr>
+            <w:r>
+              <w:rPr>
+                <w:sz w:val="18"/>
+              </w:rPr>
+              <w:t xml:space="preserve">§15 template length</w:t>
             </w:r>
           </w:p>
         </w:tc>
@@ -57400,7 +57797,7 @@
                 <w:rStyle w:val="VerbatimChar"/>
                 <w:sz w:val="18"/>
               </w:rPr>
-              <w:t xml:space="preserve">MSE_SCALES</w:t>
+              <w:t xml:space="preserve">ENT_R</w:t>
             </w:r>
           </w:p>
         </w:tc>
@@ -57416,22 +57813,22 @@
                 <w:rStyle w:val="VerbatimChar"/>
                 <w:sz w:val="18"/>
               </w:rPr>
-              <w:t xml:space="preserve">30</w:t>
-            </w:r>
-          </w:p>
-        </w:tc>
-        <w:tc>
-          <w:tcPr/>
-          <w:p>
-            <w:pPr>
-              <w:pStyle w:val="Compact"/>
-              <w:jc w:val="left"/>
-            </w:pPr>
-            <w:r>
-              <w:rPr>
-                <w:sz w:val="18"/>
-              </w:rPr>
-              <w:t xml:space="preserve">§15 coarse-graining scales (0.3 s)</w:t>
+              <w:t xml:space="preserve">0.2</w:t>
+            </w:r>
+          </w:p>
+        </w:tc>
+        <w:tc>
+          <w:tcPr/>
+          <w:p>
+            <w:pPr>
+              <w:pStyle w:val="Compact"/>
+              <w:jc w:val="left"/>
+            </w:pPr>
+            <w:r>
+              <w:rPr>
+                <w:sz w:val="18"/>
+              </w:rPr>
+              <w:t xml:space="preserve">§15 tolerance, x SD</w:t>
             </w:r>
           </w:p>
         </w:tc>
@@ -57452,7 +57849,7 @@
                 <w:rStyle w:val="VerbatimChar"/>
                 <w:sz w:val="18"/>
               </w:rPr>
-              <w:t xml:space="preserve">MSE_MAX_S</w:t>
+              <w:t xml:space="preserve">ENT_R_SWEEP</w:t>
             </w:r>
           </w:p>
         </w:tc>
@@ -57468,22 +57865,22 @@
                 <w:rStyle w:val="VerbatimChar"/>
                 <w:sz w:val="18"/>
               </w:rPr>
-              <w:t xml:space="preserve">300.0</w:t>
-            </w:r>
-          </w:p>
-        </w:tc>
-        <w:tc>
-          <w:tcPr/>
-          <w:p>
-            <w:pPr>
-              <w:pStyle w:val="Compact"/>
-              <w:jc w:val="left"/>
-            </w:pPr>
-            <w:r>
-              <w:rPr>
-                <w:sz w:val="18"/>
-              </w:rPr>
-              <w:t xml:space="preserve">§15 seconds of trunk signal for MSE</w:t>
+              <w:t xml:space="preserve">(0.10, 0.15, 0.20, 0.25, 0.30)</w:t>
+            </w:r>
+          </w:p>
+        </w:tc>
+        <w:tc>
+          <w:tcPr/>
+          <w:p>
+            <w:pPr>
+              <w:pStyle w:val="Compact"/>
+              <w:jc w:val="left"/>
+            </w:pPr>
+            <w:r>
+              <w:rPr>
+                <w:sz w:val="18"/>
+              </w:rPr>
+              <w:t xml:space="preserve">tolerances also reported, to show the dependence on r (§15.1)</w:t>
             </w:r>
           </w:p>
         </w:tc>
@@ -57504,7 +57901,7 @@
                 <w:rStyle w:val="VerbatimChar"/>
                 <w:sz w:val="18"/>
               </w:rPr>
-              <w:t xml:space="preserve">TRUNK_LOWPASS_HZ</w:t>
+              <w:t xml:space="preserve">MSE_SCALES</w:t>
             </w:r>
           </w:p>
         </w:tc>
@@ -57520,22 +57917,22 @@
                 <w:rStyle w:val="VerbatimChar"/>
                 <w:sz w:val="18"/>
               </w:rPr>
-              <w:t xml:space="preserve">20.0</w:t>
-            </w:r>
-          </w:p>
-        </w:tc>
-        <w:tc>
-          <w:tcPr/>
-          <w:p>
-            <w:pPr>
-              <w:pStyle w:val="Compact"/>
-              <w:jc w:val="left"/>
-            </w:pPr>
-            <w:r>
-              <w:rPr>
-                <w:sz w:val="18"/>
-              </w:rPr>
-              <w:t xml:space="preserve">§16</w:t>
+              <w:t xml:space="preserve">30</w:t>
+            </w:r>
+          </w:p>
+        </w:tc>
+        <w:tc>
+          <w:tcPr/>
+          <w:p>
+            <w:pPr>
+              <w:pStyle w:val="Compact"/>
+              <w:jc w:val="left"/>
+            </w:pPr>
+            <w:r>
+              <w:rPr>
+                <w:sz w:val="18"/>
+              </w:rPr>
+              <w:t xml:space="preserve">§15 coarse-graining scales (0.3 s)</w:t>
             </w:r>
           </w:p>
         </w:tc>
@@ -57556,7 +57953,7 @@
                 <w:rStyle w:val="VerbatimChar"/>
                 <w:sz w:val="18"/>
               </w:rPr>
-              <w:t xml:space="preserve">TRUNK_DERIV_WINDOW</w:t>
+              <w:t xml:space="preserve">MSE_MAX_S</w:t>
             </w:r>
           </w:p>
         </w:tc>
@@ -57572,22 +57969,22 @@
                 <w:rStyle w:val="VerbatimChar"/>
                 <w:sz w:val="18"/>
               </w:rPr>
-              <w:t xml:space="preserve">5</w:t>
-            </w:r>
-          </w:p>
-        </w:tc>
-        <w:tc>
-          <w:tcPr/>
-          <w:p>
-            <w:pPr>
-              <w:pStyle w:val="Compact"/>
-              <w:jc w:val="left"/>
-            </w:pPr>
-            <w:r>
-              <w:rPr>
-                <w:sz w:val="18"/>
-              </w:rPr>
-              <w:t xml:space="preserve">§16 Savitzky-Golay: accurate to 18 Hz</w:t>
+              <w:t xml:space="preserve">300.0</w:t>
+            </w:r>
+          </w:p>
+        </w:tc>
+        <w:tc>
+          <w:tcPr/>
+          <w:p>
+            <w:pPr>
+              <w:pStyle w:val="Compact"/>
+              <w:jc w:val="left"/>
+            </w:pPr>
+            <w:r>
+              <w:rPr>
+                <w:sz w:val="18"/>
+              </w:rPr>
+              <w:t xml:space="preserve">§15 seconds of trunk signal for MSE</w:t>
             </w:r>
           </w:p>
         </w:tc>
@@ -57608,7 +58005,7 @@
                 <w:rStyle w:val="VerbatimChar"/>
                 <w:sz w:val="18"/>
               </w:rPr>
-              <w:t xml:space="preserve">HR_HARMONICS</w:t>
+              <w:t xml:space="preserve">TRUNK_LOWPASS_HZ</w:t>
             </w:r>
           </w:p>
         </w:tc>
@@ -57624,22 +58021,22 @@
                 <w:rStyle w:val="VerbatimChar"/>
                 <w:sz w:val="18"/>
               </w:rPr>
-              <w:t xml:space="preserve">20</w:t>
-            </w:r>
-          </w:p>
-        </w:tc>
-        <w:tc>
-          <w:tcPr/>
-          <w:p>
-            <w:pPr>
-              <w:pStyle w:val="Compact"/>
-              <w:jc w:val="left"/>
-            </w:pPr>
-            <w:r>
-              <w:rPr>
-                <w:sz w:val="18"/>
-              </w:rPr>
-              <w:t xml:space="preserve">§16.1</w:t>
+              <w:t xml:space="preserve">20.0</w:t>
+            </w:r>
+          </w:p>
+        </w:tc>
+        <w:tc>
+          <w:tcPr/>
+          <w:p>
+            <w:pPr>
+              <w:pStyle w:val="Compact"/>
+              <w:jc w:val="left"/>
+            </w:pPr>
+            <w:r>
+              <w:rPr>
+                <w:sz w:val="18"/>
+              </w:rPr>
+              <w:t xml:space="preserve">§16</w:t>
             </w:r>
           </w:p>
         </w:tc>
@@ -57660,7 +58057,7 @@
                 <w:rStyle w:val="VerbatimChar"/>
                 <w:sz w:val="18"/>
               </w:rPr>
-              <w:t xml:space="preserve">HR_MIN_SAMPLES</w:t>
+              <w:t xml:space="preserve">TRUNK_DERIV_WINDOW</w:t>
             </w:r>
           </w:p>
         </w:tc>
@@ -57676,22 +58073,22 @@
                 <w:rStyle w:val="VerbatimChar"/>
                 <w:sz w:val="18"/>
               </w:rPr>
-              <w:t xml:space="preserve">40</w:t>
-            </w:r>
-          </w:p>
-        </w:tc>
-        <w:tc>
-          <w:tcPr/>
-          <w:p>
-            <w:pPr>
-              <w:pStyle w:val="Compact"/>
-              <w:jc w:val="left"/>
-            </w:pPr>
-            <w:r>
-              <w:rPr>
-                <w:sz w:val="18"/>
-              </w:rPr>
-              <w:t xml:space="preserve">§16.1 a stride must hold 20 harmonics</w:t>
+              <w:t xml:space="preserve">5</w:t>
+            </w:r>
+          </w:p>
+        </w:tc>
+        <w:tc>
+          <w:tcPr/>
+          <w:p>
+            <w:pPr>
+              <w:pStyle w:val="Compact"/>
+              <w:jc w:val="left"/>
+            </w:pPr>
+            <w:r>
+              <w:rPr>
+                <w:sz w:val="18"/>
+              </w:rPr>
+              <w:t xml:space="preserve">§16 Savitzky-Golay: accurate to 18 Hz</w:t>
             </w:r>
           </w:p>
         </w:tc>
@@ -57712,7 +58109,7 @@
                 <w:rStyle w:val="VerbatimChar"/>
                 <w:sz w:val="18"/>
               </w:rPr>
-              <w:t xml:space="preserve">REGULARITY_SEARCH</w:t>
+              <w:t xml:space="preserve">HR_HARMONICS</w:t>
             </w:r>
           </w:p>
         </w:tc>
@@ -57728,22 +58125,22 @@
                 <w:rStyle w:val="VerbatimChar"/>
                 <w:sz w:val="18"/>
               </w:rPr>
-              <w:t xml:space="preserve">0.25</w:t>
-            </w:r>
-          </w:p>
-        </w:tc>
-        <w:tc>
-          <w:tcPr/>
-          <w:p>
-            <w:pPr>
-              <w:pStyle w:val="Compact"/>
-              <w:jc w:val="left"/>
-            </w:pPr>
-            <w:r>
-              <w:rPr>
-                <w:sz w:val="18"/>
-              </w:rPr>
-              <w:t xml:space="preserve">§16.2 peak searched +-25% around expected lag</w:t>
+              <w:t xml:space="preserve">20</w:t>
+            </w:r>
+          </w:p>
+        </w:tc>
+        <w:tc>
+          <w:tcPr/>
+          <w:p>
+            <w:pPr>
+              <w:pStyle w:val="Compact"/>
+              <w:jc w:val="left"/>
+            </w:pPr>
+            <w:r>
+              <w:rPr>
+                <w:sz w:val="18"/>
+              </w:rPr>
+              <w:t xml:space="preserve">§16.1</w:t>
             </w:r>
           </w:p>
         </w:tc>
@@ -57764,7 +58161,7 @@
                 <w:rStyle w:val="VerbatimChar"/>
                 <w:sz w:val="18"/>
               </w:rPr>
-              <w:t xml:space="preserve">LDS_N_STRIDES</w:t>
+              <w:t xml:space="preserve">HR_MIN_SAMPLES</w:t>
             </w:r>
           </w:p>
         </w:tc>
@@ -57780,22 +58177,22 @@
                 <w:rStyle w:val="VerbatimChar"/>
                 <w:sz w:val="18"/>
               </w:rPr>
-              <w:t xml:space="preserve">150</w:t>
-            </w:r>
-          </w:p>
-        </w:tc>
-        <w:tc>
-          <w:tcPr/>
-          <w:p>
-            <w:pPr>
-              <w:pStyle w:val="Compact"/>
-              <w:jc w:val="left"/>
-            </w:pPr>
-            <w:r>
-              <w:rPr>
-                <w:sz w:val="18"/>
-              </w:rPr>
-              <w:t xml:space="preserve">§18 strides per window</w:t>
+              <w:t xml:space="preserve">40</w:t>
+            </w:r>
+          </w:p>
+        </w:tc>
+        <w:tc>
+          <w:tcPr/>
+          <w:p>
+            <w:pPr>
+              <w:pStyle w:val="Compact"/>
+              <w:jc w:val="left"/>
+            </w:pPr>
+            <w:r>
+              <w:rPr>
+                <w:sz w:val="18"/>
+              </w:rPr>
+              <w:t xml:space="preserve">§16.1 a stride must hold 20 harmonics</w:t>
             </w:r>
           </w:p>
         </w:tc>
@@ -57816,7 +58213,7 @@
                 <w:rStyle w:val="VerbatimChar"/>
                 <w:sz w:val="18"/>
               </w:rPr>
-              <w:t xml:space="preserve">LDS_SAMPLES_PER_STRIDE</w:t>
+              <w:t xml:space="preserve">REGULARITY_SEARCH</w:t>
             </w:r>
           </w:p>
         </w:tc>
@@ -57832,22 +58229,22 @@
                 <w:rStyle w:val="VerbatimChar"/>
                 <w:sz w:val="18"/>
               </w:rPr>
-              <w:t xml:space="preserve">100</w:t>
-            </w:r>
-          </w:p>
-        </w:tc>
-        <w:tc>
-          <w:tcPr/>
-          <w:p>
-            <w:pPr>
-              <w:pStyle w:val="Compact"/>
-              <w:jc w:val="left"/>
-            </w:pPr>
-            <w:r>
-              <w:rPr>
-                <w:sz w:val="18"/>
-              </w:rPr>
-              <w:t xml:space="preserve">§18 time normalisation</w:t>
+              <w:t xml:space="preserve">0.25</w:t>
+            </w:r>
+          </w:p>
+        </w:tc>
+        <w:tc>
+          <w:tcPr/>
+          <w:p>
+            <w:pPr>
+              <w:pStyle w:val="Compact"/>
+              <w:jc w:val="left"/>
+            </w:pPr>
+            <w:r>
+              <w:rPr>
+                <w:sz w:val="18"/>
+              </w:rPr>
+              <w:t xml:space="preserve">§16.2 peak searched +-25% around expected lag</w:t>
             </w:r>
           </w:p>
         </w:tc>
@@ -57868,7 +58265,7 @@
                 <w:rStyle w:val="VerbatimChar"/>
                 <w:sz w:val="18"/>
               </w:rPr>
-              <w:t xml:space="preserve">LDS_TAU</w:t>
+              <w:t xml:space="preserve">LDS_N_STRIDES</w:t>
             </w:r>
           </w:p>
         </w:tc>
@@ -57884,22 +58281,22 @@
                 <w:rStyle w:val="VerbatimChar"/>
                 <w:sz w:val="18"/>
               </w:rPr>
-              <w:t xml:space="preserve">10</w:t>
-            </w:r>
-          </w:p>
-        </w:tc>
-        <w:tc>
-          <w:tcPr/>
-          <w:p>
-            <w:pPr>
-              <w:pStyle w:val="Compact"/>
-              <w:jc w:val="left"/>
-            </w:pPr>
-            <w:r>
-              <w:rPr>
-                <w:sz w:val="18"/>
-              </w:rPr>
-              <w:t xml:space="preserve">§18 delay (normalised samples)</w:t>
+              <w:t xml:space="preserve">150</w:t>
+            </w:r>
+          </w:p>
+        </w:tc>
+        <w:tc>
+          <w:tcPr/>
+          <w:p>
+            <w:pPr>
+              <w:pStyle w:val="Compact"/>
+              <w:jc w:val="left"/>
+            </w:pPr>
+            <w:r>
+              <w:rPr>
+                <w:sz w:val="18"/>
+              </w:rPr>
+              <w:t xml:space="preserve">§18 strides per window</w:t>
             </w:r>
           </w:p>
         </w:tc>
@@ -57920,7 +58317,7 @@
                 <w:rStyle w:val="VerbatimChar"/>
                 <w:sz w:val="18"/>
               </w:rPr>
-              <w:t xml:space="preserve">LDS_DE</w:t>
+              <w:t xml:space="preserve">LDS_SAMPLES_PER_STRIDE</w:t>
             </w:r>
           </w:p>
         </w:tc>
@@ -57936,22 +58333,22 @@
                 <w:rStyle w:val="VerbatimChar"/>
                 <w:sz w:val="18"/>
               </w:rPr>
-              <w:t xml:space="preserve">5</w:t>
-            </w:r>
-          </w:p>
-        </w:tc>
-        <w:tc>
-          <w:tcPr/>
-          <w:p>
-            <w:pPr>
-              <w:pStyle w:val="Compact"/>
-              <w:jc w:val="left"/>
-            </w:pPr>
-            <w:r>
-              <w:rPr>
-                <w:sz w:val="18"/>
-              </w:rPr>
-              <w:t xml:space="preserve">§18 embedding dimension</w:t>
+              <w:t xml:space="preserve">100</w:t>
+            </w:r>
+          </w:p>
+        </w:tc>
+        <w:tc>
+          <w:tcPr/>
+          <w:p>
+            <w:pPr>
+              <w:pStyle w:val="Compact"/>
+              <w:jc w:val="left"/>
+            </w:pPr>
+            <w:r>
+              <w:rPr>
+                <w:sz w:val="18"/>
+              </w:rPr>
+              <w:t xml:space="preserve">§18 time normalisation</w:t>
             </w:r>
           </w:p>
         </w:tc>
@@ -57972,7 +58369,7 @@
                 <w:rStyle w:val="VerbatimChar"/>
                 <w:sz w:val="18"/>
               </w:rPr>
-              <w:t xml:space="preserve">LDS_WS</w:t>
+              <w:t xml:space="preserve">LDS_TAU</w:t>
             </w:r>
           </w:p>
         </w:tc>
@@ -58003,7 +58400,7 @@
               <w:rPr>
                 <w:sz w:val="18"/>
               </w:rPr>
-              <w:t xml:space="preserve">§18 strides the divergence is followed</w:t>
+              <w:t xml:space="preserve">§18 delay (normalised samples)</w:t>
             </w:r>
           </w:p>
         </w:tc>
@@ -58024,7 +58421,7 @@
                 <w:rStyle w:val="VerbatimChar"/>
                 <w:sz w:val="18"/>
               </w:rPr>
-              <w:t xml:space="preserve">LDS_FIT</w:t>
+              <w:t xml:space="preserve">LDS_DE</w:t>
             </w:r>
           </w:p>
         </w:tc>
@@ -58040,22 +58437,22 @@
                 <w:rStyle w:val="VerbatimChar"/>
                 <w:sz w:val="18"/>
               </w:rPr>
-              <w:t xml:space="preserve">{"S": (0.0, 0.5), "L": (4.0, 10.0)}</w:t>
-            </w:r>
-          </w:p>
-        </w:tc>
-        <w:tc>
-          <w:tcPr/>
-          <w:p>
-            <w:pPr>
-              <w:pStyle w:val="Compact"/>
-              <w:jc w:val="left"/>
-            </w:pPr>
-            <w:r>
-              <w:rPr>
-                <w:sz w:val="18"/>
-              </w:rPr>
-              <w:t xml:space="preserve">§18 fit windows, strides</w:t>
+              <w:t xml:space="preserve">5</w:t>
+            </w:r>
+          </w:p>
+        </w:tc>
+        <w:tc>
+          <w:tcPr/>
+          <w:p>
+            <w:pPr>
+              <w:pStyle w:val="Compact"/>
+              <w:jc w:val="left"/>
+            </w:pPr>
+            <w:r>
+              <w:rPr>
+                <w:sz w:val="18"/>
+              </w:rPr>
+              <w:t xml:space="preserve">§18 embedding dimension</w:t>
             </w:r>
           </w:p>
         </w:tc>
@@ -58076,7 +58473,7 @@
                 <w:rStyle w:val="VerbatimChar"/>
                 <w:sz w:val="18"/>
               </w:rPr>
-              <w:t xml:space="preserve">LDS_MAX_WINDOWS</w:t>
+              <w:t xml:space="preserve">LDS_WS</w:t>
             </w:r>
           </w:p>
         </w:tc>
@@ -58092,22 +58489,22 @@
                 <w:rStyle w:val="VerbatimChar"/>
                 <w:sz w:val="18"/>
               </w:rPr>
-              <w:t xml:space="preserve">4</w:t>
-            </w:r>
-          </w:p>
-        </w:tc>
-        <w:tc>
-          <w:tcPr/>
-          <w:p>
-            <w:pPr>
-              <w:pStyle w:val="Compact"/>
-              <w:jc w:val="left"/>
-            </w:pPr>
-            <w:r>
-              <w:rPr>
-                <w:sz w:val="18"/>
-              </w:rPr>
-              <w:t xml:space="preserve">§18 windows per trial</w:t>
+              <w:t xml:space="preserve">10</w:t>
+            </w:r>
+          </w:p>
+        </w:tc>
+        <w:tc>
+          <w:tcPr/>
+          <w:p>
+            <w:pPr>
+              <w:pStyle w:val="Compact"/>
+              <w:jc w:val="left"/>
+            </w:pPr>
+            <w:r>
+              <w:rPr>
+                <w:sz w:val="18"/>
+              </w:rPr>
+              <w:t xml:space="preserve">§18 strides the divergence is followed</w:t>
             </w:r>
           </w:p>
         </w:tc>
@@ -58128,7 +58525,7 @@
                 <w:rStyle w:val="VerbatimChar"/>
                 <w:sz w:val="18"/>
               </w:rPr>
-              <w:t xml:space="preserve">LDS_N_BOOT</w:t>
+              <w:t xml:space="preserve">LDS_FIT</w:t>
             </w:r>
           </w:p>
         </w:tc>
@@ -58144,22 +58541,22 @@
                 <w:rStyle w:val="VerbatimChar"/>
                 <w:sz w:val="18"/>
               </w:rPr>
-              <w:t xml:space="preserve">500</w:t>
-            </w:r>
-          </w:p>
-        </w:tc>
-        <w:tc>
-          <w:tcPr/>
-          <w:p>
-            <w:pPr>
-              <w:pStyle w:val="Compact"/>
-              <w:jc w:val="left"/>
-            </w:pPr>
-            <w:r>
-              <w:rPr>
-                <w:sz w:val="18"/>
-              </w:rPr>
-              <w:t xml:space="preserve">§18 stride-bootstrap resamples</w:t>
+              <w:t xml:space="preserve">{"S": (0.0, 0.5), "L": (4.0, 10.0)}</w:t>
+            </w:r>
+          </w:p>
+        </w:tc>
+        <w:tc>
+          <w:tcPr/>
+          <w:p>
+            <w:pPr>
+              <w:pStyle w:val="Compact"/>
+              <w:jc w:val="left"/>
+            </w:pPr>
+            <w:r>
+              <w:rPr>
+                <w:sz w:val="18"/>
+              </w:rPr>
+              <w:t xml:space="preserve">§18 fit windows, strides</w:t>
             </w:r>
           </w:p>
         </w:tc>
@@ -58180,7 +58577,7 @@
                 <w:rStyle w:val="VerbatimChar"/>
                 <w:sz w:val="18"/>
               </w:rPr>
-              <w:t xml:space="preserve">LDS_PRIMARY</w:t>
+              <w:t xml:space="preserve">LDS_MAX_WINDOWS</w:t>
             </w:r>
           </w:p>
         </w:tc>
@@ -58196,22 +58593,22 @@
                 <w:rStyle w:val="VerbatimChar"/>
                 <w:sz w:val="18"/>
               </w:rPr>
-              <w:t xml:space="preserve">"trunkVel_AP"</w:t>
-            </w:r>
-          </w:p>
-        </w:tc>
-        <w:tc>
-          <w:tcPr/>
-          <w:p>
-            <w:pPr>
-              <w:pStyle w:val="Compact"/>
-              <w:jc w:val="left"/>
-            </w:pPr>
-            <w:r>
-              <w:rPr>
-                <w:sz w:val="18"/>
-              </w:rPr>
-              <w:t xml:space="preserve">§18 state spaces: name -&gt; ([(signal, axis)], dE, scaling). Axis 0/1/2 = ML/AP/vertical in the walker’s frame. dE None = no delay embedding.</w:t>
+              <w:t xml:space="preserve">4</w:t>
+            </w:r>
+          </w:p>
+        </w:tc>
+        <w:tc>
+          <w:tcPr/>
+          <w:p>
+            <w:pPr>
+              <w:pStyle w:val="Compact"/>
+              <w:jc w:val="left"/>
+            </w:pPr>
+            <w:r>
+              <w:rPr>
+                <w:sz w:val="18"/>
+              </w:rPr>
+              <w:t xml:space="preserve">§18 windows per trial</w:t>
             </w:r>
           </w:p>
         </w:tc>
@@ -58232,7 +58629,7 @@
                 <w:rStyle w:val="VerbatimChar"/>
                 <w:sz w:val="18"/>
               </w:rPr>
-              <w:t xml:space="preserve">RUN_LDS</w:t>
+              <w:t xml:space="preserve">LDS_N_BOOT</w:t>
             </w:r>
           </w:p>
         </w:tc>
@@ -58248,22 +58645,22 @@
                 <w:rStyle w:val="VerbatimChar"/>
                 <w:sz w:val="18"/>
               </w:rPr>
-              <w:t xml:space="preserve">True</w:t>
-            </w:r>
-          </w:p>
-        </w:tc>
-        <w:tc>
-          <w:tcPr/>
-          <w:p>
-            <w:pPr>
-              <w:pStyle w:val="Compact"/>
-              <w:jc w:val="left"/>
-            </w:pPr>
-            <w:r>
-              <w:rPr>
-                <w:sz w:val="18"/>
-              </w:rPr>
-              <w:t xml:space="preserve">compute §18 (the slowest step)</w:t>
+              <w:t xml:space="preserve">500</w:t>
+            </w:r>
+          </w:p>
+        </w:tc>
+        <w:tc>
+          <w:tcPr/>
+          <w:p>
+            <w:pPr>
+              <w:pStyle w:val="Compact"/>
+              <w:jc w:val="left"/>
+            </w:pPr>
+            <w:r>
+              <w:rPr>
+                <w:sz w:val="18"/>
+              </w:rPr>
+              <w:t xml:space="preserve">§18 stride-bootstrap resamples</w:t>
             </w:r>
           </w:p>
         </w:tc>
@@ -58284,7 +58681,7 @@
                 <w:rStyle w:val="VerbatimChar"/>
                 <w:sz w:val="18"/>
               </w:rPr>
-              <w:t xml:space="preserve">MAKE_FIGURES</w:t>
+              <w:t xml:space="preserve">LDS_PRIMARY</w:t>
             </w:r>
           </w:p>
         </w:tc>
@@ -58300,22 +58697,22 @@
                 <w:rStyle w:val="VerbatimChar"/>
                 <w:sz w:val="18"/>
               </w:rPr>
-              <w:t xml:space="preserve">True</w:t>
-            </w:r>
-          </w:p>
-        </w:tc>
-        <w:tc>
-          <w:tcPr/>
-          <w:p>
-            <w:pPr>
-              <w:pStyle w:val="Compact"/>
-              <w:jc w:val="left"/>
-            </w:pPr>
-            <w:r>
-              <w:rPr>
-                <w:sz w:val="18"/>
-              </w:rPr>
-              <w:t xml:space="preserve">write the per-trial figures (§19.3)</w:t>
+              <w:t xml:space="preserve">"trunkVel_AP"</w:t>
+            </w:r>
+          </w:p>
+        </w:tc>
+        <w:tc>
+          <w:tcPr/>
+          <w:p>
+            <w:pPr>
+              <w:pStyle w:val="Compact"/>
+              <w:jc w:val="left"/>
+            </w:pPr>
+            <w:r>
+              <w:rPr>
+                <w:sz w:val="18"/>
+              </w:rPr>
+              <w:t xml:space="preserve">§18 state spaces: name -&gt; ([(signal, axis)], dE, scaling). Axis 0/1/2 = ML/AP/vertical in the walker’s frame. dE None = no delay embedding.</w:t>
             </w:r>
           </w:p>
         </w:tc>
@@ -58336,6 +58733,110 @@
                 <w:rStyle w:val="VerbatimChar"/>
                 <w:sz w:val="18"/>
               </w:rPr>
+              <w:t xml:space="preserve">RUN_LDS</w:t>
+            </w:r>
+          </w:p>
+        </w:tc>
+        <w:tc>
+          <w:tcPr/>
+          <w:p>
+            <w:pPr>
+              <w:pStyle w:val="Compact"/>
+              <w:jc w:val="left"/>
+            </w:pPr>
+            <w:r>
+              <w:rPr>
+                <w:rStyle w:val="VerbatimChar"/>
+                <w:sz w:val="18"/>
+              </w:rPr>
+              <w:t xml:space="preserve">True</w:t>
+            </w:r>
+          </w:p>
+        </w:tc>
+        <w:tc>
+          <w:tcPr/>
+          <w:p>
+            <w:pPr>
+              <w:pStyle w:val="Compact"/>
+              <w:jc w:val="left"/>
+            </w:pPr>
+            <w:r>
+              <w:rPr>
+                <w:sz w:val="18"/>
+              </w:rPr>
+              <w:t xml:space="preserve">compute §18 (the slowest step)</w:t>
+            </w:r>
+          </w:p>
+        </w:tc>
+      </w:tr>
+      <w:tr>
+        <w:trPr>
+          <w:cantSplit/>
+        </w:trPr>
+        <w:tc>
+          <w:tcPr/>
+          <w:p>
+            <w:pPr>
+              <w:pStyle w:val="Compact"/>
+              <w:jc w:val="left"/>
+            </w:pPr>
+            <w:r>
+              <w:rPr>
+                <w:rStyle w:val="VerbatimChar"/>
+                <w:sz w:val="18"/>
+              </w:rPr>
+              <w:t xml:space="preserve">MAKE_FIGURES</w:t>
+            </w:r>
+          </w:p>
+        </w:tc>
+        <w:tc>
+          <w:tcPr/>
+          <w:p>
+            <w:pPr>
+              <w:pStyle w:val="Compact"/>
+              <w:jc w:val="left"/>
+            </w:pPr>
+            <w:r>
+              <w:rPr>
+                <w:rStyle w:val="VerbatimChar"/>
+                <w:sz w:val="18"/>
+              </w:rPr>
+              <w:t xml:space="preserve">True</w:t>
+            </w:r>
+          </w:p>
+        </w:tc>
+        <w:tc>
+          <w:tcPr/>
+          <w:p>
+            <w:pPr>
+              <w:pStyle w:val="Compact"/>
+              <w:jc w:val="left"/>
+            </w:pPr>
+            <w:r>
+              <w:rPr>
+                <w:sz w:val="18"/>
+              </w:rPr>
+              <w:t xml:space="preserve">write the per-trial figures (§19.3)</w:t>
+            </w:r>
+          </w:p>
+        </w:tc>
+      </w:tr>
+      <w:tr>
+        <w:trPr>
+          <w:cantSplit/>
+        </w:trPr>
+        <w:tc>
+          <w:tcPr/>
+          <w:p>
+            <w:pPr>
+              <w:pStyle w:val="Compact"/>
+              <w:jc w:val="left"/>
+            </w:pPr>
+            <w:r>
+              <w:rPr>
+                <w:rStyle w:val="VerbatimChar"/>
+                <w:sz w:val="18"/>
+              </w:rPr>
               <w:t xml:space="preserve">MAKE_VIDEO</w:t>
             </w:r>
           </w:p>
@@ -58373,9 +58874,9 @@
         </w:tc>
       </w:tr>
     </w:tbl>
-    <w:bookmarkEnd w:id="178"/>
     <w:bookmarkEnd w:id="179"/>
-    <w:bookmarkStart w:id="180" w:name="Xbf2e70beb2a6e7000798b3c7cb8345da9b93c45"/>
+    <w:bookmarkEnd w:id="180"/>
+    <w:bookmarkStart w:id="181" w:name="Xbf2e70beb2a6e7000798b3c7cb8345da9b93c45"/>
     <w:p>
       <w:pPr>
         <w:pStyle w:val="Heading1"/>
@@ -59004,8 +59505,8 @@
         </w:tc>
       </w:tr>
     </w:tbl>
-    <w:bookmarkEnd w:id="180"/>
-    <w:bookmarkStart w:id="181" w:name="X185407cd19012ab910c14083e17f46e88f3d71e"/>
+    <w:bookmarkEnd w:id="181"/>
+    <w:bookmarkStart w:id="182" w:name="X185407cd19012ab910c14083e17f46e88f3d71e"/>
     <w:p>
       <w:pPr>
         <w:pStyle w:val="Heading1"/>
@@ -59489,6 +59990,25 @@
                 <w:rStyle w:val="VerbatimChar"/>
                 <w:sz w:val="18"/>
               </w:rPr>
+              <w:t xml:space="preserve">level_sole</w:t>
+            </w:r>
+            <w:r>
+              <w:rPr>
+                <w:sz w:val="18"/>
+              </w:rPr>
+              <w:t xml:space="preserve">,</w:t>
+            </w:r>
+            <w:r>
+              <w:rPr>
+                <w:sz w:val="18"/>
+              </w:rPr>
+              <w:t xml:space="preserve"> </w:t>
+            </w:r>
+            <w:r>
+              <w:rPr>
+                <w:rStyle w:val="VerbatimChar"/>
+                <w:sz w:val="18"/>
+              </w:rPr>
               <w:t xml:space="preserve">foot_flat_surface</w:t>
             </w:r>
             <w:r>
@@ -61694,8 +62214,8 @@
         <w:t xml:space="preserve">.</w:t>
       </w:r>
     </w:p>
-    <w:bookmarkEnd w:id="181"/>
-    <w:bookmarkStart w:id="182" w:name="appendix-d.-references"/>
+    <w:bookmarkEnd w:id="182"/>
+    <w:bookmarkStart w:id="183" w:name="appendix-d.-references"/>
     <w:p>
       <w:pPr>
         <w:pStyle w:val="Heading1"/>
@@ -62892,7 +63412,7 @@
         <w:t xml:space="preserve">(treadmill vs overground margins of stability) and its details should be added once checked.</w:t>
       </w:r>
     </w:p>
-    <w:bookmarkEnd w:id="182"/>
+    <w:bookmarkEnd w:id="183"/>
     <w:sectPr>
       <w:footerReference r:id="rId9" w:type="default"/>
       <w:footnotePr>
@@ -63212,6 +63732,91 @@
       <w:rPr>
         <w:rFonts w:ascii="Wingdings" w:hAnsi="Wingdings" w:cs="Wingdings" w:hint="default"/>
       </w:rPr>
+    </w:lvl>
+  </w:abstractNum>
+  <w:abstractNum w:abstractNumId="99410">
+    <w:nsid w:val="00A99410"/>
+    <w:multiLevelType w:val="multilevel"/>
+    <w:lvl w:ilvl="0">
+      <w:start w:val="0"/>
+      <w:numFmt w:val="decimal"/>
+      <w:lvlText w:val="%1."/>
+      <w:lvlJc w:val="left"/>
+      <w:pPr>
+        <w:ind w:left="720" w:hanging="360"/>
+      </w:pPr>
+    </w:lvl>
+    <w:lvl w:ilvl="1">
+      <w:start w:val="0"/>
+      <w:numFmt w:val="decimal"/>
+      <w:lvlText w:val="%2."/>
+      <w:lvlJc w:val="left"/>
+      <w:pPr>
+        <w:ind w:left="1440" w:hanging="360"/>
+      </w:pPr>
+    </w:lvl>
+    <w:lvl w:ilvl="2">
+      <w:start w:val="0"/>
+      <w:numFmt w:val="decimal"/>
+      <w:lvlText w:val="%3."/>
+      <w:lvlJc w:val="left"/>
+      <w:pPr>
+        <w:ind w:left="2160" w:hanging="360"/>
+      </w:pPr>
+    </w:lvl>
+    <w:lvl w:ilvl="3">
+      <w:start w:val="0"/>
+      <w:numFmt w:val="decimal"/>
+      <w:lvlText w:val="%4."/>
+      <w:lvlJc w:val="left"/>
+      <w:pPr>
+        <w:ind w:left="2880" w:hanging="360"/>
+      </w:pPr>
+    </w:lvl>
+    <w:lvl w:ilvl="4">
+      <w:start w:val="0"/>
+      <w:numFmt w:val="decimal"/>
+      <w:lvlText w:val="%5."/>
+      <w:lvlJc w:val="left"/>
+      <w:pPr>
+        <w:ind w:left="3600" w:hanging="360"/>
+      </w:pPr>
+    </w:lvl>
+    <w:lvl w:ilvl="5">
+      <w:start w:val="0"/>
+      <w:numFmt w:val="decimal"/>
+      <w:lvlText w:val="%6."/>
+      <w:lvlJc w:val="left"/>
+      <w:pPr>
+        <w:ind w:left="4320" w:hanging="360"/>
+      </w:pPr>
+    </w:lvl>
+    <w:lvl w:ilvl="6">
+      <w:start w:val="0"/>
+      <w:numFmt w:val="decimal"/>
+      <w:lvlText w:val="%7."/>
+      <w:lvlJc w:val="left"/>
+      <w:pPr>
+        <w:ind w:left="5040" w:hanging="360"/>
+      </w:pPr>
+    </w:lvl>
+    <w:lvl w:ilvl="7">
+      <w:start w:val="0"/>
+      <w:numFmt w:val="decimal"/>
+      <w:lvlText w:val="%8."/>
+      <w:lvlJc w:val="left"/>
+      <w:pPr>
+        <w:ind w:left="5760" w:hanging="360"/>
+      </w:pPr>
+    </w:lvl>
+    <w:lvl w:ilvl="8">
+      <w:start w:val="0"/>
+      <w:numFmt w:val="decimal"/>
+      <w:lvlText w:val="%9."/>
+      <w:lvlJc w:val="left"/>
+      <w:pPr>
+        <w:ind w:left="6480" w:hanging="360"/>
+      </w:pPr>
     </w:lvl>
   </w:abstractNum>
   <w:abstractNum w:abstractNumId="99731">
@@ -63609,33 +64214,33 @@
     </w:lvlOverride>
   </w:num>
   <w:num w:numId="1013">
-    <w:abstractNumId w:val="99411"/>
+    <w:abstractNumId w:val="99410"/>
     <w:lvlOverride w:ilvl="0">
-      <w:startOverride w:val="1"/>
+      <w:startOverride w:val="0"/>
     </w:lvlOverride>
     <w:lvlOverride w:ilvl="1">
-      <w:startOverride w:val="1"/>
+      <w:startOverride w:val="0"/>
     </w:lvlOverride>
     <w:lvlOverride w:ilvl="2">
-      <w:startOverride w:val="1"/>
+      <w:startOverride w:val="0"/>
     </w:lvlOverride>
     <w:lvlOverride w:ilvl="3">
-      <w:startOverride w:val="1"/>
+      <w:startOverride w:val="0"/>
     </w:lvlOverride>
     <w:lvlOverride w:ilvl="4">
-      <w:startOverride w:val="1"/>
+      <w:startOverride w:val="0"/>
     </w:lvlOverride>
     <w:lvlOverride w:ilvl="5">
-      <w:startOverride w:val="1"/>
+      <w:startOverride w:val="0"/>
     </w:lvlOverride>
     <w:lvlOverride w:ilvl="6">
-      <w:startOverride w:val="1"/>
+      <w:startOverride w:val="0"/>
     </w:lvlOverride>
     <w:lvlOverride w:ilvl="7">
-      <w:startOverride w:val="1"/>
+      <w:startOverride w:val="0"/>
     </w:lvlOverride>
     <w:lvlOverride w:ilvl="8">
-      <w:startOverride w:val="1"/>
+      <w:startOverride w:val="0"/>
     </w:lvlOverride>
   </w:num>
   <w:num w:numId="1014">
